--- a/大三上学期/计算与复杂度/历年卷/2024-CS370FZ-January.docx
+++ b/大三上学期/计算与复杂度/历年卷/2024-CS370FZ-January.docx
@@ -1,36 +1,36 @@
 
 <file path=word/document.xml><?xml version="1.0" encoding="utf-8"?>
-<w:document xmlns:mc="http://schemas.openxmlformats.org/markup-compatibility/2006" xmlns:ve="http://schemas.openxmlformats.org/markup-compatibility/2006" xmlns:o="urn:schemas-microsoft-com:office:office" xmlns:r="http://schemas.openxmlformats.org/officeDocument/2006/relationships" xmlns:m="http://schemas.openxmlformats.org/officeDocument/2006/math" xmlns:v="urn:schemas-microsoft-com:vml" xmlns:wp="http://schemas.openxmlformats.org/drawingml/2006/wordprocessingDrawing" xmlns:w10="urn:schemas-microsoft-com:office:word" xmlns:w="http://schemas.openxmlformats.org/wordprocessingml/2006/main" xmlns:wne="http://schemas.microsoft.com/office/word/2006/wordml" xmlns:a="http://schemas.openxmlformats.org/drawingml/2006/main" xmlns:pic="http://schemas.openxmlformats.org/drawingml/2006/picture" xmlns:wpg="http://schemas.microsoft.com/office/word/2010/wordprocessingGroup" xmlns:wps="http://schemas.microsoft.com/office/word/2010/wordprocessingShape" xmlns:w14="http://schemas.microsoft.com/office/word/2010/wordml" mc:Ignorable="w14" xml:space="preserve">
+<w:document xmlns:wpc="http://schemas.microsoft.com/office/word/2010/wordprocessingCanvas" xmlns:mc="http://schemas.openxmlformats.org/markup-compatibility/2006" xmlns:o="urn:schemas-microsoft-com:office:office" xmlns:r="http://schemas.openxmlformats.org/officeDocument/2006/relationships" xmlns:m="http://schemas.openxmlformats.org/officeDocument/2006/math" xmlns:v="urn:schemas-microsoft-com:vml" xmlns:wp14="http://schemas.microsoft.com/office/word/2010/wordprocessingDrawing" xmlns:wp="http://schemas.openxmlformats.org/drawingml/2006/wordprocessingDrawing" xmlns:w="http://schemas.openxmlformats.org/wordprocessingml/2006/main" xmlns:w14="http://schemas.microsoft.com/office/word/2010/wordml" xmlns:w10="urn:schemas-microsoft-com:office:word" xmlns:w15="http://schemas.microsoft.com/office/word/2012/wordml" xmlns:wpg="http://schemas.microsoft.com/office/word/2010/wordprocessingGroup" xmlns:wpi="http://schemas.microsoft.com/office/word/2010/wordprocessingInk" xmlns:wne="http://schemas.microsoft.com/office/word/2006/wordml" xmlns:wps="http://schemas.microsoft.com/office/word/2010/wordprocessingShape" xmlns:wpsCustomData="http://www.wps.cn/officeDocument/2013/wpsCustomData" mc:Ignorable="w14 w15 wp14">
   <w:body>
     <w:p>
       <w:pPr>
-        <w:pStyle w:val="BodyText"/>
+        <w:pStyle w:val="3"/>
         <w:ind w:left="1715"/>
         <w:rPr>
           <w:sz w:val="20"/>
         </w:rPr>
       </w:pPr>
+      <w:bookmarkStart w:id="0" w:name="_GoBack"/>
+      <w:bookmarkEnd w:id="0"/>
       <w:r>
         <w:rPr>
           <w:sz w:val="20"/>
         </w:rPr>
         <w:drawing>
           <wp:inline distT="0" distB="0" distL="0" distR="0">
-            <wp:extent cx="3750525" cy="1973961"/>
+            <wp:extent cx="3750310" cy="1973580"/>
             <wp:effectExtent l="0" t="0" r="0" b="0"/>
             <wp:docPr id="1" name="Image 1"/>
-            <wp:cNvGraphicFramePr>
-              <a:graphicFrameLocks/>
-            </wp:cNvGraphicFramePr>
-            <a:graphic>
+            <wp:cNvGraphicFramePr/>
+            <a:graphic xmlns:a="http://schemas.openxmlformats.org/drawingml/2006/main">
               <a:graphicData uri="http://schemas.openxmlformats.org/drawingml/2006/picture">
-                <pic:pic>
+                <pic:pic xmlns:pic="http://schemas.openxmlformats.org/drawingml/2006/picture">
                   <pic:nvPicPr>
                     <pic:cNvPr id="1" name="Image 1"/>
                     <pic:cNvPicPr/>
                   </pic:nvPicPr>
                   <pic:blipFill>
-                    <a:blip r:embed="rId5" cstate="print"/>
+                    <a:blip r:embed="rId6" cstate="print"/>
                     <a:stretch>
                       <a:fillRect/>
                     </a:stretch>
@@ -50,15 +50,10 @@
           </wp:inline>
         </w:drawing>
       </w:r>
-      <w:r>
-        <w:rPr>
-          <w:sz w:val="20"/>
-        </w:rPr>
-      </w:r>
-    </w:p>
-    <w:p>
-      <w:pPr>
-        <w:spacing w:line="322" w:lineRule="exact" w:before="246"/>
+    </w:p>
+    <w:p>
+      <w:pPr>
+        <w:spacing w:before="246" w:line="322" w:lineRule="exact"/>
         <w:ind w:left="1795" w:right="2214" w:firstLine="0"/>
         <w:jc w:val="center"/>
         <w:rPr>
@@ -79,7 +74,7 @@
           <w:spacing w:val="65"/>
           <w:sz w:val="28"/>
         </w:rPr>
-        <w:t> </w:t>
+        <w:t xml:space="preserve"> </w:t>
       </w:r>
       <w:r>
         <w:rPr>
@@ -119,7 +114,7 @@
     </w:p>
     <w:p>
       <w:pPr>
-        <w:pStyle w:val="Title"/>
+        <w:pStyle w:val="4"/>
         <w:spacing w:before="321"/>
         <w:ind w:left="1795"/>
       </w:pPr>
@@ -132,23 +127,22 @@
     </w:p>
     <w:p>
       <w:pPr>
-        <w:pStyle w:val="Title"/>
+        <w:pStyle w:val="4"/>
         <w:ind w:right="2215"/>
       </w:pPr>
       <w:r>
-        <w:rPr/>
         <w:t>Computation and</w:t>
       </w:r>
       <w:r>
         <w:rPr>
           <w:spacing w:val="-2"/>
         </w:rPr>
-        <w:t> Complexity</w:t>
+        <w:t xml:space="preserve"> Complexity</w:t>
       </w:r>
     </w:p>
     <w:p>
       <w:pPr>
-        <w:pStyle w:val="BodyText"/>
+        <w:pStyle w:val="3"/>
         <w:rPr>
           <w:b/>
           <w:sz w:val="36"/>
@@ -157,7 +151,7 @@
     </w:p>
     <w:p>
       <w:pPr>
-        <w:pStyle w:val="BodyText"/>
+        <w:pStyle w:val="3"/>
         <w:spacing w:before="44"/>
         <w:rPr>
           <w:b/>
@@ -167,93 +161,84 @@
     </w:p>
     <w:p>
       <w:pPr>
-        <w:pStyle w:val="BodyText"/>
+        <w:pStyle w:val="3"/>
         <w:spacing w:line="480" w:lineRule="auto"/>
         <w:ind w:left="1791" w:right="2214"/>
         <w:jc w:val="center"/>
       </w:pPr>
       <w:r>
-        <w:rPr/>
         <w:t>Dr.</w:t>
       </w:r>
       <w:r>
         <w:rPr>
           <w:spacing w:val="-5"/>
         </w:rPr>
-        <w:t> </w:t>
+        <w:t xml:space="preserve"> </w:t>
       </w:r>
       <w:r>
-        <w:rPr/>
         <w:t>Niu</w:t>
       </w:r>
       <w:r>
         <w:rPr>
           <w:spacing w:val="-5"/>
         </w:rPr>
-        <w:t> </w:t>
+        <w:t xml:space="preserve"> </w:t>
       </w:r>
       <w:r>
-        <w:rPr/>
         <w:t>Yuzhen,</w:t>
       </w:r>
       <w:r>
         <w:rPr>
           <w:spacing w:val="-5"/>
         </w:rPr>
-        <w:t> </w:t>
+        <w:t xml:space="preserve"> </w:t>
       </w:r>
       <w:r>
-        <w:rPr/>
         <w:t>Dr.</w:t>
       </w:r>
       <w:r>
         <w:rPr>
           <w:spacing w:val="-5"/>
         </w:rPr>
-        <w:t> </w:t>
+        <w:t xml:space="preserve"> </w:t>
       </w:r>
       <w:r>
-        <w:rPr/>
         <w:t>Joe</w:t>
       </w:r>
       <w:r>
         <w:rPr>
           <w:spacing w:val="-4"/>
         </w:rPr>
-        <w:t> </w:t>
+        <w:t xml:space="preserve"> </w:t>
       </w:r>
       <w:r>
-        <w:rPr/>
         <w:t>Timoney,</w:t>
       </w:r>
       <w:r>
         <w:rPr>
           <w:spacing w:val="-5"/>
         </w:rPr>
-        <w:t> </w:t>
+        <w:t xml:space="preserve"> </w:t>
       </w:r>
       <w:r>
-        <w:rPr/>
         <w:t>Dr.</w:t>
       </w:r>
       <w:r>
         <w:rPr>
           <w:spacing w:val="-5"/>
         </w:rPr>
-        <w:t> </w:t>
+        <w:t xml:space="preserve"> </w:t>
       </w:r>
       <w:r>
-        <w:rPr/>
         <w:t>Michael</w:t>
       </w:r>
       <w:r>
         <w:rPr>
           <w:spacing w:val="-5"/>
         </w:rPr>
-        <w:t> </w:t>
+        <w:t xml:space="preserve"> </w:t>
       </w:r>
       <w:r>
-        <w:rPr/>
         <w:t>English Time allowed: 2 hours</w:t>
       </w:r>
     </w:p>
@@ -277,7 +262,7 @@
           <w:spacing w:val="-2"/>
           <w:sz w:val="24"/>
         </w:rPr>
-        <w:t> </w:t>
+        <w:t xml:space="preserve"> </w:t>
       </w:r>
       <w:r>
         <w:rPr>
@@ -290,7 +275,7 @@
           <w:spacing w:val="-1"/>
           <w:sz w:val="24"/>
         </w:rPr>
-        <w:t> </w:t>
+        <w:t xml:space="preserve"> </w:t>
       </w:r>
       <w:r>
         <w:rPr>
@@ -307,7 +292,7 @@
           <w:spacing w:val="-1"/>
           <w:sz w:val="24"/>
         </w:rPr>
-        <w:t> </w:t>
+        <w:t xml:space="preserve"> </w:t>
       </w:r>
       <w:r>
         <w:rPr>
@@ -319,7 +304,7 @@
     </w:p>
     <w:p>
       <w:pPr>
-        <w:pStyle w:val="BodyText"/>
+        <w:pStyle w:val="3"/>
       </w:pPr>
     </w:p>
     <w:p>
@@ -344,7 +329,7 @@
           <w:spacing w:val="-1"/>
           <w:sz w:val="24"/>
         </w:rPr>
-        <w:t> </w:t>
+        <w:t xml:space="preserve"> </w:t>
       </w:r>
       <w:r>
         <w:rPr>
@@ -359,7 +344,7 @@
           <w:spacing w:val="-1"/>
           <w:sz w:val="24"/>
         </w:rPr>
-        <w:t> </w:t>
+        <w:t xml:space="preserve"> </w:t>
       </w:r>
       <w:r>
         <w:rPr>
@@ -372,7 +357,7 @@
           <w:spacing w:val="-1"/>
           <w:sz w:val="24"/>
         </w:rPr>
-        <w:t> </w:t>
+        <w:t xml:space="preserve"> </w:t>
       </w:r>
       <w:r>
         <w:rPr>
@@ -385,7 +370,7 @@
           <w:spacing w:val="-1"/>
           <w:sz w:val="24"/>
         </w:rPr>
-        <w:t> </w:t>
+        <w:t xml:space="preserve"> </w:t>
       </w:r>
       <w:r>
         <w:rPr>
@@ -397,7 +382,7 @@
     </w:p>
     <w:p>
       <w:pPr>
-        <w:pStyle w:val="BodyText"/>
+        <w:pStyle w:val="3"/>
         <w:spacing w:before="182"/>
       </w:pPr>
     </w:p>
@@ -422,7 +407,7 @@
     </w:p>
     <w:p>
       <w:pPr>
-        <w:pStyle w:val="BodyText"/>
+        <w:pStyle w:val="3"/>
         <w:rPr>
           <w:b/>
           <w:sz w:val="20"/>
@@ -431,7 +416,7 @@
     </w:p>
     <w:p>
       <w:pPr>
-        <w:pStyle w:val="BodyText"/>
+        <w:pStyle w:val="3"/>
         <w:spacing w:before="47"/>
         <w:rPr>
           <w:b/>
@@ -441,16 +426,16 @@
     </w:p>
     <w:tbl>
       <w:tblPr>
+        <w:tblStyle w:val="5"/>
         <w:tblW w:w="0" w:type="auto"/>
-        <w:jc w:val="left"/>
         <w:tblInd w:w="149" w:type="dxa"/>
         <w:tblBorders>
-          <w:top w:val="single" w:sz="4" w:space="0" w:color="000000"/>
-          <w:left w:val="single" w:sz="4" w:space="0" w:color="000000"/>
-          <w:bottom w:val="single" w:sz="4" w:space="0" w:color="000000"/>
-          <w:right w:val="single" w:sz="4" w:space="0" w:color="000000"/>
-          <w:insideH w:val="single" w:sz="4" w:space="0" w:color="000000"/>
-          <w:insideV w:val="single" w:sz="4" w:space="0" w:color="000000"/>
+          <w:top w:val="single" w:color="000000" w:sz="4" w:space="0"/>
+          <w:left w:val="single" w:color="000000" w:sz="4" w:space="0"/>
+          <w:bottom w:val="single" w:color="000000" w:sz="4" w:space="0"/>
+          <w:right w:val="single" w:color="000000" w:sz="4" w:space="0"/>
+          <w:insideH w:val="single" w:color="000000" w:sz="4" w:space="0"/>
+          <w:insideV w:val="single" w:color="000000" w:sz="4" w:space="0"/>
         </w:tblBorders>
         <w:tblLayout w:type="fixed"/>
         <w:tblCellMar>
@@ -459,7 +444,6 @@
           <w:bottom w:w="0" w:type="dxa"/>
           <w:right w:w="0" w:type="dxa"/>
         </w:tblCellMar>
-        <w:tblLook w:val="01E0"/>
       </w:tblPr>
       <w:tblGrid>
         <w:gridCol w:w="7480"/>
@@ -467,6 +451,22 @@
         <w:gridCol w:w="992"/>
       </w:tblGrid>
       <w:tr>
+        <w:tblPrEx>
+          <w:tblBorders>
+            <w:top w:val="single" w:color="000000" w:sz="4" w:space="0"/>
+            <w:left w:val="single" w:color="000000" w:sz="4" w:space="0"/>
+            <w:bottom w:val="single" w:color="000000" w:sz="4" w:space="0"/>
+            <w:right w:val="single" w:color="000000" w:sz="4" w:space="0"/>
+            <w:insideH w:val="single" w:color="000000" w:sz="4" w:space="0"/>
+            <w:insideV w:val="single" w:color="000000" w:sz="4" w:space="0"/>
+          </w:tblBorders>
+          <w:tblCellMar>
+            <w:top w:w="0" w:type="dxa"/>
+            <w:left w:w="0" w:type="dxa"/>
+            <w:bottom w:w="0" w:type="dxa"/>
+            <w:right w:w="0" w:type="dxa"/>
+          </w:tblCellMar>
+        </w:tblPrEx>
         <w:trPr>
           <w:trHeight w:val="251" w:hRule="atLeast"/>
         </w:trPr>
@@ -476,7 +476,7 @@
           </w:tcPr>
           <w:p>
             <w:pPr>
-              <w:pStyle w:val="TableParagraph"/>
+              <w:pStyle w:val="9"/>
               <w:rPr>
                 <w:sz w:val="18"/>
               </w:rPr>
@@ -489,7 +489,7 @@
           </w:tcPr>
           <w:p>
             <w:pPr>
-              <w:pStyle w:val="TableParagraph"/>
+              <w:pStyle w:val="9"/>
               <w:spacing w:line="232" w:lineRule="exact"/>
               <w:ind w:left="8" w:right="3"/>
               <w:jc w:val="center"/>
@@ -514,7 +514,7 @@
           </w:tcPr>
           <w:p>
             <w:pPr>
-              <w:pStyle w:val="TableParagraph"/>
+              <w:pStyle w:val="9"/>
               <w:spacing w:line="232" w:lineRule="exact"/>
               <w:ind w:left="7" w:right="3"/>
               <w:jc w:val="center"/>
@@ -535,6 +535,22 @@
         </w:tc>
       </w:tr>
       <w:tr>
+        <w:tblPrEx>
+          <w:tblBorders>
+            <w:top w:val="single" w:color="000000" w:sz="4" w:space="0"/>
+            <w:left w:val="single" w:color="000000" w:sz="4" w:space="0"/>
+            <w:bottom w:val="single" w:color="000000" w:sz="4" w:space="0"/>
+            <w:right w:val="single" w:color="000000" w:sz="4" w:space="0"/>
+            <w:insideH w:val="single" w:color="000000" w:sz="4" w:space="0"/>
+            <w:insideV w:val="single" w:color="000000" w:sz="4" w:space="0"/>
+          </w:tblBorders>
+          <w:tblCellMar>
+            <w:top w:w="0" w:type="dxa"/>
+            <w:left w:w="0" w:type="dxa"/>
+            <w:bottom w:w="0" w:type="dxa"/>
+            <w:right w:w="0" w:type="dxa"/>
+          </w:tblCellMar>
+        </w:tblPrEx>
         <w:trPr>
           <w:trHeight w:val="393" w:hRule="atLeast"/>
         </w:trPr>
@@ -544,7 +560,7 @@
           </w:tcPr>
           <w:p>
             <w:pPr>
-              <w:pStyle w:val="TableParagraph"/>
+              <w:pStyle w:val="9"/>
               <w:spacing w:before="1"/>
               <w:ind w:left="107"/>
               <w:rPr>
@@ -562,7 +578,7 @@
                 <w:spacing w:val="-3"/>
                 <w:sz w:val="22"/>
               </w:rPr>
-              <w:t> </w:t>
+              <w:t xml:space="preserve"> </w:t>
             </w:r>
             <w:r>
               <w:rPr>
@@ -575,7 +591,7 @@
                 <w:spacing w:val="-1"/>
                 <w:sz w:val="22"/>
               </w:rPr>
-              <w:t> </w:t>
+              <w:t xml:space="preserve"> </w:t>
             </w:r>
             <w:r>
               <w:rPr>
@@ -592,8 +608,8 @@
           </w:tcPr>
           <w:p>
             <w:pPr>
-              <w:pStyle w:val="TableParagraph"/>
-              <w:spacing w:line="371" w:lineRule="exact" w:before="2"/>
+              <w:pStyle w:val="9"/>
+              <w:spacing w:before="2" w:line="371" w:lineRule="exact"/>
               <w:ind w:left="8"/>
               <w:jc w:val="center"/>
               <w:rPr>
@@ -618,8 +634,8 @@
           </w:tcPr>
           <w:p>
             <w:pPr>
-              <w:pStyle w:val="TableParagraph"/>
-              <w:spacing w:line="371" w:lineRule="exact" w:before="2"/>
+              <w:pStyle w:val="9"/>
+              <w:spacing w:before="2" w:line="371" w:lineRule="exact"/>
               <w:ind w:left="7"/>
               <w:jc w:val="center"/>
               <w:rPr>
@@ -648,6 +664,22 @@
         </w:tc>
       </w:tr>
       <w:tr>
+        <w:tblPrEx>
+          <w:tblBorders>
+            <w:top w:val="single" w:color="000000" w:sz="4" w:space="0"/>
+            <w:left w:val="single" w:color="000000" w:sz="4" w:space="0"/>
+            <w:bottom w:val="single" w:color="000000" w:sz="4" w:space="0"/>
+            <w:right w:val="single" w:color="000000" w:sz="4" w:space="0"/>
+            <w:insideH w:val="single" w:color="000000" w:sz="4" w:space="0"/>
+            <w:insideV w:val="single" w:color="000000" w:sz="4" w:space="0"/>
+          </w:tblBorders>
+          <w:tblCellMar>
+            <w:top w:w="0" w:type="dxa"/>
+            <w:left w:w="0" w:type="dxa"/>
+            <w:bottom w:w="0" w:type="dxa"/>
+            <w:right w:w="0" w:type="dxa"/>
+          </w:tblCellMar>
+        </w:tblPrEx>
         <w:trPr>
           <w:trHeight w:val="390" w:hRule="atLeast"/>
         </w:trPr>
@@ -657,7 +689,7 @@
           </w:tcPr>
           <w:p>
             <w:pPr>
-              <w:pStyle w:val="TableParagraph"/>
+              <w:pStyle w:val="9"/>
               <w:spacing w:line="251" w:lineRule="exact"/>
               <w:ind w:left="107"/>
               <w:rPr>
@@ -675,7 +707,7 @@
                 <w:spacing w:val="-3"/>
                 <w:sz w:val="22"/>
               </w:rPr>
-              <w:t> </w:t>
+              <w:t xml:space="preserve"> </w:t>
             </w:r>
             <w:r>
               <w:rPr>
@@ -688,7 +720,7 @@
                 <w:spacing w:val="-3"/>
                 <w:sz w:val="22"/>
               </w:rPr>
-              <w:t> </w:t>
+              <w:t xml:space="preserve"> </w:t>
             </w:r>
             <w:r>
               <w:rPr>
@@ -705,7 +737,7 @@
           </w:tcPr>
           <w:p>
             <w:pPr>
-              <w:pStyle w:val="TableParagraph"/>
+              <w:pStyle w:val="9"/>
               <w:spacing w:line="371" w:lineRule="exact"/>
               <w:ind w:left="8"/>
               <w:jc w:val="center"/>
@@ -731,7 +763,7 @@
           </w:tcPr>
           <w:p>
             <w:pPr>
-              <w:pStyle w:val="TableParagraph"/>
+              <w:pStyle w:val="9"/>
               <w:spacing w:line="371" w:lineRule="exact"/>
               <w:ind w:left="7"/>
               <w:jc w:val="center"/>
@@ -761,6 +793,22 @@
         </w:tc>
       </w:tr>
       <w:tr>
+        <w:tblPrEx>
+          <w:tblBorders>
+            <w:top w:val="single" w:color="000000" w:sz="4" w:space="0"/>
+            <w:left w:val="single" w:color="000000" w:sz="4" w:space="0"/>
+            <w:bottom w:val="single" w:color="000000" w:sz="4" w:space="0"/>
+            <w:right w:val="single" w:color="000000" w:sz="4" w:space="0"/>
+            <w:insideH w:val="single" w:color="000000" w:sz="4" w:space="0"/>
+            <w:insideV w:val="single" w:color="000000" w:sz="4" w:space="0"/>
+          </w:tblBorders>
+          <w:tblCellMar>
+            <w:top w:w="0" w:type="dxa"/>
+            <w:left w:w="0" w:type="dxa"/>
+            <w:bottom w:w="0" w:type="dxa"/>
+            <w:right w:w="0" w:type="dxa"/>
+          </w:tblCellMar>
+        </w:tblPrEx>
         <w:trPr>
           <w:trHeight w:val="393" w:hRule="atLeast"/>
         </w:trPr>
@@ -770,7 +818,7 @@
           </w:tcPr>
           <w:p>
             <w:pPr>
-              <w:pStyle w:val="TableParagraph"/>
+              <w:pStyle w:val="9"/>
               <w:spacing w:before="1"/>
               <w:ind w:left="107"/>
               <w:rPr>
@@ -789,7 +837,7 @@
                 <w:spacing w:val="-4"/>
                 <w:sz w:val="22"/>
               </w:rPr>
-              <w:t> </w:t>
+              <w:t xml:space="preserve"> </w:t>
             </w:r>
             <w:r>
               <w:rPr>
@@ -802,7 +850,7 @@
                 <w:spacing w:val="-4"/>
                 <w:sz w:val="22"/>
               </w:rPr>
-              <w:t> </w:t>
+              <w:t xml:space="preserve"> </w:t>
             </w:r>
             <w:r>
               <w:rPr>
@@ -823,7 +871,7 @@
                 <w:spacing w:val="-4"/>
                 <w:sz w:val="22"/>
               </w:rPr>
-              <w:t> </w:t>
+              <w:t xml:space="preserve"> </w:t>
             </w:r>
             <w:r>
               <w:rPr>
@@ -841,8 +889,8 @@
           </w:tcPr>
           <w:p>
             <w:pPr>
-              <w:pStyle w:val="TableParagraph"/>
-              <w:spacing w:line="371" w:lineRule="exact" w:before="2"/>
+              <w:pStyle w:val="9"/>
+              <w:spacing w:before="2" w:line="371" w:lineRule="exact"/>
               <w:ind w:left="8"/>
               <w:jc w:val="center"/>
               <w:rPr>
@@ -867,8 +915,8 @@
           </w:tcPr>
           <w:p>
             <w:pPr>
-              <w:pStyle w:val="TableParagraph"/>
-              <w:spacing w:line="371" w:lineRule="exact" w:before="2"/>
+              <w:pStyle w:val="9"/>
+              <w:spacing w:before="2" w:line="371" w:lineRule="exact"/>
               <w:ind w:left="7"/>
               <w:jc w:val="center"/>
               <w:rPr>
@@ -899,7 +947,7 @@
     </w:tbl>
     <w:p>
       <w:pPr>
-        <w:pStyle w:val="BodyText"/>
+        <w:pStyle w:val="3"/>
         <w:spacing w:before="55"/>
         <w:rPr>
           <w:b/>
@@ -914,25 +962,22 @@
         <mc:AlternateContent>
           <mc:Choice Requires="wps">
             <w:drawing>
-              <wp:anchor distT="0" distB="0" distL="0" distR="0" allowOverlap="1" layoutInCell="1" locked="0" behindDoc="1" simplePos="0" relativeHeight="487587840">
+              <wp:anchor distT="0" distB="0" distL="0" distR="0" simplePos="0" relativeHeight="251661312" behindDoc="1" locked="0" layoutInCell="1" allowOverlap="1">
                 <wp:simplePos x="0" y="0"/>
                 <wp:positionH relativeFrom="page">
                   <wp:posOffset>892175</wp:posOffset>
                 </wp:positionH>
                 <wp:positionV relativeFrom="paragraph">
-                  <wp:posOffset>201282</wp:posOffset>
+                  <wp:posOffset>200660</wp:posOffset>
                 </wp:positionV>
                 <wp:extent cx="6057900" cy="2343150"/>
                 <wp:effectExtent l="0" t="0" r="0" b="0"/>
                 <wp:wrapTopAndBottom/>
                 <wp:docPr id="2" name="Textbox 2"/>
-                <wp:cNvGraphicFramePr>
-                  <a:graphicFrameLocks/>
-                </wp:cNvGraphicFramePr>
-                <a:graphic>
+                <wp:cNvGraphicFramePr/>
+                <a:graphic xmlns:a="http://schemas.openxmlformats.org/drawingml/2006/main">
                   <a:graphicData uri="http://schemas.microsoft.com/office/word/2010/wordprocessingShape">
                     <wps:wsp>
-                      <wps:cNvPr id="2" name="Textbox 2"/>
                       <wps:cNvSpPr txBox="1"/>
                       <wps:spPr>
                         <a:xfrm>
@@ -972,7 +1017,7 @@
                                 <w:spacing w:val="-2"/>
                                 <w:sz w:val="24"/>
                               </w:rPr>
-                              <w:t> </w:t>
+                              <w:t xml:space="preserve"> </w:t>
                             </w:r>
                             <w:r>
                               <w:rPr>
@@ -993,7 +1038,7 @@
                                 <w:spacing w:val="-2"/>
                                 <w:sz w:val="24"/>
                               </w:rPr>
-                              <w:t> detail)</w:t>
+                              <w:t xml:space="preserve"> detail)</w:t>
                             </w:r>
                           </w:p>
                         </w:txbxContent>
@@ -1009,12 +1054,12 @@
           </mc:Choice>
           <mc:Fallback>
             <w:pict>
-              <v:shapetype id="_x0000_t202" o:spt="202" coordsize="21600,21600" path="m,l,21600r21600,l21600,xe">
-                <v:stroke joinstyle="miter"/>
-                <v:path gradientshapeok="t" o:connecttype="rect"/>
-              </v:shapetype>
-              <v:shape style="position:absolute;margin-left:70.25pt;margin-top:15.849024pt;width:477pt;height:184.5pt;mso-position-horizontal-relative:page;mso-position-vertical-relative:paragraph;z-index:-15728640;mso-wrap-distance-left:0;mso-wrap-distance-right:0" type="#_x0000_t202" id="docshape1" filled="false" stroked="true" strokeweight=".75pt" strokecolor="#000000">
-                <v:textbox inset="0,0,0,0">
+              <v:shape id="Textbox 2" o:spid="_x0000_s1026" o:spt="202" type="#_x0000_t202" style="position:absolute;left:0pt;margin-left:70.25pt;margin-top:15.8pt;height:184.5pt;width:477pt;mso-position-horizontal-relative:page;mso-wrap-distance-bottom:0pt;mso-wrap-distance-top:0pt;z-index:-251655168;mso-width-relative:page;mso-height-relative:page;" filled="f" stroked="t" coordsize="21600,21600" o:gfxdata="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">
+                <v:fill on="f" focussize="0,0"/>
+                <v:stroke color="#000000" joinstyle="round"/>
+                <v:imagedata o:title=""/>
+                <o:lock v:ext="edit" aspectratio="f"/>
+                <v:textbox inset="0mm,0mm,0mm,0mm">
                   <w:txbxContent>
                     <w:p>
                       <w:pPr>
@@ -1037,7 +1082,7 @@
                           <w:spacing w:val="-2"/>
                           <w:sz w:val="24"/>
                         </w:rPr>
-                        <w:t> </w:t>
+                        <w:t xml:space="preserve"> </w:t>
                       </w:r>
                       <w:r>
                         <w:rPr>
@@ -1058,12 +1103,11 @@
                           <w:spacing w:val="-2"/>
                           <w:sz w:val="24"/>
                         </w:rPr>
-                        <w:t> detail)</w:t>
+                        <w:t xml:space="preserve"> detail)</w:t>
                       </w:r>
                     </w:p>
                   </w:txbxContent>
                 </v:textbox>
-                <v:stroke dashstyle="solid"/>
                 <w10:wrap type="topAndBottom"/>
               </v:shape>
             </w:pict>
@@ -1073,7 +1117,7 @@
     </w:p>
     <w:p>
       <w:pPr>
-        <w:pStyle w:val="BodyText"/>
+        <w:pStyle w:val="3"/>
         <w:spacing w:after="0"/>
         <w:rPr>
           <w:b/>
@@ -1082,24 +1126,24 @@
         <w:sectPr>
           <w:type w:val="continuous"/>
           <w:pgSz w:w="11910" w:h="16840"/>
-          <w:pgMar w:top="1120" w:bottom="280" w:left="1275" w:right="850"/>
+          <w:pgMar w:top="1120" w:right="850" w:bottom="280" w:left="1275" w:header="720" w:footer="720" w:gutter="0"/>
+          <w:cols w:space="720" w:num="1"/>
         </w:sectPr>
       </w:pPr>
     </w:p>
     <w:p>
       <w:pPr>
-        <w:pStyle w:val="Heading1"/>
+        <w:pStyle w:val="2"/>
         <w:spacing w:before="64"/>
       </w:pPr>
       <w:r>
-        <w:rPr/>
         <w:t>QUESTION</w:t>
       </w:r>
       <w:r>
         <w:rPr>
           <w:spacing w:val="-9"/>
         </w:rPr>
-        <w:t> </w:t>
+        <w:t xml:space="preserve"> </w:t>
       </w:r>
       <w:r>
         <w:rPr>
@@ -1110,34 +1154,30 @@
     </w:p>
     <w:p>
       <w:pPr>
-        <w:pStyle w:val="BodyText"/>
+        <w:pStyle w:val="3"/>
         <w:spacing w:before="239"/>
         <w:ind w:left="251"/>
       </w:pPr>
       <w:r>
-        <w:rPr/>
         <mc:AlternateContent>
           <mc:Choice Requires="wps">
             <w:drawing>
-              <wp:anchor distT="0" distB="0" distL="0" distR="0" allowOverlap="1" layoutInCell="1" locked="0" behindDoc="0" simplePos="0" relativeHeight="15729152">
+              <wp:anchor distT="0" distB="0" distL="0" distR="0" simplePos="0" relativeHeight="251659264" behindDoc="0" locked="0" layoutInCell="1" allowOverlap="1">
                 <wp:simplePos x="0" y="0"/>
                 <wp:positionH relativeFrom="page">
-                  <wp:posOffset>1237614</wp:posOffset>
+                  <wp:posOffset>1236980</wp:posOffset>
                 </wp:positionH>
                 <wp:positionV relativeFrom="paragraph">
-                  <wp:posOffset>158343</wp:posOffset>
+                  <wp:posOffset>158115</wp:posOffset>
                 </wp:positionV>
                 <wp:extent cx="5629910" cy="2372995"/>
                 <wp:effectExtent l="0" t="0" r="0" b="0"/>
                 <wp:wrapNone/>
                 <wp:docPr id="3" name="Textbox 3"/>
-                <wp:cNvGraphicFramePr>
-                  <a:graphicFrameLocks/>
-                </wp:cNvGraphicFramePr>
-                <a:graphic>
+                <wp:cNvGraphicFramePr/>
+                <a:graphic xmlns:a="http://schemas.openxmlformats.org/drawingml/2006/main">
                   <a:graphicData uri="http://schemas.microsoft.com/office/word/2010/wordprocessingShape">
                     <wps:wsp>
-                      <wps:cNvPr id="3" name="Textbox 3"/>
                       <wps:cNvSpPr txBox="1"/>
                       <wps:spPr>
                         <a:xfrm>
@@ -1152,16 +1192,16 @@
                         <w:txbxContent>
                           <w:tbl>
                             <w:tblPr>
+                              <w:tblStyle w:val="5"/>
                               <w:tblW w:w="0" w:type="auto"/>
-                              <w:jc w:val="left"/>
                               <w:tblInd w:w="67" w:type="dxa"/>
                               <w:tblBorders>
-                                <w:top w:val="none" w:sz="0" w:space="0" w:color="auto"/>
-                                <w:left w:val="none" w:sz="0" w:space="0" w:color="auto"/>
-                                <w:bottom w:val="none" w:sz="0" w:space="0" w:color="auto"/>
-                                <w:right w:val="none" w:sz="0" w:space="0" w:color="auto"/>
-                                <w:insideH w:val="none" w:sz="0" w:space="0" w:color="auto"/>
-                                <w:insideV w:val="none" w:sz="0" w:space="0" w:color="auto"/>
+                                <w:top w:val="none" w:color="auto" w:sz="0" w:space="0"/>
+                                <w:left w:val="none" w:color="auto" w:sz="0" w:space="0"/>
+                                <w:bottom w:val="none" w:color="auto" w:sz="0" w:space="0"/>
+                                <w:right w:val="none" w:color="auto" w:sz="0" w:space="0"/>
+                                <w:insideH w:val="none" w:color="auto" w:sz="0" w:space="0"/>
+                                <w:insideV w:val="none" w:color="auto" w:sz="0" w:space="0"/>
                               </w:tblBorders>
                               <w:tblLayout w:type="fixed"/>
                               <w:tblCellMar>
@@ -1170,15 +1210,30 @@
                                 <w:bottom w:w="0" w:type="dxa"/>
                                 <w:right w:w="0" w:type="dxa"/>
                               </w:tblCellMar>
-                              <w:tblLook w:val="01E0"/>
                             </w:tblPr>
                             <w:tblGrid>
                               <w:gridCol w:w="7500"/>
                               <w:gridCol w:w="1246"/>
                             </w:tblGrid>
                             <w:tr>
+                              <w:tblPrEx>
+                                <w:tblBorders>
+                                  <w:top w:val="none" w:color="auto" w:sz="0" w:space="0"/>
+                                  <w:left w:val="none" w:color="auto" w:sz="0" w:space="0"/>
+                                  <w:bottom w:val="none" w:color="auto" w:sz="0" w:space="0"/>
+                                  <w:right w:val="none" w:color="auto" w:sz="0" w:space="0"/>
+                                  <w:insideH w:val="none" w:color="auto" w:sz="0" w:space="0"/>
+                                  <w:insideV w:val="none" w:color="auto" w:sz="0" w:space="0"/>
+                                </w:tblBorders>
+                                <w:tblCellMar>
+                                  <w:top w:w="0" w:type="dxa"/>
+                                  <w:left w:w="0" w:type="dxa"/>
+                                  <w:bottom w:w="0" w:type="dxa"/>
+                                  <w:right w:w="0" w:type="dxa"/>
+                                </w:tblCellMar>
+                              </w:tblPrEx>
                               <w:trPr>
-                                <w:trHeight w:val="1200" w:hRule="atLeast"/>
+                                <w:trHeight w:val="664" w:hRule="atLeast"/>
                               </w:trPr>
                               <w:tc>
                                 <w:tcPr>
@@ -1186,7 +1241,7 @@
                                 </w:tcPr>
                                 <w:p>
                                   <w:pPr>
-                                    <w:pStyle w:val="TableParagraph"/>
+                                    <w:pStyle w:val="9"/>
                                     <w:ind w:left="50" w:right="240"/>
                                     <w:rPr>
                                       <w:sz w:val="24"/>
@@ -1203,7 +1258,7 @@
                                       <w:spacing w:val="-8"/>
                                       <w:sz w:val="24"/>
                                     </w:rPr>
-                                    <w:t> </w:t>
+                                    <w:t xml:space="preserve"> </w:t>
                                   </w:r>
                                   <w:r>
                                     <w:rPr>
@@ -1216,7 +1271,7 @@
                                       <w:spacing w:val="-7"/>
                                       <w:sz w:val="24"/>
                                     </w:rPr>
-                                    <w:t> </w:t>
+                                    <w:t xml:space="preserve"> </w:t>
                                   </w:r>
                                   <w:r>
                                     <w:rPr>
@@ -1229,7 +1284,7 @@
                                       <w:spacing w:val="-7"/>
                                       <w:sz w:val="24"/>
                                     </w:rPr>
-                                    <w:t> </w:t>
+                                    <w:t xml:space="preserve"> </w:t>
                                   </w:r>
                                   <w:r>
                                     <w:rPr>
@@ -1242,7 +1297,7 @@
                                       <w:spacing w:val="-7"/>
                                       <w:sz w:val="24"/>
                                     </w:rPr>
-                                    <w:t> </w:t>
+                                    <w:t xml:space="preserve"> </w:t>
                                   </w:r>
                                   <w:r>
                                     <w:rPr>
@@ -1255,7 +1310,7 @@
                                       <w:spacing w:val="-8"/>
                                       <w:sz w:val="24"/>
                                     </w:rPr>
-                                    <w:t> </w:t>
+                                    <w:t xml:space="preserve"> </w:t>
                                   </w:r>
                                   <w:r>
                                     <w:rPr>
@@ -1268,13 +1323,13 @@
                                       <w:spacing w:val="-7"/>
                                       <w:sz w:val="24"/>
                                     </w:rPr>
-                                    <w:t> </w:t>
-                                  </w:r>
-                                  <w:r>
-                                    <w:rPr>
-                                      <w:sz w:val="24"/>
-                                    </w:rPr>
-                                    <w:t>languages/Turing </w:t>
+                                    <w:t xml:space="preserve"> </w:t>
+                                  </w:r>
+                                  <w:r>
+                                    <w:rPr>
+                                      <w:sz w:val="24"/>
+                                    </w:rPr>
+                                    <w:t xml:space="preserve">languages/Turing </w:t>
                                   </w:r>
                                   <w:r>
                                     <w:rPr>
@@ -1286,9 +1341,9 @@
                                 </w:p>
                                 <w:p>
                                   <w:pPr>
-                                    <w:pStyle w:val="TableParagraph"/>
+                                    <w:pStyle w:val="9"/>
                                     <w:tabs>
-                                      <w:tab w:pos="616" w:val="left" w:leader="none"/>
+                                      <w:tab w:val="left" w:pos="616"/>
                                     </w:tabs>
                                     <w:spacing w:before="110"/>
                                     <w:ind w:left="50"/>
@@ -1308,6 +1363,11 @@
                                       <w:sz w:val="24"/>
                                     </w:rPr>
                                     <w:tab/>
+                                  </w:r>
+                                  <w:r>
+                                    <w:rPr>
+                                      <w:sz w:val="24"/>
+                                    </w:rPr>
                                     <w:t>TM</w:t>
                                   </w:r>
                                   <w:r>
@@ -1315,7 +1375,7 @@
                                       <w:spacing w:val="-1"/>
                                       <w:sz w:val="24"/>
                                     </w:rPr>
-                                    <w:t> </w:t>
+                                    <w:t xml:space="preserve"> </w:t>
                                   </w:r>
                                   <w:r>
                                     <w:rPr>
@@ -1328,7 +1388,7 @@
                                       <w:spacing w:val="-2"/>
                                       <w:sz w:val="24"/>
                                     </w:rPr>
-                                    <w:t> </w:t>
+                                    <w:t xml:space="preserve"> </w:t>
                                   </w:r>
                                   <w:r>
                                     <w:rPr>
@@ -1341,7 +1401,7 @@
                                       <w:spacing w:val="-1"/>
                                       <w:sz w:val="24"/>
                                     </w:rPr>
-                                    <w:t> </w:t>
+                                    <w:t xml:space="preserve"> </w:t>
                                   </w:r>
                                   <w:r>
                                     <w:rPr>
@@ -1358,7 +1418,7 @@
                                 </w:tcPr>
                                 <w:p>
                                   <w:pPr>
-                                    <w:pStyle w:val="TableParagraph"/>
+                                    <w:pStyle w:val="9"/>
                                     <w:spacing w:line="266" w:lineRule="exact"/>
                                     <w:ind w:right="48"/>
                                     <w:jc w:val="right"/>
@@ -1377,7 +1437,7 @@
                                       <w:spacing w:val="-1"/>
                                       <w:sz w:val="24"/>
                                     </w:rPr>
-                                    <w:t> </w:t>
+                                    <w:t xml:space="preserve"> </w:t>
                                   </w:r>
                                   <w:r>
                                     <w:rPr>
@@ -1390,6 +1450,22 @@
                               </w:tc>
                             </w:tr>
                             <w:tr>
+                              <w:tblPrEx>
+                                <w:tblBorders>
+                                  <w:top w:val="none" w:color="auto" w:sz="0" w:space="0"/>
+                                  <w:left w:val="none" w:color="auto" w:sz="0" w:space="0"/>
+                                  <w:bottom w:val="none" w:color="auto" w:sz="0" w:space="0"/>
+                                  <w:right w:val="none" w:color="auto" w:sz="0" w:space="0"/>
+                                  <w:insideH w:val="none" w:color="auto" w:sz="0" w:space="0"/>
+                                  <w:insideV w:val="none" w:color="auto" w:sz="0" w:space="0"/>
+                                </w:tblBorders>
+                                <w:tblCellMar>
+                                  <w:top w:w="0" w:type="dxa"/>
+                                  <w:left w:w="0" w:type="dxa"/>
+                                  <w:bottom w:w="0" w:type="dxa"/>
+                                  <w:right w:w="0" w:type="dxa"/>
+                                </w:tblCellMar>
+                              </w:tblPrEx>
                               <w:trPr>
                                 <w:trHeight w:val="1425" w:hRule="atLeast"/>
                               </w:trPr>
@@ -1399,46 +1475,70 @@
                                 </w:tcPr>
                                 <w:p>
                                   <w:pPr>
-                                    <w:pStyle w:val="TableParagraph"/>
+                                    <w:pStyle w:val="9"/>
+                                    <w:numPr>
+                                      <w:numId w:val="0"/>
+                                    </w:numPr>
+                                    <w:tabs>
+                                      <w:tab w:val="left" w:pos="616"/>
+                                    </w:tabs>
+                                    <w:spacing w:before="0" w:after="0" w:line="135" w:lineRule="exact"/>
+                                    <w:ind w:left="50" w:leftChars="0" w:right="0" w:rightChars="0"/>
+                                    <w:jc w:val="left"/>
+                                    <w:rPr>
+                                      <w:position w:val="2"/>
+                                      <w:sz w:val="16"/>
+                                      <w:szCs w:val="15"/>
+                                    </w:rPr>
+                                  </w:pPr>
+                                </w:p>
+                                <w:p>
+                                  <w:pPr>
+                                    <w:pStyle w:val="9"/>
                                     <w:numPr>
                                       <w:ilvl w:val="0"/>
                                       <w:numId w:val="1"/>
                                     </w:numPr>
                                     <w:tabs>
-                                      <w:tab w:pos="616" w:val="left" w:leader="none"/>
+                                      <w:tab w:val="left" w:pos="616"/>
                                     </w:tabs>
-                                    <w:spacing w:line="135" w:lineRule="exact" w:before="0" w:after="0"/>
+                                    <w:spacing w:before="0" w:after="0" w:line="135" w:lineRule="exact"/>
                                     <w:ind w:left="616" w:right="0" w:hanging="566"/>
                                     <w:jc w:val="left"/>
                                     <w:rPr>
                                       <w:position w:val="2"/>
-                                      <w:sz w:val="24"/>
+                                      <w:sz w:val="15"/>
+                                      <w:szCs w:val="13"/>
                                     </w:rPr>
                                   </w:pPr>
                                   <w:r>
                                     <w:rPr>
                                       <w:position w:val="2"/>
-                                      <w:sz w:val="24"/>
+                                      <w:sz w:val="15"/>
+                                      <w:szCs w:val="13"/>
                                     </w:rPr>
                                     <w:t>A</w:t>
                                   </w:r>
                                   <w:r>
                                     <w:rPr>
-                                      <w:sz w:val="16"/>
+                                      <w:sz w:val="6"/>
+                                      <w:szCs w:val="13"/>
                                     </w:rPr>
                                     <w:t>TM</w:t>
                                   </w:r>
                                   <w:r>
                                     <w:rPr>
                                       <w:spacing w:val="19"/>
-                                      <w:sz w:val="16"/>
-                                    </w:rPr>
-                                    <w:t> </w:t>
+                                      <w:sz w:val="6"/>
+                                      <w:szCs w:val="13"/>
+                                    </w:rPr>
+                                    <w:t xml:space="preserve"> </w:t>
                                   </w:r>
                                   <w:r>
                                     <w:rPr>
                                       <w:position w:val="2"/>
-                                      <w:sz w:val="24"/>
+                                      <w:sz w:val="15"/>
+                                      <w:szCs w:val="13"/>
                                     </w:rPr>
                                     <w:t>(the</w:t>
                                   </w:r>
@@ -1446,14 +1546,16 @@
                                     <w:rPr>
                                       <w:spacing w:val="-4"/>
                                       <w:position w:val="2"/>
-                                      <w:sz w:val="24"/>
-                                    </w:rPr>
-                                    <w:t> </w:t>
+                                      <w:sz w:val="15"/>
+                                      <w:szCs w:val="13"/>
+                                    </w:rPr>
+                                    <w:t xml:space="preserve"> </w:t>
                                   </w:r>
                                   <w:r>
                                     <w:rPr>
                                       <w:position w:val="2"/>
-                                      <w:sz w:val="24"/>
+                                      <w:sz w:val="15"/>
+                                      <w:szCs w:val="13"/>
                                     </w:rPr>
                                     <w:t>acceptance</w:t>
                                   </w:r>
@@ -1461,22 +1563,23 @@
                                     <w:rPr>
                                       <w:spacing w:val="-2"/>
                                       <w:position w:val="2"/>
-                                      <w:sz w:val="24"/>
-                                    </w:rPr>
-                                    <w:t> problem)</w:t>
+                                      <w:sz w:val="15"/>
+                                      <w:szCs w:val="13"/>
+                                    </w:rPr>
+                                    <w:t xml:space="preserve"> problem)</w:t>
                                   </w:r>
                                 </w:p>
                                 <w:p>
                                   <w:pPr>
-                                    <w:pStyle w:val="TableParagraph"/>
+                                    <w:pStyle w:val="9"/>
                                     <w:numPr>
                                       <w:ilvl w:val="0"/>
                                       <w:numId w:val="1"/>
                                     </w:numPr>
                                     <w:tabs>
-                                      <w:tab w:pos="616" w:val="left" w:leader="none"/>
+                                      <w:tab w:val="left" w:pos="616"/>
                                     </w:tabs>
-                                    <w:spacing w:line="240" w:lineRule="auto" w:before="118" w:after="0"/>
+                                    <w:spacing w:before="118" w:after="0" w:line="240" w:lineRule="auto"/>
                                     <w:ind w:left="616" w:right="0" w:hanging="566"/>
                                     <w:jc w:val="left"/>
                                     <w:rPr>
@@ -1494,7 +1597,7 @@
                                       <w:spacing w:val="-2"/>
                                       <w:sz w:val="24"/>
                                     </w:rPr>
-                                    <w:t> </w:t>
+                                    <w:t xml:space="preserve"> </w:t>
                                   </w:r>
                                   <w:r>
                                     <w:rPr>
@@ -1507,7 +1610,7 @@
                                       <w:spacing w:val="-1"/>
                                       <w:sz w:val="24"/>
                                     </w:rPr>
-                                    <w:t> </w:t>
+                                    <w:t xml:space="preserve"> </w:t>
                                   </w:r>
                                   <w:r>
                                     <w:rPr>
@@ -1520,7 +1623,7 @@
                                       <w:spacing w:val="-1"/>
                                       <w:sz w:val="24"/>
                                     </w:rPr>
-                                    <w:t> </w:t>
+                                    <w:t xml:space="preserve"> </w:t>
                                   </w:r>
                                   <w:r>
                                     <w:rPr>
@@ -1533,7 +1636,7 @@
                                       <w:spacing w:val="-3"/>
                                       <w:sz w:val="24"/>
                                     </w:rPr>
-                                    <w:t> </w:t>
+                                    <w:t xml:space="preserve"> </w:t>
                                   </w:r>
                                   <w:r>
                                     <w:rPr>
@@ -1546,7 +1649,7 @@
                                       <w:spacing w:val="1"/>
                                       <w:sz w:val="24"/>
                                     </w:rPr>
-                                    <w:t> </w:t>
+                                    <w:t xml:space="preserve"> </w:t>
                                   </w:r>
                                   <w:r>
                                     <w:rPr>
@@ -1558,7 +1661,7 @@
                                 </w:p>
                                 <w:p>
                                   <w:pPr>
-                                    <w:pStyle w:val="TableParagraph"/>
+                                    <w:pStyle w:val="9"/>
                                     <w:spacing w:before="120"/>
                                     <w:ind w:left="50"/>
                                     <w:rPr>
@@ -1576,7 +1679,7 @@
                                       <w:spacing w:val="-1"/>
                                       <w:sz w:val="24"/>
                                     </w:rPr>
-                                    <w:t> </w:t>
+                                    <w:t xml:space="preserve"> </w:t>
                                   </w:r>
                                   <w:r>
                                     <w:rPr>
@@ -1589,7 +1692,7 @@
                                       <w:spacing w:val="-1"/>
                                       <w:sz w:val="24"/>
                                     </w:rPr>
-                                    <w:t> </w:t>
+                                    <w:t xml:space="preserve"> </w:t>
                                   </w:r>
                                   <w:r>
                                     <w:rPr>
@@ -1602,7 +1705,7 @@
                                       <w:spacing w:val="-1"/>
                                       <w:sz w:val="24"/>
                                     </w:rPr>
-                                    <w:t> </w:t>
+                                    <w:t xml:space="preserve"> </w:t>
                                   </w:r>
                                   <w:r>
                                     <w:rPr>
@@ -1615,7 +1718,7 @@
                                       <w:spacing w:val="-1"/>
                                       <w:sz w:val="24"/>
                                     </w:rPr>
-                                    <w:t> </w:t>
+                                    <w:t xml:space="preserve"> </w:t>
                                   </w:r>
                                   <w:r>
                                     <w:rPr>
@@ -1628,7 +1731,7 @@
                                       <w:spacing w:val="-2"/>
                                       <w:sz w:val="24"/>
                                     </w:rPr>
-                                    <w:t> </w:t>
+                                    <w:t xml:space="preserve"> </w:t>
                                   </w:r>
                                   <w:r>
                                     <w:rPr>
@@ -1641,13 +1744,13 @@
                                       <w:spacing w:val="-2"/>
                                       <w:sz w:val="24"/>
                                     </w:rPr>
-                                    <w:t> </w:t>
-                                  </w:r>
-                                  <w:r>
-                                    <w:rPr>
-                                      <w:sz w:val="24"/>
-                                    </w:rPr>
-                                    <w:t>of </w:t>
+                                    <w:t xml:space="preserve"> </w:t>
+                                  </w:r>
+                                  <w:r>
+                                    <w:rPr>
+                                      <w:sz w:val="24"/>
+                                    </w:rPr>
+                                    <w:t xml:space="preserve">of </w:t>
                                   </w:r>
                                   <w:r>
                                     <w:rPr>
@@ -1659,7 +1762,7 @@
                                 </w:p>
                                 <w:p>
                                   <w:pPr>
-                                    <w:pStyle w:val="TableParagraph"/>
+                                    <w:pStyle w:val="9"/>
                                     <w:spacing w:before="100"/>
                                     <w:ind w:left="50"/>
                                     <w:rPr>
@@ -1677,7 +1780,7 @@
                                       <w:spacing w:val="-4"/>
                                       <w:sz w:val="24"/>
                                     </w:rPr>
-                                    <w:t> </w:t>
+                                    <w:t xml:space="preserve"> </w:t>
                                   </w:r>
                                   <w:r>
                                     <w:rPr>
@@ -1690,7 +1793,7 @@
                                       <w:spacing w:val="48"/>
                                       <w:sz w:val="24"/>
                                     </w:rPr>
-                                    <w:t> </w:t>
+                                    <w:t xml:space="preserve"> </w:t>
                                   </w:r>
                                   <w:r>
                                     <w:rPr>
@@ -1700,21 +1803,19 @@
                                     </w:rPr>
                                     <w:drawing>
                                       <wp:inline distT="0" distB="0" distL="0" distR="0">
-                                        <wp:extent cx="113832" cy="117677"/>
+                                        <wp:extent cx="113665" cy="117475"/>
                                         <wp:effectExtent l="0" t="0" r="0" b="0"/>
                                         <wp:docPr id="4" name="Image 4"/>
-                                        <wp:cNvGraphicFramePr>
-                                          <a:graphicFrameLocks/>
-                                        </wp:cNvGraphicFramePr>
-                                        <a:graphic>
+                                        <wp:cNvGraphicFramePr/>
+                                        <a:graphic xmlns:a="http://schemas.openxmlformats.org/drawingml/2006/main">
                                           <a:graphicData uri="http://schemas.openxmlformats.org/drawingml/2006/picture">
-                                            <pic:pic>
+                                            <pic:pic xmlns:pic="http://schemas.openxmlformats.org/drawingml/2006/picture">
                                               <pic:nvPicPr>
                                                 <pic:cNvPr id="4" name="Image 4"/>
                                                 <pic:cNvPicPr/>
                                               </pic:nvPicPr>
                                               <pic:blipFill>
-                                                <a:blip r:embed="rId6" cstate="print"/>
+                                                <a:blip r:embed="rId7" cstate="print"/>
                                                 <a:stretch>
                                                   <a:fillRect/>
                                                 </a:stretch>
@@ -1736,17 +1837,10 @@
                                   </w:r>
                                   <w:r>
                                     <w:rPr>
-                                      <w:spacing w:val="-10"/>
-                                      <w:position w:val="6"/>
-                                      <w:sz w:val="24"/>
-                                    </w:rPr>
-                                  </w:r>
-                                  <w:r>
-                                    <w:rPr>
                                       <w:spacing w:val="-15"/>
                                       <w:sz w:val="24"/>
                                     </w:rPr>
-                                    <w:t> </w:t>
+                                    <w:t xml:space="preserve"> </w:t>
                                   </w:r>
                                   <w:r>
                                     <w:rPr>
@@ -1761,21 +1855,19 @@
                                     </w:rPr>
                                     <w:drawing>
                                       <wp:inline distT="0" distB="0" distL="0" distR="0">
-                                        <wp:extent cx="144087" cy="158044"/>
+                                        <wp:extent cx="143510" cy="157480"/>
                                         <wp:effectExtent l="0" t="0" r="0" b="0"/>
                                         <wp:docPr id="5" name="Image 5"/>
-                                        <wp:cNvGraphicFramePr>
-                                          <a:graphicFrameLocks/>
-                                        </wp:cNvGraphicFramePr>
-                                        <a:graphic>
+                                        <wp:cNvGraphicFramePr/>
+                                        <a:graphic xmlns:a="http://schemas.openxmlformats.org/drawingml/2006/main">
                                           <a:graphicData uri="http://schemas.openxmlformats.org/drawingml/2006/picture">
-                                            <pic:pic>
+                                            <pic:pic xmlns:pic="http://schemas.openxmlformats.org/drawingml/2006/picture">
                                               <pic:nvPicPr>
                                                 <pic:cNvPr id="5" name="Image 5"/>
                                                 <pic:cNvPicPr/>
                                               </pic:nvPicPr>
                                               <pic:blipFill>
-                                                <a:blip r:embed="rId7" cstate="print"/>
+                                                <a:blip r:embed="rId8" cstate="print"/>
                                                 <a:stretch>
                                                   <a:fillRect/>
                                                 </a:stretch>
@@ -1797,16 +1889,10 @@
                                   </w:r>
                                   <w:r>
                                     <w:rPr>
-                                      <w:position w:val="4"/>
-                                      <w:sz w:val="24"/>
-                                    </w:rPr>
-                                  </w:r>
-                                  <w:r>
-                                    <w:rPr>
                                       <w:spacing w:val="25"/>
                                       <w:sz w:val="24"/>
                                     </w:rPr>
-                                    <w:t> </w:t>
+                                    <w:t xml:space="preserve"> </w:t>
                                   </w:r>
                                   <w:r>
                                     <w:rPr>
@@ -1823,7 +1909,7 @@
                                 </w:tcPr>
                                 <w:p>
                                   <w:pPr>
-                                    <w:pStyle w:val="TableParagraph"/>
+                                    <w:pStyle w:val="9"/>
                                     <w:rPr>
                                       <w:sz w:val="24"/>
                                     </w:rPr>
@@ -1831,7 +1917,7 @@
                                 </w:p>
                                 <w:p>
                                   <w:pPr>
-                                    <w:pStyle w:val="TableParagraph"/>
+                                    <w:pStyle w:val="9"/>
                                     <w:spacing w:before="96"/>
                                     <w:rPr>
                                       <w:sz w:val="24"/>
@@ -1840,7 +1926,7 @@
                                 </w:p>
                                 <w:p>
                                   <w:pPr>
-                                    <w:pStyle w:val="TableParagraph"/>
+                                    <w:pStyle w:val="9"/>
                                     <w:spacing w:before="1"/>
                                     <w:ind w:right="48"/>
                                     <w:jc w:val="right"/>
@@ -1859,7 +1945,7 @@
                                       <w:spacing w:val="-1"/>
                                       <w:sz w:val="24"/>
                                     </w:rPr>
-                                    <w:t> </w:t>
+                                    <w:t xml:space="preserve"> </w:t>
                                   </w:r>
                                   <w:r>
                                     <w:rPr>
@@ -1872,6 +1958,22 @@
                               </w:tc>
                             </w:tr>
                             <w:tr>
+                              <w:tblPrEx>
+                                <w:tblBorders>
+                                  <w:top w:val="none" w:color="auto" w:sz="0" w:space="0"/>
+                                  <w:left w:val="none" w:color="auto" w:sz="0" w:space="0"/>
+                                  <w:bottom w:val="none" w:color="auto" w:sz="0" w:space="0"/>
+                                  <w:right w:val="none" w:color="auto" w:sz="0" w:space="0"/>
+                                  <w:insideH w:val="none" w:color="auto" w:sz="0" w:space="0"/>
+                                  <w:insideV w:val="none" w:color="auto" w:sz="0" w:space="0"/>
+                                </w:tblBorders>
+                                <w:tblCellMar>
+                                  <w:top w:w="0" w:type="dxa"/>
+                                  <w:left w:w="0" w:type="dxa"/>
+                                  <w:bottom w:w="0" w:type="dxa"/>
+                                  <w:right w:w="0" w:type="dxa"/>
+                                </w:tblCellMar>
+                              </w:tblPrEx>
                               <w:trPr>
                                 <w:trHeight w:val="1112" w:hRule="atLeast"/>
                               </w:trPr>
@@ -1881,7 +1983,7 @@
                                 </w:tcPr>
                                 <w:p>
                                   <w:pPr>
-                                    <w:pStyle w:val="TableParagraph"/>
+                                    <w:pStyle w:val="9"/>
                                     <w:spacing w:before="53"/>
                                     <w:ind w:left="50"/>
                                     <w:rPr>
@@ -1899,7 +2001,7 @@
                                       <w:spacing w:val="-5"/>
                                       <w:sz w:val="24"/>
                                     </w:rPr>
-                                    <w:t> </w:t>
+                                    <w:t xml:space="preserve"> </w:t>
                                   </w:r>
                                   <w:r>
                                     <w:rPr>
@@ -1912,7 +2014,7 @@
                                       <w:spacing w:val="-1"/>
                                       <w:sz w:val="24"/>
                                     </w:rPr>
-                                    <w:t> </w:t>
+                                    <w:t xml:space="preserve"> </w:t>
                                   </w:r>
                                   <w:r>
                                     <w:rPr>
@@ -1925,7 +2027,7 @@
                                       <w:spacing w:val="-2"/>
                                       <w:sz w:val="24"/>
                                     </w:rPr>
-                                    <w:t> </w:t>
+                                    <w:t xml:space="preserve"> </w:t>
                                   </w:r>
                                   <w:r>
                                     <w:rPr>
@@ -1938,13 +2040,13 @@
                                       <w:spacing w:val="-1"/>
                                       <w:sz w:val="24"/>
                                     </w:rPr>
-                                    <w:t> </w:t>
-                                  </w:r>
-                                  <w:r>
-                                    <w:rPr>
-                                      <w:sz w:val="24"/>
-                                    </w:rPr>
-                                    <w:t>recursively </w:t>
+                                    <w:t xml:space="preserve"> </w:t>
+                                  </w:r>
+                                  <w:r>
+                                    <w:rPr>
+                                      <w:sz w:val="24"/>
+                                    </w:rPr>
+                                    <w:t xml:space="preserve">recursively </w:t>
                                   </w:r>
                                   <w:r>
                                     <w:rPr>
@@ -1956,7 +2058,7 @@
                                 </w:p>
                                 <w:p>
                                   <w:pPr>
-                                    <w:pStyle w:val="TableParagraph"/>
+                                    <w:pStyle w:val="9"/>
                                     <w:spacing w:before="6"/>
                                     <w:rPr>
                                       <w:sz w:val="14"/>
@@ -1965,7 +2067,7 @@
                                 </w:p>
                                 <w:p>
                                   <w:pPr>
-                                    <w:pStyle w:val="TableParagraph"/>
+                                    <w:pStyle w:val="9"/>
                                     <w:ind w:left="101"/>
                                     <w:rPr>
                                       <w:sz w:val="20"/>
@@ -1977,21 +2079,19 @@
                                     </w:rPr>
                                     <w:drawing>
                                       <wp:inline distT="0" distB="0" distL="0" distR="0">
-                                        <wp:extent cx="4520101" cy="368617"/>
+                                        <wp:extent cx="4519930" cy="368300"/>
                                         <wp:effectExtent l="0" t="0" r="0" b="0"/>
                                         <wp:docPr id="6" name="Image 6"/>
-                                        <wp:cNvGraphicFramePr>
-                                          <a:graphicFrameLocks/>
-                                        </wp:cNvGraphicFramePr>
-                                        <a:graphic>
+                                        <wp:cNvGraphicFramePr/>
+                                        <a:graphic xmlns:a="http://schemas.openxmlformats.org/drawingml/2006/main">
                                           <a:graphicData uri="http://schemas.openxmlformats.org/drawingml/2006/picture">
-                                            <pic:pic>
+                                            <pic:pic xmlns:pic="http://schemas.openxmlformats.org/drawingml/2006/picture">
                                               <pic:nvPicPr>
                                                 <pic:cNvPr id="6" name="Image 6"/>
                                                 <pic:cNvPicPr/>
                                               </pic:nvPicPr>
                                               <pic:blipFill>
-                                                <a:blip r:embed="rId8" cstate="print"/>
+                                                <a:blip r:embed="rId9" cstate="print"/>
                                                 <a:stretch>
                                                   <a:fillRect/>
                                                 </a:stretch>
@@ -2011,11 +2111,6 @@
                                       </wp:inline>
                                     </w:drawing>
                                   </w:r>
-                                  <w:r>
-                                    <w:rPr>
-                                      <w:sz w:val="20"/>
-                                    </w:rPr>
-                                  </w:r>
                                 </w:p>
                               </w:tc>
                               <w:tc>
@@ -2024,7 +2119,7 @@
                                 </w:tcPr>
                                 <w:p>
                                   <w:pPr>
-                                    <w:pStyle w:val="TableParagraph"/>
+                                    <w:pStyle w:val="9"/>
                                     <w:spacing w:before="53"/>
                                     <w:ind w:right="48"/>
                                     <w:jc w:val="right"/>
@@ -2043,7 +2138,7 @@
                                       <w:spacing w:val="-2"/>
                                       <w:sz w:val="24"/>
                                     </w:rPr>
-                                    <w:t> marks)</w:t>
+                                    <w:t xml:space="preserve"> marks)</w:t>
                                   </w:r>
                                 </w:p>
                               </w:tc>
@@ -2051,7 +2146,7 @@
                           </w:tbl>
                           <w:p>
                             <w:pPr>
-                              <w:pStyle w:val="BodyText"/>
+                              <w:pStyle w:val="3"/>
                             </w:pPr>
                           </w:p>
                         </w:txbxContent>
@@ -2067,21 +2162,25 @@
           </mc:Choice>
           <mc:Fallback>
             <w:pict>
-              <v:shape style="position:absolute;margin-left:97.449997pt;margin-top:12.468008pt;width:443.3pt;height:186.85pt;mso-position-horizontal-relative:page;mso-position-vertical-relative:paragraph;z-index:15729152" type="#_x0000_t202" id="docshape2" filled="false" stroked="false">
-                <v:textbox inset="0,0,0,0">
+              <v:shape id="Textbox 3" o:spid="_x0000_s1026" o:spt="202" type="#_x0000_t202" style="position:absolute;left:0pt;margin-left:97.4pt;margin-top:12.45pt;height:186.85pt;width:443.3pt;mso-position-horizontal-relative:page;z-index:251659264;mso-width-relative:page;mso-height-relative:page;" filled="f" stroked="f" coordsize="21600,21600" o:gfxdata="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">
+                <v:fill on="f" focussize="0,0"/>
+                <v:stroke on="f"/>
+                <v:imagedata o:title=""/>
+                <o:lock v:ext="edit" aspectratio="f"/>
+                <v:textbox inset="0mm,0mm,0mm,0mm">
                   <w:txbxContent>
                     <w:tbl>
                       <w:tblPr>
+                        <w:tblStyle w:val="5"/>
                         <w:tblW w:w="0" w:type="auto"/>
-                        <w:jc w:val="left"/>
                         <w:tblInd w:w="67" w:type="dxa"/>
                         <w:tblBorders>
-                          <w:top w:val="none" w:sz="0" w:space="0" w:color="auto"/>
-                          <w:left w:val="none" w:sz="0" w:space="0" w:color="auto"/>
-                          <w:bottom w:val="none" w:sz="0" w:space="0" w:color="auto"/>
-                          <w:right w:val="none" w:sz="0" w:space="0" w:color="auto"/>
-                          <w:insideH w:val="none" w:sz="0" w:space="0" w:color="auto"/>
-                          <w:insideV w:val="none" w:sz="0" w:space="0" w:color="auto"/>
+                          <w:top w:val="none" w:color="auto" w:sz="0" w:space="0"/>
+                          <w:left w:val="none" w:color="auto" w:sz="0" w:space="0"/>
+                          <w:bottom w:val="none" w:color="auto" w:sz="0" w:space="0"/>
+                          <w:right w:val="none" w:color="auto" w:sz="0" w:space="0"/>
+                          <w:insideH w:val="none" w:color="auto" w:sz="0" w:space="0"/>
+                          <w:insideV w:val="none" w:color="auto" w:sz="0" w:space="0"/>
                         </w:tblBorders>
                         <w:tblLayout w:type="fixed"/>
                         <w:tblCellMar>
@@ -2090,15 +2189,30 @@
                           <w:bottom w:w="0" w:type="dxa"/>
                           <w:right w:w="0" w:type="dxa"/>
                         </w:tblCellMar>
-                        <w:tblLook w:val="01E0"/>
                       </w:tblPr>
                       <w:tblGrid>
                         <w:gridCol w:w="7500"/>
                         <w:gridCol w:w="1246"/>
                       </w:tblGrid>
                       <w:tr>
+                        <w:tblPrEx>
+                          <w:tblBorders>
+                            <w:top w:val="none" w:color="auto" w:sz="0" w:space="0"/>
+                            <w:left w:val="none" w:color="auto" w:sz="0" w:space="0"/>
+                            <w:bottom w:val="none" w:color="auto" w:sz="0" w:space="0"/>
+                            <w:right w:val="none" w:color="auto" w:sz="0" w:space="0"/>
+                            <w:insideH w:val="none" w:color="auto" w:sz="0" w:space="0"/>
+                            <w:insideV w:val="none" w:color="auto" w:sz="0" w:space="0"/>
+                          </w:tblBorders>
+                          <w:tblCellMar>
+                            <w:top w:w="0" w:type="dxa"/>
+                            <w:left w:w="0" w:type="dxa"/>
+                            <w:bottom w:w="0" w:type="dxa"/>
+                            <w:right w:w="0" w:type="dxa"/>
+                          </w:tblCellMar>
+                        </w:tblPrEx>
                         <w:trPr>
-                          <w:trHeight w:val="1200" w:hRule="atLeast"/>
+                          <w:trHeight w:val="664" w:hRule="atLeast"/>
                         </w:trPr>
                         <w:tc>
                           <w:tcPr>
@@ -2106,7 +2220,7 @@
                           </w:tcPr>
                           <w:p>
                             <w:pPr>
-                              <w:pStyle w:val="TableParagraph"/>
+                              <w:pStyle w:val="9"/>
                               <w:ind w:left="50" w:right="240"/>
                               <w:rPr>
                                 <w:sz w:val="24"/>
@@ -2123,7 +2237,7 @@
                                 <w:spacing w:val="-8"/>
                                 <w:sz w:val="24"/>
                               </w:rPr>
-                              <w:t> </w:t>
+                              <w:t xml:space="preserve"> </w:t>
                             </w:r>
                             <w:r>
                               <w:rPr>
@@ -2136,7 +2250,7 @@
                                 <w:spacing w:val="-7"/>
                                 <w:sz w:val="24"/>
                               </w:rPr>
-                              <w:t> </w:t>
+                              <w:t xml:space="preserve"> </w:t>
                             </w:r>
                             <w:r>
                               <w:rPr>
@@ -2149,7 +2263,7 @@
                                 <w:spacing w:val="-7"/>
                                 <w:sz w:val="24"/>
                               </w:rPr>
-                              <w:t> </w:t>
+                              <w:t xml:space="preserve"> </w:t>
                             </w:r>
                             <w:r>
                               <w:rPr>
@@ -2162,7 +2276,7 @@
                                 <w:spacing w:val="-7"/>
                                 <w:sz w:val="24"/>
                               </w:rPr>
-                              <w:t> </w:t>
+                              <w:t xml:space="preserve"> </w:t>
                             </w:r>
                             <w:r>
                               <w:rPr>
@@ -2175,7 +2289,7 @@
                                 <w:spacing w:val="-8"/>
                                 <w:sz w:val="24"/>
                               </w:rPr>
-                              <w:t> </w:t>
+                              <w:t xml:space="preserve"> </w:t>
                             </w:r>
                             <w:r>
                               <w:rPr>
@@ -2188,13 +2302,13 @@
                                 <w:spacing w:val="-7"/>
                                 <w:sz w:val="24"/>
                               </w:rPr>
-                              <w:t> </w:t>
-                            </w:r>
-                            <w:r>
-                              <w:rPr>
-                                <w:sz w:val="24"/>
-                              </w:rPr>
-                              <w:t>languages/Turing </w:t>
+                              <w:t xml:space="preserve"> </w:t>
+                            </w:r>
+                            <w:r>
+                              <w:rPr>
+                                <w:sz w:val="24"/>
+                              </w:rPr>
+                              <w:t xml:space="preserve">languages/Turing </w:t>
                             </w:r>
                             <w:r>
                               <w:rPr>
@@ -2206,9 +2320,9 @@
                           </w:p>
                           <w:p>
                             <w:pPr>
-                              <w:pStyle w:val="TableParagraph"/>
+                              <w:pStyle w:val="9"/>
                               <w:tabs>
-                                <w:tab w:pos="616" w:val="left" w:leader="none"/>
+                                <w:tab w:val="left" w:pos="616"/>
                               </w:tabs>
                               <w:spacing w:before="110"/>
                               <w:ind w:left="50"/>
@@ -2228,6 +2342,11 @@
                                 <w:sz w:val="24"/>
                               </w:rPr>
                               <w:tab/>
+                            </w:r>
+                            <w:r>
+                              <w:rPr>
+                                <w:sz w:val="24"/>
+                              </w:rPr>
                               <w:t>TM</w:t>
                             </w:r>
                             <w:r>
@@ -2235,7 +2354,7 @@
                                 <w:spacing w:val="-1"/>
                                 <w:sz w:val="24"/>
                               </w:rPr>
-                              <w:t> </w:t>
+                              <w:t xml:space="preserve"> </w:t>
                             </w:r>
                             <w:r>
                               <w:rPr>
@@ -2248,7 +2367,7 @@
                                 <w:spacing w:val="-2"/>
                                 <w:sz w:val="24"/>
                               </w:rPr>
-                              <w:t> </w:t>
+                              <w:t xml:space="preserve"> </w:t>
                             </w:r>
                             <w:r>
                               <w:rPr>
@@ -2261,7 +2380,7 @@
                                 <w:spacing w:val="-1"/>
                                 <w:sz w:val="24"/>
                               </w:rPr>
-                              <w:t> </w:t>
+                              <w:t xml:space="preserve"> </w:t>
                             </w:r>
                             <w:r>
                               <w:rPr>
@@ -2278,7 +2397,7 @@
                           </w:tcPr>
                           <w:p>
                             <w:pPr>
-                              <w:pStyle w:val="TableParagraph"/>
+                              <w:pStyle w:val="9"/>
                               <w:spacing w:line="266" w:lineRule="exact"/>
                               <w:ind w:right="48"/>
                               <w:jc w:val="right"/>
@@ -2297,7 +2416,7 @@
                                 <w:spacing w:val="-1"/>
                                 <w:sz w:val="24"/>
                               </w:rPr>
-                              <w:t> </w:t>
+                              <w:t xml:space="preserve"> </w:t>
                             </w:r>
                             <w:r>
                               <w:rPr>
@@ -2310,6 +2429,22 @@
                         </w:tc>
                       </w:tr>
                       <w:tr>
+                        <w:tblPrEx>
+                          <w:tblBorders>
+                            <w:top w:val="none" w:color="auto" w:sz="0" w:space="0"/>
+                            <w:left w:val="none" w:color="auto" w:sz="0" w:space="0"/>
+                            <w:bottom w:val="none" w:color="auto" w:sz="0" w:space="0"/>
+                            <w:right w:val="none" w:color="auto" w:sz="0" w:space="0"/>
+                            <w:insideH w:val="none" w:color="auto" w:sz="0" w:space="0"/>
+                            <w:insideV w:val="none" w:color="auto" w:sz="0" w:space="0"/>
+                          </w:tblBorders>
+                          <w:tblCellMar>
+                            <w:top w:w="0" w:type="dxa"/>
+                            <w:left w:w="0" w:type="dxa"/>
+                            <w:bottom w:w="0" w:type="dxa"/>
+                            <w:right w:w="0" w:type="dxa"/>
+                          </w:tblCellMar>
+                        </w:tblPrEx>
                         <w:trPr>
                           <w:trHeight w:val="1425" w:hRule="atLeast"/>
                         </w:trPr>
@@ -2319,46 +2454,70 @@
                           </w:tcPr>
                           <w:p>
                             <w:pPr>
-                              <w:pStyle w:val="TableParagraph"/>
+                              <w:pStyle w:val="9"/>
+                              <w:numPr>
+                                <w:numId w:val="0"/>
+                              </w:numPr>
+                              <w:tabs>
+                                <w:tab w:val="left" w:pos="616"/>
+                              </w:tabs>
+                              <w:spacing w:before="0" w:after="0" w:line="135" w:lineRule="exact"/>
+                              <w:ind w:left="50" w:leftChars="0" w:right="0" w:rightChars="0"/>
+                              <w:jc w:val="left"/>
+                              <w:rPr>
+                                <w:position w:val="2"/>
+                                <w:sz w:val="16"/>
+                                <w:szCs w:val="15"/>
+                              </w:rPr>
+                            </w:pPr>
+                          </w:p>
+                          <w:p>
+                            <w:pPr>
+                              <w:pStyle w:val="9"/>
                               <w:numPr>
                                 <w:ilvl w:val="0"/>
                                 <w:numId w:val="1"/>
                               </w:numPr>
                               <w:tabs>
-                                <w:tab w:pos="616" w:val="left" w:leader="none"/>
+                                <w:tab w:val="left" w:pos="616"/>
                               </w:tabs>
-                              <w:spacing w:line="135" w:lineRule="exact" w:before="0" w:after="0"/>
+                              <w:spacing w:before="0" w:after="0" w:line="135" w:lineRule="exact"/>
                               <w:ind w:left="616" w:right="0" w:hanging="566"/>
                               <w:jc w:val="left"/>
                               <w:rPr>
                                 <w:position w:val="2"/>
-                                <w:sz w:val="24"/>
+                                <w:sz w:val="15"/>
+                                <w:szCs w:val="13"/>
                               </w:rPr>
                             </w:pPr>
                             <w:r>
                               <w:rPr>
                                 <w:position w:val="2"/>
-                                <w:sz w:val="24"/>
+                                <w:sz w:val="15"/>
+                                <w:szCs w:val="13"/>
                               </w:rPr>
                               <w:t>A</w:t>
                             </w:r>
                             <w:r>
                               <w:rPr>
-                                <w:sz w:val="16"/>
+                                <w:sz w:val="6"/>
+                                <w:szCs w:val="13"/>
                               </w:rPr>
                               <w:t>TM</w:t>
                             </w:r>
                             <w:r>
                               <w:rPr>
                                 <w:spacing w:val="19"/>
-                                <w:sz w:val="16"/>
-                              </w:rPr>
-                              <w:t> </w:t>
+                                <w:sz w:val="6"/>
+                                <w:szCs w:val="13"/>
+                              </w:rPr>
+                              <w:t xml:space="preserve"> </w:t>
                             </w:r>
                             <w:r>
                               <w:rPr>
                                 <w:position w:val="2"/>
-                                <w:sz w:val="24"/>
+                                <w:sz w:val="15"/>
+                                <w:szCs w:val="13"/>
                               </w:rPr>
                               <w:t>(the</w:t>
                             </w:r>
@@ -2366,14 +2525,16 @@
                               <w:rPr>
                                 <w:spacing w:val="-4"/>
                                 <w:position w:val="2"/>
-                                <w:sz w:val="24"/>
-                              </w:rPr>
-                              <w:t> </w:t>
+                                <w:sz w:val="15"/>
+                                <w:szCs w:val="13"/>
+                              </w:rPr>
+                              <w:t xml:space="preserve"> </w:t>
                             </w:r>
                             <w:r>
                               <w:rPr>
                                 <w:position w:val="2"/>
-                                <w:sz w:val="24"/>
+                                <w:sz w:val="15"/>
+                                <w:szCs w:val="13"/>
                               </w:rPr>
                               <w:t>acceptance</w:t>
                             </w:r>
@@ -2381,22 +2542,23 @@
                               <w:rPr>
                                 <w:spacing w:val="-2"/>
                                 <w:position w:val="2"/>
-                                <w:sz w:val="24"/>
-                              </w:rPr>
-                              <w:t> problem)</w:t>
+                                <w:sz w:val="15"/>
+                                <w:szCs w:val="13"/>
+                              </w:rPr>
+                              <w:t xml:space="preserve"> problem)</w:t>
                             </w:r>
                           </w:p>
                           <w:p>
                             <w:pPr>
-                              <w:pStyle w:val="TableParagraph"/>
+                              <w:pStyle w:val="9"/>
                               <w:numPr>
                                 <w:ilvl w:val="0"/>
                                 <w:numId w:val="1"/>
                               </w:numPr>
                               <w:tabs>
-                                <w:tab w:pos="616" w:val="left" w:leader="none"/>
+                                <w:tab w:val="left" w:pos="616"/>
                               </w:tabs>
-                              <w:spacing w:line="240" w:lineRule="auto" w:before="118" w:after="0"/>
+                              <w:spacing w:before="118" w:after="0" w:line="240" w:lineRule="auto"/>
                               <w:ind w:left="616" w:right="0" w:hanging="566"/>
                               <w:jc w:val="left"/>
                               <w:rPr>
@@ -2414,7 +2576,7 @@
                                 <w:spacing w:val="-2"/>
                                 <w:sz w:val="24"/>
                               </w:rPr>
-                              <w:t> </w:t>
+                              <w:t xml:space="preserve"> </w:t>
                             </w:r>
                             <w:r>
                               <w:rPr>
@@ -2427,7 +2589,7 @@
                                 <w:spacing w:val="-1"/>
                                 <w:sz w:val="24"/>
                               </w:rPr>
-                              <w:t> </w:t>
+                              <w:t xml:space="preserve"> </w:t>
                             </w:r>
                             <w:r>
                               <w:rPr>
@@ -2440,7 +2602,7 @@
                                 <w:spacing w:val="-1"/>
                                 <w:sz w:val="24"/>
                               </w:rPr>
-                              <w:t> </w:t>
+                              <w:t xml:space="preserve"> </w:t>
                             </w:r>
                             <w:r>
                               <w:rPr>
@@ -2453,7 +2615,7 @@
                                 <w:spacing w:val="-3"/>
                                 <w:sz w:val="24"/>
                               </w:rPr>
-                              <w:t> </w:t>
+                              <w:t xml:space="preserve"> </w:t>
                             </w:r>
                             <w:r>
                               <w:rPr>
@@ -2466,7 +2628,7 @@
                                 <w:spacing w:val="1"/>
                                 <w:sz w:val="24"/>
                               </w:rPr>
-                              <w:t> </w:t>
+                              <w:t xml:space="preserve"> </w:t>
                             </w:r>
                             <w:r>
                               <w:rPr>
@@ -2478,7 +2640,7 @@
                           </w:p>
                           <w:p>
                             <w:pPr>
-                              <w:pStyle w:val="TableParagraph"/>
+                              <w:pStyle w:val="9"/>
                               <w:spacing w:before="120"/>
                               <w:ind w:left="50"/>
                               <w:rPr>
@@ -2496,7 +2658,7 @@
                                 <w:spacing w:val="-1"/>
                                 <w:sz w:val="24"/>
                               </w:rPr>
-                              <w:t> </w:t>
+                              <w:t xml:space="preserve"> </w:t>
                             </w:r>
                             <w:r>
                               <w:rPr>
@@ -2509,7 +2671,7 @@
                                 <w:spacing w:val="-1"/>
                                 <w:sz w:val="24"/>
                               </w:rPr>
-                              <w:t> </w:t>
+                              <w:t xml:space="preserve"> </w:t>
                             </w:r>
                             <w:r>
                               <w:rPr>
@@ -2522,7 +2684,7 @@
                                 <w:spacing w:val="-1"/>
                                 <w:sz w:val="24"/>
                               </w:rPr>
-                              <w:t> </w:t>
+                              <w:t xml:space="preserve"> </w:t>
                             </w:r>
                             <w:r>
                               <w:rPr>
@@ -2535,7 +2697,7 @@
                                 <w:spacing w:val="-1"/>
                                 <w:sz w:val="24"/>
                               </w:rPr>
-                              <w:t> </w:t>
+                              <w:t xml:space="preserve"> </w:t>
                             </w:r>
                             <w:r>
                               <w:rPr>
@@ -2548,7 +2710,7 @@
                                 <w:spacing w:val="-2"/>
                                 <w:sz w:val="24"/>
                               </w:rPr>
-                              <w:t> </w:t>
+                              <w:t xml:space="preserve"> </w:t>
                             </w:r>
                             <w:r>
                               <w:rPr>
@@ -2561,13 +2723,13 @@
                                 <w:spacing w:val="-2"/>
                                 <w:sz w:val="24"/>
                               </w:rPr>
-                              <w:t> </w:t>
-                            </w:r>
-                            <w:r>
-                              <w:rPr>
-                                <w:sz w:val="24"/>
-                              </w:rPr>
-                              <w:t>of </w:t>
+                              <w:t xml:space="preserve"> </w:t>
+                            </w:r>
+                            <w:r>
+                              <w:rPr>
+                                <w:sz w:val="24"/>
+                              </w:rPr>
+                              <w:t xml:space="preserve">of </w:t>
                             </w:r>
                             <w:r>
                               <w:rPr>
@@ -2579,7 +2741,7 @@
                           </w:p>
                           <w:p>
                             <w:pPr>
-                              <w:pStyle w:val="TableParagraph"/>
+                              <w:pStyle w:val="9"/>
                               <w:spacing w:before="100"/>
                               <w:ind w:left="50"/>
                               <w:rPr>
@@ -2597,7 +2759,7 @@
                                 <w:spacing w:val="-4"/>
                                 <w:sz w:val="24"/>
                               </w:rPr>
-                              <w:t> </w:t>
+                              <w:t xml:space="preserve"> </w:t>
                             </w:r>
                             <w:r>
                               <w:rPr>
@@ -2610,7 +2772,7 @@
                                 <w:spacing w:val="48"/>
                                 <w:sz w:val="24"/>
                               </w:rPr>
-                              <w:t> </w:t>
+                              <w:t xml:space="preserve"> </w:t>
                             </w:r>
                             <w:r>
                               <w:rPr>
@@ -2620,21 +2782,19 @@
                               </w:rPr>
                               <w:drawing>
                                 <wp:inline distT="0" distB="0" distL="0" distR="0">
-                                  <wp:extent cx="113832" cy="117677"/>
+                                  <wp:extent cx="113665" cy="117475"/>
                                   <wp:effectExtent l="0" t="0" r="0" b="0"/>
-                                  <wp:docPr id="7" name="Image 7"/>
-                                  <wp:cNvGraphicFramePr>
-                                    <a:graphicFrameLocks/>
-                                  </wp:cNvGraphicFramePr>
-                                  <a:graphic>
+                                  <wp:docPr id="4" name="Image 4"/>
+                                  <wp:cNvGraphicFramePr/>
+                                  <a:graphic xmlns:a="http://schemas.openxmlformats.org/drawingml/2006/main">
                                     <a:graphicData uri="http://schemas.openxmlformats.org/drawingml/2006/picture">
-                                      <pic:pic>
+                                      <pic:pic xmlns:pic="http://schemas.openxmlformats.org/drawingml/2006/picture">
                                         <pic:nvPicPr>
-                                          <pic:cNvPr id="7" name="Image 7"/>
+                                          <pic:cNvPr id="4" name="Image 4"/>
                                           <pic:cNvPicPr/>
                                         </pic:nvPicPr>
                                         <pic:blipFill>
-                                          <a:blip r:embed="rId6" cstate="print"/>
+                                          <a:blip r:embed="rId7" cstate="print"/>
                                           <a:stretch>
                                             <a:fillRect/>
                                           </a:stretch>
@@ -2656,17 +2816,10 @@
                             </w:r>
                             <w:r>
                               <w:rPr>
-                                <w:spacing w:val="-10"/>
-                                <w:position w:val="6"/>
-                                <w:sz w:val="24"/>
-                              </w:rPr>
-                            </w:r>
-                            <w:r>
-                              <w:rPr>
                                 <w:spacing w:val="-15"/>
                                 <w:sz w:val="24"/>
                               </w:rPr>
-                              <w:t> </w:t>
+                              <w:t xml:space="preserve"> </w:t>
                             </w:r>
                             <w:r>
                               <w:rPr>
@@ -2681,21 +2834,19 @@
                               </w:rPr>
                               <w:drawing>
                                 <wp:inline distT="0" distB="0" distL="0" distR="0">
-                                  <wp:extent cx="144087" cy="158044"/>
+                                  <wp:extent cx="143510" cy="157480"/>
                                   <wp:effectExtent l="0" t="0" r="0" b="0"/>
-                                  <wp:docPr id="8" name="Image 8"/>
-                                  <wp:cNvGraphicFramePr>
-                                    <a:graphicFrameLocks/>
-                                  </wp:cNvGraphicFramePr>
-                                  <a:graphic>
+                                  <wp:docPr id="5" name="Image 5"/>
+                                  <wp:cNvGraphicFramePr/>
+                                  <a:graphic xmlns:a="http://schemas.openxmlformats.org/drawingml/2006/main">
                                     <a:graphicData uri="http://schemas.openxmlformats.org/drawingml/2006/picture">
-                                      <pic:pic>
+                                      <pic:pic xmlns:pic="http://schemas.openxmlformats.org/drawingml/2006/picture">
                                         <pic:nvPicPr>
-                                          <pic:cNvPr id="8" name="Image 8"/>
+                                          <pic:cNvPr id="5" name="Image 5"/>
                                           <pic:cNvPicPr/>
                                         </pic:nvPicPr>
                                         <pic:blipFill>
-                                          <a:blip r:embed="rId7" cstate="print"/>
+                                          <a:blip r:embed="rId8" cstate="print"/>
                                           <a:stretch>
                                             <a:fillRect/>
                                           </a:stretch>
@@ -2717,16 +2868,10 @@
                             </w:r>
                             <w:r>
                               <w:rPr>
-                                <w:position w:val="4"/>
-                                <w:sz w:val="24"/>
-                              </w:rPr>
-                            </w:r>
-                            <w:r>
-                              <w:rPr>
                                 <w:spacing w:val="25"/>
                                 <w:sz w:val="24"/>
                               </w:rPr>
-                              <w:t> </w:t>
+                              <w:t xml:space="preserve"> </w:t>
                             </w:r>
                             <w:r>
                               <w:rPr>
@@ -2743,7 +2888,7 @@
                           </w:tcPr>
                           <w:p>
                             <w:pPr>
-                              <w:pStyle w:val="TableParagraph"/>
+                              <w:pStyle w:val="9"/>
                               <w:rPr>
                                 <w:sz w:val="24"/>
                               </w:rPr>
@@ -2751,7 +2896,7 @@
                           </w:p>
                           <w:p>
                             <w:pPr>
-                              <w:pStyle w:val="TableParagraph"/>
+                              <w:pStyle w:val="9"/>
                               <w:spacing w:before="96"/>
                               <w:rPr>
                                 <w:sz w:val="24"/>
@@ -2760,7 +2905,7 @@
                           </w:p>
                           <w:p>
                             <w:pPr>
-                              <w:pStyle w:val="TableParagraph"/>
+                              <w:pStyle w:val="9"/>
                               <w:spacing w:before="1"/>
                               <w:ind w:right="48"/>
                               <w:jc w:val="right"/>
@@ -2779,7 +2924,7 @@
                                 <w:spacing w:val="-1"/>
                                 <w:sz w:val="24"/>
                               </w:rPr>
-                              <w:t> </w:t>
+                              <w:t xml:space="preserve"> </w:t>
                             </w:r>
                             <w:r>
                               <w:rPr>
@@ -2792,6 +2937,22 @@
                         </w:tc>
                       </w:tr>
                       <w:tr>
+                        <w:tblPrEx>
+                          <w:tblBorders>
+                            <w:top w:val="none" w:color="auto" w:sz="0" w:space="0"/>
+                            <w:left w:val="none" w:color="auto" w:sz="0" w:space="0"/>
+                            <w:bottom w:val="none" w:color="auto" w:sz="0" w:space="0"/>
+                            <w:right w:val="none" w:color="auto" w:sz="0" w:space="0"/>
+                            <w:insideH w:val="none" w:color="auto" w:sz="0" w:space="0"/>
+                            <w:insideV w:val="none" w:color="auto" w:sz="0" w:space="0"/>
+                          </w:tblBorders>
+                          <w:tblCellMar>
+                            <w:top w:w="0" w:type="dxa"/>
+                            <w:left w:w="0" w:type="dxa"/>
+                            <w:bottom w:w="0" w:type="dxa"/>
+                            <w:right w:w="0" w:type="dxa"/>
+                          </w:tblCellMar>
+                        </w:tblPrEx>
                         <w:trPr>
                           <w:trHeight w:val="1112" w:hRule="atLeast"/>
                         </w:trPr>
@@ -2801,7 +2962,7 @@
                           </w:tcPr>
                           <w:p>
                             <w:pPr>
-                              <w:pStyle w:val="TableParagraph"/>
+                              <w:pStyle w:val="9"/>
                               <w:spacing w:before="53"/>
                               <w:ind w:left="50"/>
                               <w:rPr>
@@ -2819,7 +2980,7 @@
                                 <w:spacing w:val="-5"/>
                                 <w:sz w:val="24"/>
                               </w:rPr>
-                              <w:t> </w:t>
+                              <w:t xml:space="preserve"> </w:t>
                             </w:r>
                             <w:r>
                               <w:rPr>
@@ -2832,7 +2993,7 @@
                                 <w:spacing w:val="-1"/>
                                 <w:sz w:val="24"/>
                               </w:rPr>
-                              <w:t> </w:t>
+                              <w:t xml:space="preserve"> </w:t>
                             </w:r>
                             <w:r>
                               <w:rPr>
@@ -2845,7 +3006,7 @@
                                 <w:spacing w:val="-2"/>
                                 <w:sz w:val="24"/>
                               </w:rPr>
-                              <w:t> </w:t>
+                              <w:t xml:space="preserve"> </w:t>
                             </w:r>
                             <w:r>
                               <w:rPr>
@@ -2858,13 +3019,13 @@
                                 <w:spacing w:val="-1"/>
                                 <w:sz w:val="24"/>
                               </w:rPr>
-                              <w:t> </w:t>
-                            </w:r>
-                            <w:r>
-                              <w:rPr>
-                                <w:sz w:val="24"/>
-                              </w:rPr>
-                              <w:t>recursively </w:t>
+                              <w:t xml:space="preserve"> </w:t>
+                            </w:r>
+                            <w:r>
+                              <w:rPr>
+                                <w:sz w:val="24"/>
+                              </w:rPr>
+                              <w:t xml:space="preserve">recursively </w:t>
                             </w:r>
                             <w:r>
                               <w:rPr>
@@ -2876,7 +3037,7 @@
                           </w:p>
                           <w:p>
                             <w:pPr>
-                              <w:pStyle w:val="TableParagraph"/>
+                              <w:pStyle w:val="9"/>
                               <w:spacing w:before="6"/>
                               <w:rPr>
                                 <w:sz w:val="14"/>
@@ -2885,7 +3046,7 @@
                           </w:p>
                           <w:p>
                             <w:pPr>
-                              <w:pStyle w:val="TableParagraph"/>
+                              <w:pStyle w:val="9"/>
                               <w:ind w:left="101"/>
                               <w:rPr>
                                 <w:sz w:val="20"/>
@@ -2897,21 +3058,19 @@
                               </w:rPr>
                               <w:drawing>
                                 <wp:inline distT="0" distB="0" distL="0" distR="0">
-                                  <wp:extent cx="4520101" cy="368617"/>
+                                  <wp:extent cx="4519930" cy="368300"/>
                                   <wp:effectExtent l="0" t="0" r="0" b="0"/>
-                                  <wp:docPr id="9" name="Image 9"/>
-                                  <wp:cNvGraphicFramePr>
-                                    <a:graphicFrameLocks/>
-                                  </wp:cNvGraphicFramePr>
-                                  <a:graphic>
+                                  <wp:docPr id="6" name="Image 6"/>
+                                  <wp:cNvGraphicFramePr/>
+                                  <a:graphic xmlns:a="http://schemas.openxmlformats.org/drawingml/2006/main">
                                     <a:graphicData uri="http://schemas.openxmlformats.org/drawingml/2006/picture">
-                                      <pic:pic>
+                                      <pic:pic xmlns:pic="http://schemas.openxmlformats.org/drawingml/2006/picture">
                                         <pic:nvPicPr>
-                                          <pic:cNvPr id="9" name="Image 9"/>
+                                          <pic:cNvPr id="6" name="Image 6"/>
                                           <pic:cNvPicPr/>
                                         </pic:nvPicPr>
                                         <pic:blipFill>
-                                          <a:blip r:embed="rId8" cstate="print"/>
+                                          <a:blip r:embed="rId9" cstate="print"/>
                                           <a:stretch>
                                             <a:fillRect/>
                                           </a:stretch>
@@ -2931,11 +3090,6 @@
                                 </wp:inline>
                               </w:drawing>
                             </w:r>
-                            <w:r>
-                              <w:rPr>
-                                <w:sz w:val="20"/>
-                              </w:rPr>
-                            </w:r>
                           </w:p>
                         </w:tc>
                         <w:tc>
@@ -2944,7 +3098,7 @@
                           </w:tcPr>
                           <w:p>
                             <w:pPr>
-                              <w:pStyle w:val="TableParagraph"/>
+                              <w:pStyle w:val="9"/>
                               <w:spacing w:before="53"/>
                               <w:ind w:right="48"/>
                               <w:jc w:val="right"/>
@@ -2963,7 +3117,7 @@
                                 <w:spacing w:val="-2"/>
                                 <w:sz w:val="24"/>
                               </w:rPr>
-                              <w:t> marks)</w:t>
+                              <w:t xml:space="preserve"> marks)</w:t>
                             </w:r>
                           </w:p>
                         </w:tc>
@@ -2971,12 +3125,11 @@
                     </w:tbl>
                     <w:p>
                       <w:pPr>
-                        <w:pStyle w:val="BodyText"/>
+                        <w:pStyle w:val="3"/>
                       </w:pPr>
                     </w:p>
                   </w:txbxContent>
                 </v:textbox>
-                <w10:wrap type="none"/>
               </v:shape>
             </w:pict>
           </mc:Fallback>
@@ -2991,33 +3144,33 @@
     </w:p>
     <w:p>
       <w:pPr>
-        <w:pStyle w:val="BodyText"/>
-      </w:pPr>
-    </w:p>
-    <w:p>
-      <w:pPr>
-        <w:pStyle w:val="BodyText"/>
-      </w:pPr>
-    </w:p>
-    <w:p>
-      <w:pPr>
-        <w:pStyle w:val="BodyText"/>
-      </w:pPr>
-    </w:p>
-    <w:p>
-      <w:pPr>
-        <w:pStyle w:val="BodyText"/>
-      </w:pPr>
-    </w:p>
-    <w:p>
-      <w:pPr>
-        <w:pStyle w:val="BodyText"/>
+        <w:pStyle w:val="3"/>
+      </w:pPr>
+    </w:p>
+    <w:p>
+      <w:pPr>
+        <w:pStyle w:val="3"/>
+      </w:pPr>
+    </w:p>
+    <w:p>
+      <w:pPr>
+        <w:pStyle w:val="3"/>
+      </w:pPr>
+    </w:p>
+    <w:p>
+      <w:pPr>
+        <w:pStyle w:val="3"/>
+      </w:pPr>
+    </w:p>
+    <w:p>
+      <w:pPr>
+        <w:pStyle w:val="3"/>
         <w:spacing w:before="204"/>
       </w:pPr>
     </w:p>
     <w:p>
       <w:pPr>
-        <w:pStyle w:val="BodyText"/>
+        <w:pStyle w:val="3"/>
         <w:ind w:left="251"/>
       </w:pPr>
       <w:r>
@@ -3029,18 +3182,18 @@
     </w:p>
     <w:p>
       <w:pPr>
-        <w:pStyle w:val="BodyText"/>
-      </w:pPr>
-    </w:p>
-    <w:p>
-      <w:pPr>
-        <w:pStyle w:val="BodyText"/>
+        <w:pStyle w:val="3"/>
+      </w:pPr>
+    </w:p>
+    <w:p>
+      <w:pPr>
+        <w:pStyle w:val="3"/>
         <w:spacing w:before="2"/>
       </w:pPr>
     </w:p>
     <w:p>
       <w:pPr>
-        <w:pStyle w:val="BodyText"/>
+        <w:pStyle w:val="3"/>
         <w:ind w:left="251"/>
       </w:pPr>
       <w:r>
@@ -3052,44 +3205,193 @@
     </w:p>
     <w:p>
       <w:pPr>
-        <w:pStyle w:val="BodyText"/>
-      </w:pPr>
-    </w:p>
-    <w:p>
-      <w:pPr>
-        <w:pStyle w:val="BodyText"/>
-      </w:pPr>
-    </w:p>
-    <w:p>
-      <w:pPr>
-        <w:pStyle w:val="BodyText"/>
-      </w:pPr>
-    </w:p>
-    <w:p>
-      <w:pPr>
-        <w:pStyle w:val="BodyText"/>
-      </w:pPr>
-    </w:p>
-    <w:p>
-      <w:pPr>
-        <w:pStyle w:val="BodyText"/>
+        <w:pStyle w:val="3"/>
+      </w:pPr>
+    </w:p>
+    <w:p>
+      <w:pPr>
+        <w:pStyle w:val="3"/>
+      </w:pPr>
+    </w:p>
+    <w:p>
+      <w:pPr>
+        <w:pStyle w:val="3"/>
+      </w:pPr>
+    </w:p>
+    <w:p>
+      <w:pPr>
+        <w:pStyle w:val="3"/>
+        <w:rPr>
+          <w:rFonts w:hint="eastAsia" w:eastAsiaTheme="minorEastAsia"/>
+          <w:lang w:eastAsia="zh-CN"/>
+        </w:rPr>
+      </w:pPr>
+    </w:p>
+    <w:p>
+      <w:pPr>
+        <w:pStyle w:val="3"/>
+        <w:rPr>
+          <w:rFonts w:hint="default" w:eastAsiaTheme="minorEastAsia"/>
+          <w:lang w:val="en-US" w:eastAsia="zh-CN"/>
+        </w:rPr>
+      </w:pPr>
+      <w:r>
+        <w:rPr>
+          <w:rFonts w:hint="eastAsia" w:eastAsiaTheme="minorEastAsia"/>
+          <w:lang w:val="en-US" w:eastAsia="zh-CN"/>
+        </w:rPr>
+        <w:t>(a3)</w:t>
+      </w:r>
+    </w:p>
+    <w:p>
+      <w:pPr>
+        <w:pStyle w:val="3"/>
+        <w:rPr>
+          <w:rFonts w:hint="eastAsia" w:eastAsiaTheme="minorEastAsia"/>
+          <w:lang w:eastAsia="zh-CN"/>
+        </w:rPr>
+      </w:pPr>
+      <w:r>
+        <w:drawing>
+          <wp:inline distT="0" distB="0" distL="114300" distR="114300">
+            <wp:extent cx="5270500" cy="1807845"/>
+            <wp:effectExtent l="0" t="0" r="6350" b="1905"/>
+            <wp:docPr id="13" name="图片 13" descr="73977773-e50a-4e8a-8c90-c3ce0eb2ca1a"/>
+            <wp:cNvGraphicFramePr>
+              <a:graphicFrameLocks xmlns:a="http://schemas.openxmlformats.org/drawingml/2006/main" noChangeAspect="1"/>
+            </wp:cNvGraphicFramePr>
+            <a:graphic xmlns:a="http://schemas.openxmlformats.org/drawingml/2006/main">
+              <a:graphicData uri="http://schemas.openxmlformats.org/drawingml/2006/picture">
+                <pic:pic xmlns:pic="http://schemas.openxmlformats.org/drawingml/2006/picture">
+                  <pic:nvPicPr>
+                    <pic:cNvPr id="13" name="图片 13" descr="73977773-e50a-4e8a-8c90-c3ce0eb2ca1a"/>
+                    <pic:cNvPicPr>
+                      <a:picLocks noChangeAspect="1"/>
+                    </pic:cNvPicPr>
+                  </pic:nvPicPr>
+                  <pic:blipFill>
+                    <a:blip r:embed="rId10"/>
+                    <a:stretch>
+                      <a:fillRect/>
+                    </a:stretch>
+                  </pic:blipFill>
+                  <pic:spPr>
+                    <a:xfrm>
+                      <a:off x="0" y="0"/>
+                      <a:ext cx="5270500" cy="1807845"/>
+                    </a:xfrm>
+                    <a:prstGeom prst="rect">
+                      <a:avLst/>
+                    </a:prstGeom>
+                  </pic:spPr>
+                </pic:pic>
+              </a:graphicData>
+            </a:graphic>
+          </wp:inline>
+        </w:drawing>
+      </w:r>
+    </w:p>
+    <w:p>
+      <w:pPr>
+        <w:pStyle w:val="3"/>
+        <w:rPr>
+          <w:rFonts w:hint="eastAsia" w:eastAsiaTheme="minorEastAsia"/>
+          <w:lang w:eastAsia="zh-CN"/>
+        </w:rPr>
+      </w:pPr>
+    </w:p>
+    <w:p>
+      <w:pPr>
+        <w:pStyle w:val="3"/>
+        <w:rPr>
+          <w:rFonts w:hint="eastAsia" w:eastAsiaTheme="minorEastAsia"/>
+          <w:lang w:eastAsia="zh-CN"/>
+        </w:rPr>
+      </w:pPr>
+    </w:p>
+    <w:p>
+      <w:pPr>
+        <w:pStyle w:val="3"/>
+        <w:rPr>
+          <w:rFonts w:hint="default" w:eastAsiaTheme="minorEastAsia"/>
+          <w:lang w:val="en-US" w:eastAsia="zh-CN"/>
+        </w:rPr>
+      </w:pPr>
+      <w:r>
+        <w:rPr>
+          <w:rFonts w:hint="eastAsia" w:eastAsiaTheme="minorEastAsia"/>
+          <w:lang w:val="en-US" w:eastAsia="zh-CN"/>
+        </w:rPr>
+        <w:t>(C)</w:t>
+      </w:r>
+    </w:p>
+    <w:p>
+      <w:pPr>
+        <w:pStyle w:val="3"/>
+      </w:pPr>
+      <w:r>
+        <w:rPr>
+          <w:rFonts w:hint="eastAsia" w:eastAsiaTheme="minorEastAsia"/>
+          <w:lang w:eastAsia="zh-CN"/>
+        </w:rPr>
+        <w:drawing>
+          <wp:inline distT="0" distB="0" distL="114300" distR="114300">
+            <wp:extent cx="5273040" cy="3383280"/>
+            <wp:effectExtent l="0" t="0" r="3810" b="7620"/>
+            <wp:docPr id="17" name="图片 17" descr="8ff14ea9-f7d1-4d0d-b918-4af3730f50bc"/>
+            <wp:cNvGraphicFramePr>
+              <a:graphicFrameLocks xmlns:a="http://schemas.openxmlformats.org/drawingml/2006/main" noChangeAspect="1"/>
+            </wp:cNvGraphicFramePr>
+            <a:graphic xmlns:a="http://schemas.openxmlformats.org/drawingml/2006/main">
+              <a:graphicData uri="http://schemas.openxmlformats.org/drawingml/2006/picture">
+                <pic:pic xmlns:pic="http://schemas.openxmlformats.org/drawingml/2006/picture">
+                  <pic:nvPicPr>
+                    <pic:cNvPr id="17" name="图片 17" descr="8ff14ea9-f7d1-4d0d-b918-4af3730f50bc"/>
+                    <pic:cNvPicPr>
+                      <a:picLocks noChangeAspect="1"/>
+                    </pic:cNvPicPr>
+                  </pic:nvPicPr>
+                  <pic:blipFill>
+                    <a:blip r:embed="rId11"/>
+                    <a:stretch>
+                      <a:fillRect/>
+                    </a:stretch>
+                  </pic:blipFill>
+                  <pic:spPr>
+                    <a:xfrm>
+                      <a:off x="0" y="0"/>
+                      <a:ext cx="5273040" cy="3383280"/>
+                    </a:xfrm>
+                    <a:prstGeom prst="rect">
+                      <a:avLst/>
+                    </a:prstGeom>
+                  </pic:spPr>
+                </pic:pic>
+              </a:graphicData>
+            </a:graphic>
+          </wp:inline>
+        </w:drawing>
+      </w:r>
+    </w:p>
+    <w:p>
+      <w:pPr>
+        <w:pStyle w:val="3"/>
         <w:spacing w:before="160"/>
       </w:pPr>
     </w:p>
     <w:p>
       <w:pPr>
-        <w:pStyle w:val="Heading1"/>
+        <w:pStyle w:val="2"/>
         <w:spacing w:before="1"/>
       </w:pPr>
       <w:r>
-        <w:rPr/>
         <w:t>QUESTION</w:t>
       </w:r>
       <w:r>
         <w:rPr>
           <w:spacing w:val="-9"/>
         </w:rPr>
-        <w:t> </w:t>
+        <w:t xml:space="preserve"> </w:t>
       </w:r>
       <w:r>
         <w:rPr>
@@ -3100,34 +3402,30 @@
     </w:p>
     <w:p>
       <w:pPr>
-        <w:pStyle w:val="BodyText"/>
+        <w:pStyle w:val="3"/>
         <w:spacing w:before="238"/>
         <w:ind w:left="251"/>
       </w:pPr>
       <w:r>
-        <w:rPr/>
         <mc:AlternateContent>
           <mc:Choice Requires="wps">
             <w:drawing>
-              <wp:anchor distT="0" distB="0" distL="0" distR="0" allowOverlap="1" layoutInCell="1" locked="0" behindDoc="0" simplePos="0" relativeHeight="15729664">
+              <wp:anchor distT="0" distB="0" distL="0" distR="0" simplePos="0" relativeHeight="251659264" behindDoc="0" locked="0" layoutInCell="1" allowOverlap="1">
                 <wp:simplePos x="0" y="0"/>
                 <wp:positionH relativeFrom="page">
-                  <wp:posOffset>1237996</wp:posOffset>
+                  <wp:posOffset>1237615</wp:posOffset>
                 </wp:positionH>
                 <wp:positionV relativeFrom="paragraph">
-                  <wp:posOffset>157949</wp:posOffset>
+                  <wp:posOffset>157480</wp:posOffset>
                 </wp:positionV>
                 <wp:extent cx="5629910" cy="1271905"/>
                 <wp:effectExtent l="0" t="0" r="0" b="0"/>
                 <wp:wrapNone/>
                 <wp:docPr id="10" name="Textbox 10"/>
-                <wp:cNvGraphicFramePr>
-                  <a:graphicFrameLocks/>
-                </wp:cNvGraphicFramePr>
-                <a:graphic>
+                <wp:cNvGraphicFramePr/>
+                <a:graphic xmlns:a="http://schemas.openxmlformats.org/drawingml/2006/main">
                   <a:graphicData uri="http://schemas.microsoft.com/office/word/2010/wordprocessingShape">
                     <wps:wsp>
-                      <wps:cNvPr id="10" name="Textbox 10"/>
                       <wps:cNvSpPr txBox="1"/>
                       <wps:spPr>
                         <a:xfrm>
@@ -3142,16 +3440,16 @@
                         <w:txbxContent>
                           <w:tbl>
                             <w:tblPr>
+                              <w:tblStyle w:val="5"/>
                               <w:tblW w:w="0" w:type="auto"/>
-                              <w:jc w:val="left"/>
                               <w:tblInd w:w="67" w:type="dxa"/>
                               <w:tblBorders>
-                                <w:top w:val="none" w:sz="0" w:space="0" w:color="auto"/>
-                                <w:left w:val="none" w:sz="0" w:space="0" w:color="auto"/>
-                                <w:bottom w:val="none" w:sz="0" w:space="0" w:color="auto"/>
-                                <w:right w:val="none" w:sz="0" w:space="0" w:color="auto"/>
-                                <w:insideH w:val="none" w:sz="0" w:space="0" w:color="auto"/>
-                                <w:insideV w:val="none" w:sz="0" w:space="0" w:color="auto"/>
+                                <w:top w:val="none" w:color="auto" w:sz="0" w:space="0"/>
+                                <w:left w:val="none" w:color="auto" w:sz="0" w:space="0"/>
+                                <w:bottom w:val="none" w:color="auto" w:sz="0" w:space="0"/>
+                                <w:right w:val="none" w:color="auto" w:sz="0" w:space="0"/>
+                                <w:insideH w:val="none" w:color="auto" w:sz="0" w:space="0"/>
+                                <w:insideV w:val="none" w:color="auto" w:sz="0" w:space="0"/>
                               </w:tblBorders>
                               <w:tblLayout w:type="fixed"/>
                               <w:tblCellMar>
@@ -3160,13 +3458,28 @@
                                 <w:bottom w:w="0" w:type="dxa"/>
                                 <w:right w:w="0" w:type="dxa"/>
                               </w:tblCellMar>
-                              <w:tblLook w:val="01E0"/>
                             </w:tblPr>
                             <w:tblGrid>
                               <w:gridCol w:w="7519"/>
                               <w:gridCol w:w="1227"/>
                             </w:tblGrid>
                             <w:tr>
+                              <w:tblPrEx>
+                                <w:tblBorders>
+                                  <w:top w:val="none" w:color="auto" w:sz="0" w:space="0"/>
+                                  <w:left w:val="none" w:color="auto" w:sz="0" w:space="0"/>
+                                  <w:bottom w:val="none" w:color="auto" w:sz="0" w:space="0"/>
+                                  <w:right w:val="none" w:color="auto" w:sz="0" w:space="0"/>
+                                  <w:insideH w:val="none" w:color="auto" w:sz="0" w:space="0"/>
+                                  <w:insideV w:val="none" w:color="auto" w:sz="0" w:space="0"/>
+                                </w:tblBorders>
+                                <w:tblCellMar>
+                                  <w:top w:w="0" w:type="dxa"/>
+                                  <w:left w:w="0" w:type="dxa"/>
+                                  <w:bottom w:w="0" w:type="dxa"/>
+                                  <w:right w:w="0" w:type="dxa"/>
+                                </w:tblCellMar>
+                              </w:tblPrEx>
                               <w:trPr>
                                 <w:trHeight w:val="330" w:hRule="atLeast"/>
                               </w:trPr>
@@ -3176,7 +3489,7 @@
                                 </w:tcPr>
                                 <w:p>
                                   <w:pPr>
-                                    <w:pStyle w:val="TableParagraph"/>
+                                    <w:pStyle w:val="9"/>
                                     <w:spacing w:line="266" w:lineRule="exact"/>
                                     <w:ind w:left="50"/>
                                     <w:rPr>
@@ -3194,7 +3507,7 @@
                                       <w:spacing w:val="-3"/>
                                       <w:sz w:val="24"/>
                                     </w:rPr>
-                                    <w:t> </w:t>
+                                    <w:t xml:space="preserve"> </w:t>
                                   </w:r>
                                   <w:r>
                                     <w:rPr>
@@ -3207,7 +3520,7 @@
                                       <w:spacing w:val="-1"/>
                                       <w:sz w:val="24"/>
                                     </w:rPr>
-                                    <w:t> </w:t>
+                                    <w:t xml:space="preserve"> </w:t>
                                   </w:r>
                                   <w:r>
                                     <w:rPr>
@@ -3220,7 +3533,7 @@
                                       <w:spacing w:val="1"/>
                                       <w:sz w:val="24"/>
                                     </w:rPr>
-                                    <w:t> </w:t>
+                                    <w:t xml:space="preserve"> </w:t>
                                   </w:r>
                                   <w:r>
                                     <w:rPr>
@@ -3237,7 +3550,7 @@
                                 </w:tcPr>
                                 <w:p>
                                   <w:pPr>
-                                    <w:pStyle w:val="TableParagraph"/>
+                                    <w:pStyle w:val="9"/>
                                     <w:spacing w:line="266" w:lineRule="exact"/>
                                     <w:ind w:right="48"/>
                                     <w:jc w:val="right"/>
@@ -3256,12 +3569,28 @@
                                       <w:spacing w:val="-2"/>
                                       <w:sz w:val="24"/>
                                     </w:rPr>
-                                    <w:t> marks)</w:t>
+                                    <w:t xml:space="preserve"> marks)</w:t>
                                   </w:r>
                                 </w:p>
                               </w:tc>
                             </w:tr>
                             <w:tr>
+                              <w:tblPrEx>
+                                <w:tblBorders>
+                                  <w:top w:val="none" w:color="auto" w:sz="0" w:space="0"/>
+                                  <w:left w:val="none" w:color="auto" w:sz="0" w:space="0"/>
+                                  <w:bottom w:val="none" w:color="auto" w:sz="0" w:space="0"/>
+                                  <w:right w:val="none" w:color="auto" w:sz="0" w:space="0"/>
+                                  <w:insideH w:val="none" w:color="auto" w:sz="0" w:space="0"/>
+                                  <w:insideV w:val="none" w:color="auto" w:sz="0" w:space="0"/>
+                                </w:tblBorders>
+                                <w:tblCellMar>
+                                  <w:top w:w="0" w:type="dxa"/>
+                                  <w:left w:w="0" w:type="dxa"/>
+                                  <w:bottom w:w="0" w:type="dxa"/>
+                                  <w:right w:w="0" w:type="dxa"/>
+                                </w:tblCellMar>
+                              </w:tblPrEx>
                               <w:trPr>
                                 <w:trHeight w:val="395" w:hRule="atLeast"/>
                               </w:trPr>
@@ -3271,7 +3600,7 @@
                                 </w:tcPr>
                                 <w:p>
                                   <w:pPr>
-                                    <w:pStyle w:val="TableParagraph"/>
+                                    <w:pStyle w:val="9"/>
                                     <w:spacing w:before="55"/>
                                     <w:ind w:left="50"/>
                                     <w:rPr>
@@ -3289,7 +3618,7 @@
                                       <w:spacing w:val="-2"/>
                                       <w:sz w:val="24"/>
                                     </w:rPr>
-                                    <w:t> </w:t>
+                                    <w:t xml:space="preserve"> </w:t>
                                   </w:r>
                                   <w:r>
                                     <w:rPr>
@@ -3302,7 +3631,7 @@
                                       <w:spacing w:val="-1"/>
                                       <w:sz w:val="24"/>
                                     </w:rPr>
-                                    <w:t> </w:t>
+                                    <w:t xml:space="preserve"> </w:t>
                                   </w:r>
                                   <w:r>
                                     <w:rPr>
@@ -3315,7 +3644,7 @@
                                       <w:spacing w:val="-2"/>
                                       <w:sz w:val="24"/>
                                     </w:rPr>
-                                    <w:t> theorem.</w:t>
+                                    <w:t xml:space="preserve"> theorem.</w:t>
                                   </w:r>
                                 </w:p>
                               </w:tc>
@@ -3325,7 +3654,7 @@
                                 </w:tcPr>
                                 <w:p>
                                   <w:pPr>
-                                    <w:pStyle w:val="TableParagraph"/>
+                                    <w:pStyle w:val="9"/>
                                     <w:spacing w:before="55"/>
                                     <w:ind w:right="48"/>
                                     <w:jc w:val="right"/>
@@ -3344,12 +3673,28 @@
                                       <w:spacing w:val="-2"/>
                                       <w:sz w:val="24"/>
                                     </w:rPr>
-                                    <w:t> marks)</w:t>
+                                    <w:t xml:space="preserve"> marks)</w:t>
                                   </w:r>
                                 </w:p>
                               </w:tc>
                             </w:tr>
                             <w:tr>
+                              <w:tblPrEx>
+                                <w:tblBorders>
+                                  <w:top w:val="none" w:color="auto" w:sz="0" w:space="0"/>
+                                  <w:left w:val="none" w:color="auto" w:sz="0" w:space="0"/>
+                                  <w:bottom w:val="none" w:color="auto" w:sz="0" w:space="0"/>
+                                  <w:right w:val="none" w:color="auto" w:sz="0" w:space="0"/>
+                                  <w:insideH w:val="none" w:color="auto" w:sz="0" w:space="0"/>
+                                  <w:insideV w:val="none" w:color="auto" w:sz="0" w:space="0"/>
+                                </w:tblBorders>
+                                <w:tblCellMar>
+                                  <w:top w:w="0" w:type="dxa"/>
+                                  <w:left w:w="0" w:type="dxa"/>
+                                  <w:bottom w:w="0" w:type="dxa"/>
+                                  <w:right w:w="0" w:type="dxa"/>
+                                </w:tblCellMar>
+                              </w:tblPrEx>
                               <w:trPr>
                                 <w:trHeight w:val="672" w:hRule="atLeast"/>
                               </w:trPr>
@@ -3359,7 +3704,7 @@
                                 </w:tcPr>
                                 <w:p>
                                   <w:pPr>
-                                    <w:pStyle w:val="TableParagraph"/>
+                                    <w:pStyle w:val="9"/>
                                     <w:spacing w:before="55"/>
                                     <w:ind w:left="50" w:right="302"/>
                                     <w:rPr>
@@ -3377,7 +3722,7 @@
                                       <w:spacing w:val="-6"/>
                                       <w:sz w:val="24"/>
                                     </w:rPr>
-                                    <w:t> </w:t>
+                                    <w:t xml:space="preserve"> </w:t>
                                   </w:r>
                                   <w:r>
                                     <w:rPr>
@@ -3390,7 +3735,7 @@
                                       <w:spacing w:val="-4"/>
                                       <w:sz w:val="24"/>
                                     </w:rPr>
-                                    <w:t> </w:t>
+                                    <w:t xml:space="preserve"> </w:t>
                                   </w:r>
                                   <w:r>
                                     <w:rPr>
@@ -3403,7 +3748,7 @@
                                       <w:spacing w:val="-5"/>
                                       <w:sz w:val="24"/>
                                     </w:rPr>
-                                    <w:t> </w:t>
+                                    <w:t xml:space="preserve"> </w:t>
                                   </w:r>
                                   <w:r>
                                     <w:rPr>
@@ -3416,7 +3761,7 @@
                                       <w:spacing w:val="40"/>
                                       <w:sz w:val="24"/>
                                     </w:rPr>
-                                    <w:t> </w:t>
+                                    <w:t xml:space="preserve"> </w:t>
                                   </w:r>
                                   <w:r>
                                     <w:rPr>
@@ -3429,7 +3774,7 @@
                                       <w:spacing w:val="-5"/>
                                       <w:sz w:val="24"/>
                                     </w:rPr>
-                                    <w:t> </w:t>
+                                    <w:t xml:space="preserve"> </w:t>
                                   </w:r>
                                   <w:r>
                                     <w:rPr>
@@ -3442,7 +3787,7 @@
                                       <w:spacing w:val="-4"/>
                                       <w:sz w:val="24"/>
                                     </w:rPr>
-                                    <w:t> </w:t>
+                                    <w:t xml:space="preserve"> </w:t>
                                   </w:r>
                                   <w:r>
                                     <w:rPr>
@@ -3455,7 +3800,7 @@
                                       <w:spacing w:val="-4"/>
                                       <w:sz w:val="24"/>
                                     </w:rPr>
-                                    <w:t> </w:t>
+                                    <w:t xml:space="preserve"> </w:t>
                                   </w:r>
                                   <w:r>
                                     <w:rPr>
@@ -3468,7 +3813,7 @@
                                       <w:spacing w:val="-4"/>
                                       <w:sz w:val="24"/>
                                     </w:rPr>
-                                    <w:t> </w:t>
+                                    <w:t xml:space="preserve"> </w:t>
                                   </w:r>
                                   <w:r>
                                     <w:rPr>
@@ -3481,7 +3826,7 @@
                                       <w:spacing w:val="-5"/>
                                       <w:sz w:val="24"/>
                                     </w:rPr>
-                                    <w:t> </w:t>
+                                    <w:t xml:space="preserve"> </w:t>
                                   </w:r>
                                   <w:r>
                                     <w:rPr>
@@ -3494,13 +3839,13 @@
                                       <w:spacing w:val="-4"/>
                                       <w:sz w:val="24"/>
                                     </w:rPr>
-                                    <w:t> </w:t>
-                                  </w:r>
-                                  <w:r>
-                                    <w:rPr>
-                                      <w:sz w:val="24"/>
-                                    </w:rPr>
-                                    <w:t>recursion </w:t>
+                                    <w:t xml:space="preserve"> </w:t>
+                                  </w:r>
+                                  <w:r>
+                                    <w:rPr>
+                                      <w:sz w:val="24"/>
+                                    </w:rPr>
+                                    <w:t xml:space="preserve">recursion </w:t>
                                   </w:r>
                                   <w:r>
                                     <w:rPr>
@@ -3517,7 +3862,7 @@
                                 </w:tcPr>
                                 <w:p>
                                   <w:pPr>
-                                    <w:pStyle w:val="TableParagraph"/>
+                                    <w:pStyle w:val="9"/>
                                     <w:spacing w:before="55"/>
                                     <w:ind w:right="49"/>
                                     <w:jc w:val="right"/>
@@ -3536,7 +3881,7 @@
                                       <w:spacing w:val="-1"/>
                                       <w:sz w:val="24"/>
                                     </w:rPr>
-                                    <w:t> </w:t>
+                                    <w:t xml:space="preserve"> </w:t>
                                   </w:r>
                                   <w:r>
                                     <w:rPr>
@@ -3549,6 +3894,22 @@
                               </w:tc>
                             </w:tr>
                             <w:tr>
+                              <w:tblPrEx>
+                                <w:tblBorders>
+                                  <w:top w:val="none" w:color="auto" w:sz="0" w:space="0"/>
+                                  <w:left w:val="none" w:color="auto" w:sz="0" w:space="0"/>
+                                  <w:bottom w:val="none" w:color="auto" w:sz="0" w:space="0"/>
+                                  <w:right w:val="none" w:color="auto" w:sz="0" w:space="0"/>
+                                  <w:insideH w:val="none" w:color="auto" w:sz="0" w:space="0"/>
+                                  <w:insideV w:val="none" w:color="auto" w:sz="0" w:space="0"/>
+                                </w:tblBorders>
+                                <w:tblCellMar>
+                                  <w:top w:w="0" w:type="dxa"/>
+                                  <w:left w:w="0" w:type="dxa"/>
+                                  <w:bottom w:w="0" w:type="dxa"/>
+                                  <w:right w:w="0" w:type="dxa"/>
+                                </w:tblCellMar>
+                              </w:tblPrEx>
                               <w:trPr>
                                 <w:trHeight w:val="606" w:hRule="atLeast"/>
                               </w:trPr>
@@ -3558,8 +3919,8 @@
                                 </w:tcPr>
                                 <w:p>
                                   <w:pPr>
-                                    <w:pStyle w:val="TableParagraph"/>
-                                    <w:spacing w:line="256" w:lineRule="exact" w:before="75"/>
+                                    <w:pStyle w:val="9"/>
+                                    <w:spacing w:before="75" w:line="256" w:lineRule="exact"/>
                                     <w:ind w:left="50"/>
                                     <w:rPr>
                                       <w:sz w:val="24"/>
@@ -3578,7 +3939,7 @@
                                       <w:position w:val="2"/>
                                       <w:sz w:val="24"/>
                                     </w:rPr>
-                                    <w:t> </w:t>
+                                    <w:t xml:space="preserve"> </w:t>
                                   </w:r>
                                   <w:r>
                                     <w:rPr>
@@ -3593,7 +3954,7 @@
                                       <w:position w:val="2"/>
                                       <w:sz w:val="24"/>
                                     </w:rPr>
-                                    <w:t> </w:t>
+                                    <w:t xml:space="preserve"> </w:t>
                                   </w:r>
                                   <w:r>
                                     <w:rPr>
@@ -3613,7 +3974,7 @@
                                       <w:spacing w:val="-1"/>
                                       <w:sz w:val="16"/>
                                     </w:rPr>
-                                    <w:t> </w:t>
+                                    <w:t xml:space="preserve"> </w:t>
                                   </w:r>
                                   <w:r>
                                     <w:rPr>
@@ -3628,7 +3989,7 @@
                                       <w:position w:val="2"/>
                                       <w:sz w:val="24"/>
                                     </w:rPr>
-                                    <w:t> </w:t>
+                                    <w:t xml:space="preserve"> </w:t>
                                   </w:r>
                                   <w:r>
                                     <w:rPr>
@@ -3643,7 +4004,7 @@
                                       <w:position w:val="2"/>
                                       <w:sz w:val="24"/>
                                     </w:rPr>
-                                    <w:t> </w:t>
+                                    <w:t xml:space="preserve"> </w:t>
                                   </w:r>
                                   <w:r>
                                     <w:rPr>
@@ -3658,7 +4019,7 @@
                                       <w:position w:val="2"/>
                                       <w:sz w:val="24"/>
                                     </w:rPr>
-                                    <w:t> </w:t>
+                                    <w:t xml:space="preserve"> </w:t>
                                   </w:r>
                                   <w:r>
                                     <w:rPr>
@@ -3673,7 +4034,7 @@
                                       <w:position w:val="2"/>
                                       <w:sz w:val="24"/>
                                     </w:rPr>
-                                    <w:t> </w:t>
+                                    <w:t xml:space="preserve"> </w:t>
                                   </w:r>
                                   <w:r>
                                     <w:rPr>
@@ -3688,7 +4049,7 @@
                                       <w:position w:val="2"/>
                                       <w:sz w:val="24"/>
                                     </w:rPr>
-                                    <w:t> </w:t>
+                                    <w:t xml:space="preserve"> </w:t>
                                   </w:r>
                                   <w:r>
                                     <w:rPr>
@@ -3703,7 +4064,7 @@
                                       <w:position w:val="2"/>
                                       <w:sz w:val="24"/>
                                     </w:rPr>
-                                    <w:t> </w:t>
+                                    <w:t xml:space="preserve"> </w:t>
                                   </w:r>
                                   <w:r>
                                     <w:rPr>
@@ -3718,7 +4079,7 @@
                                       <w:position w:val="2"/>
                                       <w:sz w:val="24"/>
                                     </w:rPr>
-                                    <w:t> </w:t>
+                                    <w:t xml:space="preserve"> </w:t>
                                   </w:r>
                                   <w:r>
                                     <w:rPr>
@@ -3733,14 +4094,14 @@
                                       <w:position w:val="2"/>
                                       <w:sz w:val="24"/>
                                     </w:rPr>
-                                    <w:t> </w:t>
+                                    <w:t xml:space="preserve"> </w:t>
                                   </w:r>
                                   <w:r>
                                     <w:rPr>
                                       <w:position w:val="2"/>
                                       <w:sz w:val="24"/>
                                     </w:rPr>
-                                    <w:t>diagonalization </w:t>
+                                    <w:t xml:space="preserve">diagonalization </w:t>
                                   </w:r>
                                   <w:r>
                                     <w:rPr>
@@ -3757,7 +4118,7 @@
                                 </w:tcPr>
                                 <w:p>
                                   <w:pPr>
-                                    <w:pStyle w:val="TableParagraph"/>
+                                    <w:pStyle w:val="9"/>
                                     <w:spacing w:before="55"/>
                                     <w:ind w:right="48"/>
                                     <w:jc w:val="right"/>
@@ -3776,7 +4137,7 @@
                                       <w:spacing w:val="-2"/>
                                       <w:sz w:val="24"/>
                                     </w:rPr>
-                                    <w:t> marks)</w:t>
+                                    <w:t xml:space="preserve"> marks)</w:t>
                                   </w:r>
                                 </w:p>
                               </w:tc>
@@ -3784,7 +4145,7 @@
                           </w:tbl>
                           <w:p>
                             <w:pPr>
-                              <w:pStyle w:val="BodyText"/>
+                              <w:pStyle w:val="3"/>
                             </w:pPr>
                           </w:p>
                         </w:txbxContent>
@@ -3800,21 +4161,25 @@
           </mc:Choice>
           <mc:Fallback>
             <w:pict>
-              <v:shape style="position:absolute;margin-left:97.480003pt;margin-top:12.436954pt;width:443.3pt;height:100.15pt;mso-position-horizontal-relative:page;mso-position-vertical-relative:paragraph;z-index:15729664" type="#_x0000_t202" id="docshape3" filled="false" stroked="false">
-                <v:textbox inset="0,0,0,0">
+              <v:shape id="Textbox 10" o:spid="_x0000_s1026" o:spt="202" type="#_x0000_t202" style="position:absolute;left:0pt;margin-left:97.45pt;margin-top:12.4pt;height:100.15pt;width:443.3pt;mso-position-horizontal-relative:page;z-index:251659264;mso-width-relative:page;mso-height-relative:page;" filled="f" stroked="f" coordsize="21600,21600" o:gfxdata="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">
+                <v:fill on="f" focussize="0,0"/>
+                <v:stroke on="f"/>
+                <v:imagedata o:title=""/>
+                <o:lock v:ext="edit" aspectratio="f"/>
+                <v:textbox inset="0mm,0mm,0mm,0mm">
                   <w:txbxContent>
                     <w:tbl>
                       <w:tblPr>
+                        <w:tblStyle w:val="5"/>
                         <w:tblW w:w="0" w:type="auto"/>
-                        <w:jc w:val="left"/>
                         <w:tblInd w:w="67" w:type="dxa"/>
                         <w:tblBorders>
-                          <w:top w:val="none" w:sz="0" w:space="0" w:color="auto"/>
-                          <w:left w:val="none" w:sz="0" w:space="0" w:color="auto"/>
-                          <w:bottom w:val="none" w:sz="0" w:space="0" w:color="auto"/>
-                          <w:right w:val="none" w:sz="0" w:space="0" w:color="auto"/>
-                          <w:insideH w:val="none" w:sz="0" w:space="0" w:color="auto"/>
-                          <w:insideV w:val="none" w:sz="0" w:space="0" w:color="auto"/>
+                          <w:top w:val="none" w:color="auto" w:sz="0" w:space="0"/>
+                          <w:left w:val="none" w:color="auto" w:sz="0" w:space="0"/>
+                          <w:bottom w:val="none" w:color="auto" w:sz="0" w:space="0"/>
+                          <w:right w:val="none" w:color="auto" w:sz="0" w:space="0"/>
+                          <w:insideH w:val="none" w:color="auto" w:sz="0" w:space="0"/>
+                          <w:insideV w:val="none" w:color="auto" w:sz="0" w:space="0"/>
                         </w:tblBorders>
                         <w:tblLayout w:type="fixed"/>
                         <w:tblCellMar>
@@ -3823,13 +4188,28 @@
                           <w:bottom w:w="0" w:type="dxa"/>
                           <w:right w:w="0" w:type="dxa"/>
                         </w:tblCellMar>
-                        <w:tblLook w:val="01E0"/>
                       </w:tblPr>
                       <w:tblGrid>
                         <w:gridCol w:w="7519"/>
                         <w:gridCol w:w="1227"/>
                       </w:tblGrid>
                       <w:tr>
+                        <w:tblPrEx>
+                          <w:tblBorders>
+                            <w:top w:val="none" w:color="auto" w:sz="0" w:space="0"/>
+                            <w:left w:val="none" w:color="auto" w:sz="0" w:space="0"/>
+                            <w:bottom w:val="none" w:color="auto" w:sz="0" w:space="0"/>
+                            <w:right w:val="none" w:color="auto" w:sz="0" w:space="0"/>
+                            <w:insideH w:val="none" w:color="auto" w:sz="0" w:space="0"/>
+                            <w:insideV w:val="none" w:color="auto" w:sz="0" w:space="0"/>
+                          </w:tblBorders>
+                          <w:tblCellMar>
+                            <w:top w:w="0" w:type="dxa"/>
+                            <w:left w:w="0" w:type="dxa"/>
+                            <w:bottom w:w="0" w:type="dxa"/>
+                            <w:right w:w="0" w:type="dxa"/>
+                          </w:tblCellMar>
+                        </w:tblPrEx>
                         <w:trPr>
                           <w:trHeight w:val="330" w:hRule="atLeast"/>
                         </w:trPr>
@@ -3839,7 +4219,7 @@
                           </w:tcPr>
                           <w:p>
                             <w:pPr>
-                              <w:pStyle w:val="TableParagraph"/>
+                              <w:pStyle w:val="9"/>
                               <w:spacing w:line="266" w:lineRule="exact"/>
                               <w:ind w:left="50"/>
                               <w:rPr>
@@ -3857,7 +4237,7 @@
                                 <w:spacing w:val="-3"/>
                                 <w:sz w:val="24"/>
                               </w:rPr>
-                              <w:t> </w:t>
+                              <w:t xml:space="preserve"> </w:t>
                             </w:r>
                             <w:r>
                               <w:rPr>
@@ -3870,7 +4250,7 @@
                                 <w:spacing w:val="-1"/>
                                 <w:sz w:val="24"/>
                               </w:rPr>
-                              <w:t> </w:t>
+                              <w:t xml:space="preserve"> </w:t>
                             </w:r>
                             <w:r>
                               <w:rPr>
@@ -3883,7 +4263,7 @@
                                 <w:spacing w:val="1"/>
                                 <w:sz w:val="24"/>
                               </w:rPr>
-                              <w:t> </w:t>
+                              <w:t xml:space="preserve"> </w:t>
                             </w:r>
                             <w:r>
                               <w:rPr>
@@ -3900,7 +4280,7 @@
                           </w:tcPr>
                           <w:p>
                             <w:pPr>
-                              <w:pStyle w:val="TableParagraph"/>
+                              <w:pStyle w:val="9"/>
                               <w:spacing w:line="266" w:lineRule="exact"/>
                               <w:ind w:right="48"/>
                               <w:jc w:val="right"/>
@@ -3919,12 +4299,28 @@
                                 <w:spacing w:val="-2"/>
                                 <w:sz w:val="24"/>
                               </w:rPr>
-                              <w:t> marks)</w:t>
+                              <w:t xml:space="preserve"> marks)</w:t>
                             </w:r>
                           </w:p>
                         </w:tc>
                       </w:tr>
                       <w:tr>
+                        <w:tblPrEx>
+                          <w:tblBorders>
+                            <w:top w:val="none" w:color="auto" w:sz="0" w:space="0"/>
+                            <w:left w:val="none" w:color="auto" w:sz="0" w:space="0"/>
+                            <w:bottom w:val="none" w:color="auto" w:sz="0" w:space="0"/>
+                            <w:right w:val="none" w:color="auto" w:sz="0" w:space="0"/>
+                            <w:insideH w:val="none" w:color="auto" w:sz="0" w:space="0"/>
+                            <w:insideV w:val="none" w:color="auto" w:sz="0" w:space="0"/>
+                          </w:tblBorders>
+                          <w:tblCellMar>
+                            <w:top w:w="0" w:type="dxa"/>
+                            <w:left w:w="0" w:type="dxa"/>
+                            <w:bottom w:w="0" w:type="dxa"/>
+                            <w:right w:w="0" w:type="dxa"/>
+                          </w:tblCellMar>
+                        </w:tblPrEx>
                         <w:trPr>
                           <w:trHeight w:val="395" w:hRule="atLeast"/>
                         </w:trPr>
@@ -3934,7 +4330,7 @@
                           </w:tcPr>
                           <w:p>
                             <w:pPr>
-                              <w:pStyle w:val="TableParagraph"/>
+                              <w:pStyle w:val="9"/>
                               <w:spacing w:before="55"/>
                               <w:ind w:left="50"/>
                               <w:rPr>
@@ -3952,7 +4348,7 @@
                                 <w:spacing w:val="-2"/>
                                 <w:sz w:val="24"/>
                               </w:rPr>
-                              <w:t> </w:t>
+                              <w:t xml:space="preserve"> </w:t>
                             </w:r>
                             <w:r>
                               <w:rPr>
@@ -3965,7 +4361,7 @@
                                 <w:spacing w:val="-1"/>
                                 <w:sz w:val="24"/>
                               </w:rPr>
-                              <w:t> </w:t>
+                              <w:t xml:space="preserve"> </w:t>
                             </w:r>
                             <w:r>
                               <w:rPr>
@@ -3978,7 +4374,7 @@
                                 <w:spacing w:val="-2"/>
                                 <w:sz w:val="24"/>
                               </w:rPr>
-                              <w:t> theorem.</w:t>
+                              <w:t xml:space="preserve"> theorem.</w:t>
                             </w:r>
                           </w:p>
                         </w:tc>
@@ -3988,7 +4384,7 @@
                           </w:tcPr>
                           <w:p>
                             <w:pPr>
-                              <w:pStyle w:val="TableParagraph"/>
+                              <w:pStyle w:val="9"/>
                               <w:spacing w:before="55"/>
                               <w:ind w:right="48"/>
                               <w:jc w:val="right"/>
@@ -4007,12 +4403,28 @@
                                 <w:spacing w:val="-2"/>
                                 <w:sz w:val="24"/>
                               </w:rPr>
-                              <w:t> marks)</w:t>
+                              <w:t xml:space="preserve"> marks)</w:t>
                             </w:r>
                           </w:p>
                         </w:tc>
                       </w:tr>
                       <w:tr>
+                        <w:tblPrEx>
+                          <w:tblBorders>
+                            <w:top w:val="none" w:color="auto" w:sz="0" w:space="0"/>
+                            <w:left w:val="none" w:color="auto" w:sz="0" w:space="0"/>
+                            <w:bottom w:val="none" w:color="auto" w:sz="0" w:space="0"/>
+                            <w:right w:val="none" w:color="auto" w:sz="0" w:space="0"/>
+                            <w:insideH w:val="none" w:color="auto" w:sz="0" w:space="0"/>
+                            <w:insideV w:val="none" w:color="auto" w:sz="0" w:space="0"/>
+                          </w:tblBorders>
+                          <w:tblCellMar>
+                            <w:top w:w="0" w:type="dxa"/>
+                            <w:left w:w="0" w:type="dxa"/>
+                            <w:bottom w:w="0" w:type="dxa"/>
+                            <w:right w:w="0" w:type="dxa"/>
+                          </w:tblCellMar>
+                        </w:tblPrEx>
                         <w:trPr>
                           <w:trHeight w:val="672" w:hRule="atLeast"/>
                         </w:trPr>
@@ -4022,7 +4434,7 @@
                           </w:tcPr>
                           <w:p>
                             <w:pPr>
-                              <w:pStyle w:val="TableParagraph"/>
+                              <w:pStyle w:val="9"/>
                               <w:spacing w:before="55"/>
                               <w:ind w:left="50" w:right="302"/>
                               <w:rPr>
@@ -4040,7 +4452,7 @@
                                 <w:spacing w:val="-6"/>
                                 <w:sz w:val="24"/>
                               </w:rPr>
-                              <w:t> </w:t>
+                              <w:t xml:space="preserve"> </w:t>
                             </w:r>
                             <w:r>
                               <w:rPr>
@@ -4053,7 +4465,7 @@
                                 <w:spacing w:val="-4"/>
                                 <w:sz w:val="24"/>
                               </w:rPr>
-                              <w:t> </w:t>
+                              <w:t xml:space="preserve"> </w:t>
                             </w:r>
                             <w:r>
                               <w:rPr>
@@ -4066,7 +4478,7 @@
                                 <w:spacing w:val="-5"/>
                                 <w:sz w:val="24"/>
                               </w:rPr>
-                              <w:t> </w:t>
+                              <w:t xml:space="preserve"> </w:t>
                             </w:r>
                             <w:r>
                               <w:rPr>
@@ -4079,7 +4491,7 @@
                                 <w:spacing w:val="40"/>
                                 <w:sz w:val="24"/>
                               </w:rPr>
-                              <w:t> </w:t>
+                              <w:t xml:space="preserve"> </w:t>
                             </w:r>
                             <w:r>
                               <w:rPr>
@@ -4092,7 +4504,7 @@
                                 <w:spacing w:val="-5"/>
                                 <w:sz w:val="24"/>
                               </w:rPr>
-                              <w:t> </w:t>
+                              <w:t xml:space="preserve"> </w:t>
                             </w:r>
                             <w:r>
                               <w:rPr>
@@ -4105,7 +4517,7 @@
                                 <w:spacing w:val="-4"/>
                                 <w:sz w:val="24"/>
                               </w:rPr>
-                              <w:t> </w:t>
+                              <w:t xml:space="preserve"> </w:t>
                             </w:r>
                             <w:r>
                               <w:rPr>
@@ -4118,7 +4530,7 @@
                                 <w:spacing w:val="-4"/>
                                 <w:sz w:val="24"/>
                               </w:rPr>
-                              <w:t> </w:t>
+                              <w:t xml:space="preserve"> </w:t>
                             </w:r>
                             <w:r>
                               <w:rPr>
@@ -4131,7 +4543,7 @@
                                 <w:spacing w:val="-4"/>
                                 <w:sz w:val="24"/>
                               </w:rPr>
-                              <w:t> </w:t>
+                              <w:t xml:space="preserve"> </w:t>
                             </w:r>
                             <w:r>
                               <w:rPr>
@@ -4144,7 +4556,7 @@
                                 <w:spacing w:val="-5"/>
                                 <w:sz w:val="24"/>
                               </w:rPr>
-                              <w:t> </w:t>
+                              <w:t xml:space="preserve"> </w:t>
                             </w:r>
                             <w:r>
                               <w:rPr>
@@ -4157,13 +4569,13 @@
                                 <w:spacing w:val="-4"/>
                                 <w:sz w:val="24"/>
                               </w:rPr>
-                              <w:t> </w:t>
-                            </w:r>
-                            <w:r>
-                              <w:rPr>
-                                <w:sz w:val="24"/>
-                              </w:rPr>
-                              <w:t>recursion </w:t>
+                              <w:t xml:space="preserve"> </w:t>
+                            </w:r>
+                            <w:r>
+                              <w:rPr>
+                                <w:sz w:val="24"/>
+                              </w:rPr>
+                              <w:t xml:space="preserve">recursion </w:t>
                             </w:r>
                             <w:r>
                               <w:rPr>
@@ -4180,7 +4592,7 @@
                           </w:tcPr>
                           <w:p>
                             <w:pPr>
-                              <w:pStyle w:val="TableParagraph"/>
+                              <w:pStyle w:val="9"/>
                               <w:spacing w:before="55"/>
                               <w:ind w:right="49"/>
                               <w:jc w:val="right"/>
@@ -4199,7 +4611,7 @@
                                 <w:spacing w:val="-1"/>
                                 <w:sz w:val="24"/>
                               </w:rPr>
-                              <w:t> </w:t>
+                              <w:t xml:space="preserve"> </w:t>
                             </w:r>
                             <w:r>
                               <w:rPr>
@@ -4212,6 +4624,22 @@
                         </w:tc>
                       </w:tr>
                       <w:tr>
+                        <w:tblPrEx>
+                          <w:tblBorders>
+                            <w:top w:val="none" w:color="auto" w:sz="0" w:space="0"/>
+                            <w:left w:val="none" w:color="auto" w:sz="0" w:space="0"/>
+                            <w:bottom w:val="none" w:color="auto" w:sz="0" w:space="0"/>
+                            <w:right w:val="none" w:color="auto" w:sz="0" w:space="0"/>
+                            <w:insideH w:val="none" w:color="auto" w:sz="0" w:space="0"/>
+                            <w:insideV w:val="none" w:color="auto" w:sz="0" w:space="0"/>
+                          </w:tblBorders>
+                          <w:tblCellMar>
+                            <w:top w:w="0" w:type="dxa"/>
+                            <w:left w:w="0" w:type="dxa"/>
+                            <w:bottom w:w="0" w:type="dxa"/>
+                            <w:right w:w="0" w:type="dxa"/>
+                          </w:tblCellMar>
+                        </w:tblPrEx>
                         <w:trPr>
                           <w:trHeight w:val="606" w:hRule="atLeast"/>
                         </w:trPr>
@@ -4221,8 +4649,8 @@
                           </w:tcPr>
                           <w:p>
                             <w:pPr>
-                              <w:pStyle w:val="TableParagraph"/>
-                              <w:spacing w:line="256" w:lineRule="exact" w:before="75"/>
+                              <w:pStyle w:val="9"/>
+                              <w:spacing w:before="75" w:line="256" w:lineRule="exact"/>
                               <w:ind w:left="50"/>
                               <w:rPr>
                                 <w:sz w:val="24"/>
@@ -4241,7 +4669,7 @@
                                 <w:position w:val="2"/>
                                 <w:sz w:val="24"/>
                               </w:rPr>
-                              <w:t> </w:t>
+                              <w:t xml:space="preserve"> </w:t>
                             </w:r>
                             <w:r>
                               <w:rPr>
@@ -4256,7 +4684,7 @@
                                 <w:position w:val="2"/>
                                 <w:sz w:val="24"/>
                               </w:rPr>
-                              <w:t> </w:t>
+                              <w:t xml:space="preserve"> </w:t>
                             </w:r>
                             <w:r>
                               <w:rPr>
@@ -4276,7 +4704,7 @@
                                 <w:spacing w:val="-1"/>
                                 <w:sz w:val="16"/>
                               </w:rPr>
-                              <w:t> </w:t>
+                              <w:t xml:space="preserve"> </w:t>
                             </w:r>
                             <w:r>
                               <w:rPr>
@@ -4291,7 +4719,7 @@
                                 <w:position w:val="2"/>
                                 <w:sz w:val="24"/>
                               </w:rPr>
-                              <w:t> </w:t>
+                              <w:t xml:space="preserve"> </w:t>
                             </w:r>
                             <w:r>
                               <w:rPr>
@@ -4306,7 +4734,7 @@
                                 <w:position w:val="2"/>
                                 <w:sz w:val="24"/>
                               </w:rPr>
-                              <w:t> </w:t>
+                              <w:t xml:space="preserve"> </w:t>
                             </w:r>
                             <w:r>
                               <w:rPr>
@@ -4321,7 +4749,7 @@
                                 <w:position w:val="2"/>
                                 <w:sz w:val="24"/>
                               </w:rPr>
-                              <w:t> </w:t>
+                              <w:t xml:space="preserve"> </w:t>
                             </w:r>
                             <w:r>
                               <w:rPr>
@@ -4336,7 +4764,7 @@
                                 <w:position w:val="2"/>
                                 <w:sz w:val="24"/>
                               </w:rPr>
-                              <w:t> </w:t>
+                              <w:t xml:space="preserve"> </w:t>
                             </w:r>
                             <w:r>
                               <w:rPr>
@@ -4351,7 +4779,7 @@
                                 <w:position w:val="2"/>
                                 <w:sz w:val="24"/>
                               </w:rPr>
-                              <w:t> </w:t>
+                              <w:t xml:space="preserve"> </w:t>
                             </w:r>
                             <w:r>
                               <w:rPr>
@@ -4366,7 +4794,7 @@
                                 <w:position w:val="2"/>
                                 <w:sz w:val="24"/>
                               </w:rPr>
-                              <w:t> </w:t>
+                              <w:t xml:space="preserve"> </w:t>
                             </w:r>
                             <w:r>
                               <w:rPr>
@@ -4381,7 +4809,7 @@
                                 <w:position w:val="2"/>
                                 <w:sz w:val="24"/>
                               </w:rPr>
-                              <w:t> </w:t>
+                              <w:t xml:space="preserve"> </w:t>
                             </w:r>
                             <w:r>
                               <w:rPr>
@@ -4396,14 +4824,14 @@
                                 <w:position w:val="2"/>
                                 <w:sz w:val="24"/>
                               </w:rPr>
-                              <w:t> </w:t>
+                              <w:t xml:space="preserve"> </w:t>
                             </w:r>
                             <w:r>
                               <w:rPr>
                                 <w:position w:val="2"/>
                                 <w:sz w:val="24"/>
                               </w:rPr>
-                              <w:t>diagonalization </w:t>
+                              <w:t xml:space="preserve">diagonalization </w:t>
                             </w:r>
                             <w:r>
                               <w:rPr>
@@ -4420,7 +4848,7 @@
                           </w:tcPr>
                           <w:p>
                             <w:pPr>
-                              <w:pStyle w:val="TableParagraph"/>
+                              <w:pStyle w:val="9"/>
                               <w:spacing w:before="55"/>
                               <w:ind w:right="48"/>
                               <w:jc w:val="right"/>
@@ -4439,7 +4867,7 @@
                                 <w:spacing w:val="-2"/>
                                 <w:sz w:val="24"/>
                               </w:rPr>
-                              <w:t> marks)</w:t>
+                              <w:t xml:space="preserve"> marks)</w:t>
                             </w:r>
                           </w:p>
                         </w:tc>
@@ -4447,12 +4875,11 @@
                     </w:tbl>
                     <w:p>
                       <w:pPr>
-                        <w:pStyle w:val="BodyText"/>
+                        <w:pStyle w:val="3"/>
                       </w:pPr>
                     </w:p>
                   </w:txbxContent>
                 </v:textbox>
-                <w10:wrap type="none"/>
               </v:shape>
             </w:pict>
           </mc:Fallback>
@@ -4467,7 +4894,7 @@
     </w:p>
     <w:p>
       <w:pPr>
-        <w:pStyle w:val="BodyText"/>
+        <w:pStyle w:val="3"/>
         <w:spacing w:before="120"/>
         <w:ind w:left="251"/>
       </w:pPr>
@@ -4480,7 +4907,7 @@
     </w:p>
     <w:p>
       <w:pPr>
-        <w:pStyle w:val="BodyText"/>
+        <w:pStyle w:val="3"/>
         <w:spacing w:before="120"/>
         <w:ind w:left="251"/>
       </w:pPr>
@@ -4493,13 +4920,13 @@
     </w:p>
     <w:p>
       <w:pPr>
-        <w:pStyle w:val="BodyText"/>
+        <w:pStyle w:val="3"/>
         <w:spacing w:before="120"/>
       </w:pPr>
     </w:p>
     <w:p>
       <w:pPr>
-        <w:pStyle w:val="BodyText"/>
+        <w:pStyle w:val="3"/>
         <w:ind w:left="251"/>
       </w:pPr>
       <w:r>
@@ -4511,28 +4938,258 @@
     </w:p>
     <w:p>
       <w:pPr>
-        <w:pStyle w:val="BodyText"/>
-      </w:pPr>
-    </w:p>
-    <w:p>
-      <w:pPr>
-        <w:pStyle w:val="BodyText"/>
+        <w:pStyle w:val="3"/>
+      </w:pPr>
+    </w:p>
+    <w:p>
+      <w:pPr>
+        <w:pStyle w:val="3"/>
         <w:spacing w:before="83"/>
       </w:pPr>
-    </w:p>
-    <w:p>
-      <w:pPr>
-        <w:pStyle w:val="Heading1"/>
-      </w:pPr>
       <w:r>
-        <w:rPr/>
+        <w:rPr>
+          <w:rFonts w:hint="default"/>
+          <w:lang w:val="en-US" w:eastAsia="zh-CN"/>
+        </w:rPr>
+        <w:drawing>
+          <wp:inline distT="0" distB="0" distL="114300" distR="114300">
+            <wp:extent cx="6258560" cy="1144270"/>
+            <wp:effectExtent l="0" t="0" r="8890" b="17780"/>
+            <wp:docPr id="15" name="图片 15" descr="266036f9-192f-4395-a0ca-c580a770bfa9"/>
+            <wp:cNvGraphicFramePr>
+              <a:graphicFrameLocks xmlns:a="http://schemas.openxmlformats.org/drawingml/2006/main" noChangeAspect="1"/>
+            </wp:cNvGraphicFramePr>
+            <a:graphic xmlns:a="http://schemas.openxmlformats.org/drawingml/2006/main">
+              <a:graphicData uri="http://schemas.openxmlformats.org/drawingml/2006/picture">
+                <pic:pic xmlns:pic="http://schemas.openxmlformats.org/drawingml/2006/picture">
+                  <pic:nvPicPr>
+                    <pic:cNvPr id="15" name="图片 15" descr="266036f9-192f-4395-a0ca-c580a770bfa9"/>
+                    <pic:cNvPicPr>
+                      <a:picLocks noChangeAspect="1"/>
+                    </pic:cNvPicPr>
+                  </pic:nvPicPr>
+                  <pic:blipFill>
+                    <a:blip r:embed="rId12"/>
+                    <a:stretch>
+                      <a:fillRect/>
+                    </a:stretch>
+                  </pic:blipFill>
+                  <pic:spPr>
+                    <a:xfrm>
+                      <a:off x="0" y="0"/>
+                      <a:ext cx="6258560" cy="1144270"/>
+                    </a:xfrm>
+                    <a:prstGeom prst="rect">
+                      <a:avLst/>
+                    </a:prstGeom>
+                  </pic:spPr>
+                </pic:pic>
+              </a:graphicData>
+            </a:graphic>
+          </wp:inline>
+        </w:drawing>
+      </w:r>
+    </w:p>
+    <w:p>
+      <w:pPr>
+        <w:pStyle w:val="3"/>
+        <w:spacing w:before="83"/>
+      </w:pPr>
+    </w:p>
+    <w:p>
+      <w:pPr>
+        <w:pStyle w:val="3"/>
+        <w:spacing w:before="83"/>
+      </w:pPr>
+    </w:p>
+    <w:p>
+      <w:pPr>
+        <w:pStyle w:val="3"/>
+        <w:spacing w:before="83"/>
+      </w:pPr>
+    </w:p>
+    <w:p>
+      <w:pPr>
+        <w:pStyle w:val="3"/>
+        <w:spacing w:before="83"/>
+      </w:pPr>
+    </w:p>
+    <w:p>
+      <w:pPr>
+        <w:pStyle w:val="3"/>
+        <w:spacing w:before="83"/>
+      </w:pPr>
+    </w:p>
+    <w:p>
+      <w:pPr>
+        <w:pStyle w:val="3"/>
+        <w:spacing w:before="83"/>
+      </w:pPr>
+    </w:p>
+    <w:p>
+      <w:pPr>
+        <w:pStyle w:val="3"/>
+        <w:spacing w:before="83"/>
+      </w:pPr>
+    </w:p>
+    <w:p>
+      <w:pPr>
+        <w:pStyle w:val="3"/>
+        <w:spacing w:before="83"/>
+      </w:pPr>
+    </w:p>
+    <w:p>
+      <w:pPr>
+        <w:pStyle w:val="3"/>
+        <w:spacing w:before="83"/>
+      </w:pPr>
+    </w:p>
+    <w:p>
+      <w:pPr>
+        <w:pStyle w:val="3"/>
+        <w:spacing w:before="83"/>
+      </w:pPr>
+    </w:p>
+    <w:p>
+      <w:pPr>
+        <w:pStyle w:val="3"/>
+        <w:spacing w:before="83"/>
+      </w:pPr>
+    </w:p>
+    <w:p>
+      <w:pPr>
+        <w:pStyle w:val="3"/>
+        <w:spacing w:before="83"/>
+      </w:pPr>
+    </w:p>
+    <w:p>
+      <w:pPr>
+        <w:pStyle w:val="3"/>
+        <w:spacing w:before="83"/>
+      </w:pPr>
+    </w:p>
+    <w:p>
+      <w:pPr>
+        <w:pStyle w:val="3"/>
+        <w:spacing w:before="83"/>
+      </w:pPr>
+    </w:p>
+    <w:p>
+      <w:pPr>
+        <w:pStyle w:val="3"/>
+        <w:spacing w:before="83"/>
+      </w:pPr>
+    </w:p>
+    <w:p>
+      <w:pPr>
+        <w:pStyle w:val="3"/>
+        <w:spacing w:before="83"/>
+      </w:pPr>
+    </w:p>
+    <w:p>
+      <w:pPr>
+        <w:pStyle w:val="3"/>
+        <w:spacing w:before="83"/>
+      </w:pPr>
+    </w:p>
+    <w:p>
+      <w:pPr>
+        <w:pStyle w:val="3"/>
+        <w:spacing w:before="83"/>
+      </w:pPr>
+    </w:p>
+    <w:p>
+      <w:pPr>
+        <w:pStyle w:val="3"/>
+        <w:spacing w:before="83"/>
+      </w:pPr>
+    </w:p>
+    <w:p>
+      <w:pPr>
+        <w:pStyle w:val="3"/>
+        <w:spacing w:before="83"/>
+      </w:pPr>
+    </w:p>
+    <w:p>
+      <w:pPr>
+        <w:pStyle w:val="3"/>
+        <w:spacing w:before="83"/>
+      </w:pPr>
+    </w:p>
+    <w:p>
+      <w:pPr>
+        <w:pStyle w:val="3"/>
+        <w:spacing w:before="83"/>
+      </w:pPr>
+    </w:p>
+    <w:p>
+      <w:pPr>
+        <w:pStyle w:val="3"/>
+        <w:spacing w:before="83"/>
+      </w:pPr>
+    </w:p>
+    <w:p>
+      <w:pPr>
+        <w:pStyle w:val="2"/>
+      </w:pPr>
+    </w:p>
+    <w:p>
+      <w:pPr>
+        <w:pStyle w:val="2"/>
+      </w:pPr>
+    </w:p>
+    <w:p>
+      <w:pPr>
+        <w:pStyle w:val="2"/>
+      </w:pPr>
+    </w:p>
+    <w:p>
+      <w:pPr>
+        <w:pStyle w:val="2"/>
+      </w:pPr>
+    </w:p>
+    <w:p>
+      <w:pPr>
+        <w:pStyle w:val="2"/>
+      </w:pPr>
+    </w:p>
+    <w:p>
+      <w:pPr>
+        <w:pStyle w:val="2"/>
+      </w:pPr>
+    </w:p>
+    <w:p>
+      <w:pPr>
+        <w:pStyle w:val="2"/>
+      </w:pPr>
+    </w:p>
+    <w:p>
+      <w:pPr>
+        <w:pStyle w:val="2"/>
+      </w:pPr>
+    </w:p>
+    <w:p>
+      <w:pPr>
+        <w:pStyle w:val="2"/>
+      </w:pPr>
+    </w:p>
+    <w:p>
+      <w:pPr>
+        <w:pStyle w:val="2"/>
+      </w:pPr>
+    </w:p>
+    <w:p>
+      <w:pPr>
+        <w:pStyle w:val="2"/>
+      </w:pPr>
+      <w:r>
         <w:t>QUESTION</w:t>
       </w:r>
       <w:r>
         <w:rPr>
           <w:spacing w:val="-9"/>
         </w:rPr>
-        <w:t> </w:t>
+        <w:t xml:space="preserve"> </w:t>
       </w:r>
       <w:r>
         <w:rPr>
@@ -4543,34 +5200,30 @@
     </w:p>
     <w:p>
       <w:pPr>
-        <w:pStyle w:val="BodyText"/>
+        <w:pStyle w:val="3"/>
         <w:spacing w:before="241"/>
         <w:ind w:left="251"/>
       </w:pPr>
       <w:r>
-        <w:rPr/>
         <mc:AlternateContent>
           <mc:Choice Requires="wps">
             <w:drawing>
-              <wp:anchor distT="0" distB="0" distL="0" distR="0" allowOverlap="1" layoutInCell="1" locked="0" behindDoc="0" simplePos="0" relativeHeight="15730176">
+              <wp:anchor distT="0" distB="0" distL="0" distR="0" simplePos="0" relativeHeight="251660288" behindDoc="0" locked="0" layoutInCell="1" allowOverlap="1">
                 <wp:simplePos x="0" y="0"/>
                 <wp:positionH relativeFrom="page">
-                  <wp:posOffset>1237614</wp:posOffset>
+                  <wp:posOffset>1236980</wp:posOffset>
                 </wp:positionH>
                 <wp:positionV relativeFrom="paragraph">
-                  <wp:posOffset>158451</wp:posOffset>
+                  <wp:posOffset>158115</wp:posOffset>
                 </wp:positionV>
                 <wp:extent cx="5629910" cy="3330575"/>
                 <wp:effectExtent l="0" t="0" r="0" b="0"/>
                 <wp:wrapNone/>
                 <wp:docPr id="11" name="Textbox 11"/>
-                <wp:cNvGraphicFramePr>
-                  <a:graphicFrameLocks/>
-                </wp:cNvGraphicFramePr>
-                <a:graphic>
+                <wp:cNvGraphicFramePr/>
+                <a:graphic xmlns:a="http://schemas.openxmlformats.org/drawingml/2006/main">
                   <a:graphicData uri="http://schemas.microsoft.com/office/word/2010/wordprocessingShape">
                     <wps:wsp>
-                      <wps:cNvPr id="11" name="Textbox 11"/>
                       <wps:cNvSpPr txBox="1"/>
                       <wps:spPr>
                         <a:xfrm>
@@ -4585,16 +5238,16 @@
                         <w:txbxContent>
                           <w:tbl>
                             <w:tblPr>
+                              <w:tblStyle w:val="5"/>
                               <w:tblW w:w="0" w:type="auto"/>
-                              <w:jc w:val="left"/>
                               <w:tblInd w:w="67" w:type="dxa"/>
                               <w:tblBorders>
-                                <w:top w:val="none" w:sz="0" w:space="0" w:color="auto"/>
-                                <w:left w:val="none" w:sz="0" w:space="0" w:color="auto"/>
-                                <w:bottom w:val="none" w:sz="0" w:space="0" w:color="auto"/>
-                                <w:right w:val="none" w:sz="0" w:space="0" w:color="auto"/>
-                                <w:insideH w:val="none" w:sz="0" w:space="0" w:color="auto"/>
-                                <w:insideV w:val="none" w:sz="0" w:space="0" w:color="auto"/>
+                                <w:top w:val="none" w:color="auto" w:sz="0" w:space="0"/>
+                                <w:left w:val="none" w:color="auto" w:sz="0" w:space="0"/>
+                                <w:bottom w:val="none" w:color="auto" w:sz="0" w:space="0"/>
+                                <w:right w:val="none" w:color="auto" w:sz="0" w:space="0"/>
+                                <w:insideH w:val="none" w:color="auto" w:sz="0" w:space="0"/>
+                                <w:insideV w:val="none" w:color="auto" w:sz="0" w:space="0"/>
                               </w:tblBorders>
                               <w:tblLayout w:type="fixed"/>
                               <w:tblCellMar>
@@ -4603,13 +5256,28 @@
                                 <w:bottom w:w="0" w:type="dxa"/>
                                 <w:right w:w="0" w:type="dxa"/>
                               </w:tblCellMar>
-                              <w:tblLook w:val="01E0"/>
                             </w:tblPr>
                             <w:tblGrid>
                               <w:gridCol w:w="7464"/>
                               <w:gridCol w:w="1282"/>
                             </w:tblGrid>
                             <w:tr>
+                              <w:tblPrEx>
+                                <w:tblBorders>
+                                  <w:top w:val="none" w:color="auto" w:sz="0" w:space="0"/>
+                                  <w:left w:val="none" w:color="auto" w:sz="0" w:space="0"/>
+                                  <w:bottom w:val="none" w:color="auto" w:sz="0" w:space="0"/>
+                                  <w:right w:val="none" w:color="auto" w:sz="0" w:space="0"/>
+                                  <w:insideH w:val="none" w:color="auto" w:sz="0" w:space="0"/>
+                                  <w:insideV w:val="none" w:color="auto" w:sz="0" w:space="0"/>
+                                </w:tblBorders>
+                                <w:tblCellMar>
+                                  <w:top w:w="0" w:type="dxa"/>
+                                  <w:left w:w="0" w:type="dxa"/>
+                                  <w:bottom w:w="0" w:type="dxa"/>
+                                  <w:right w:w="0" w:type="dxa"/>
+                                </w:tblCellMar>
+                              </w:tblPrEx>
                               <w:trPr>
                                 <w:trHeight w:val="2071" w:hRule="atLeast"/>
                               </w:trPr>
@@ -4619,7 +5287,7 @@
                                 </w:tcPr>
                                 <w:p>
                                   <w:pPr>
-                                    <w:pStyle w:val="TableParagraph"/>
+                                    <w:pStyle w:val="9"/>
                                     <w:ind w:left="50" w:right="525"/>
                                     <w:jc w:val="both"/>
                                     <w:rPr>
@@ -4637,7 +5305,7 @@
                                       <w:spacing w:val="-2"/>
                                       <w:sz w:val="24"/>
                                     </w:rPr>
-                                    <w:t> </w:t>
+                                    <w:t xml:space="preserve"> </w:t>
                                   </w:r>
                                   <w:r>
                                     <w:rPr>
@@ -4652,7 +5320,7 @@
                                       <w:spacing w:val="-3"/>
                                       <w:sz w:val="24"/>
                                     </w:rPr>
-                                    <w:t> </w:t>
+                                    <w:t xml:space="preserve"> </w:t>
                                   </w:r>
                                   <w:r>
                                     <w:rPr>
@@ -4665,7 +5333,7 @@
                                       <w:spacing w:val="-1"/>
                                       <w:sz w:val="24"/>
                                     </w:rPr>
-                                    <w:t> </w:t>
+                                    <w:t xml:space="preserve"> </w:t>
                                   </w:r>
                                   <w:r>
                                     <w:rPr>
@@ -4678,7 +5346,7 @@
                                       <w:spacing w:val="-1"/>
                                       <w:sz w:val="24"/>
                                     </w:rPr>
-                                    <w:t> </w:t>
+                                    <w:t xml:space="preserve"> </w:t>
                                   </w:r>
                                   <w:r>
                                     <w:rPr>
@@ -4691,7 +5359,7 @@
                                       <w:spacing w:val="-1"/>
                                       <w:sz w:val="24"/>
                                     </w:rPr>
-                                    <w:t> </w:t>
+                                    <w:t xml:space="preserve"> </w:t>
                                   </w:r>
                                   <w:r>
                                     <w:rPr>
@@ -4704,7 +5372,7 @@
                                       <w:spacing w:val="-1"/>
                                       <w:sz w:val="24"/>
                                     </w:rPr>
-                                    <w:t> </w:t>
+                                    <w:t xml:space="preserve"> </w:t>
                                   </w:r>
                                   <w:r>
                                     <w:rPr>
@@ -4717,7 +5385,7 @@
                                       <w:spacing w:val="-1"/>
                                       <w:sz w:val="24"/>
                                     </w:rPr>
-                                    <w:t> </w:t>
+                                    <w:t xml:space="preserve"> </w:t>
                                   </w:r>
                                   <w:r>
                                     <w:rPr>
@@ -4730,7 +5398,7 @@
                                       <w:spacing w:val="-2"/>
                                       <w:sz w:val="24"/>
                                     </w:rPr>
-                                    <w:t> </w:t>
+                                    <w:t xml:space="preserve"> </w:t>
                                   </w:r>
                                   <w:r>
                                     <w:rPr>
@@ -4743,7 +5411,7 @@
                                       <w:spacing w:val="-2"/>
                                       <w:sz w:val="24"/>
                                     </w:rPr>
-                                    <w:t> </w:t>
+                                    <w:t xml:space="preserve"> </w:t>
                                   </w:r>
                                   <w:r>
                                     <w:rPr>
@@ -4756,7 +5424,7 @@
                                       <w:spacing w:val="-4"/>
                                       <w:sz w:val="24"/>
                                     </w:rPr>
-                                    <w:t> </w:t>
+                                    <w:t xml:space="preserve"> </w:t>
                                   </w:r>
                                   <w:r>
                                     <w:rPr>
@@ -4769,7 +5437,7 @@
                                       <w:spacing w:val="-4"/>
                                       <w:sz w:val="24"/>
                                     </w:rPr>
-                                    <w:t> </w:t>
+                                    <w:t xml:space="preserve"> </w:t>
                                   </w:r>
                                   <w:r>
                                     <w:rPr>
@@ -4782,7 +5450,7 @@
                                       <w:spacing w:val="-5"/>
                                       <w:sz w:val="24"/>
                                     </w:rPr>
-                                    <w:t> </w:t>
+                                    <w:t xml:space="preserve"> </w:t>
                                   </w:r>
                                   <w:r>
                                     <w:rPr>
@@ -4795,7 +5463,7 @@
                                       <w:spacing w:val="-4"/>
                                       <w:sz w:val="24"/>
                                     </w:rPr>
-                                    <w:t> </w:t>
+                                    <w:t xml:space="preserve"> </w:t>
                                   </w:r>
                                   <w:r>
                                     <w:rPr>
@@ -4808,7 +5476,7 @@
                                       <w:spacing w:val="-4"/>
                                       <w:sz w:val="24"/>
                                     </w:rPr>
-                                    <w:t> </w:t>
+                                    <w:t xml:space="preserve"> </w:t>
                                   </w:r>
                                   <w:r>
                                     <w:rPr>
@@ -4821,7 +5489,7 @@
                                       <w:spacing w:val="-4"/>
                                       <w:sz w:val="24"/>
                                     </w:rPr>
-                                    <w:t> </w:t>
+                                    <w:t xml:space="preserve"> </w:t>
                                   </w:r>
                                   <w:r>
                                     <w:rPr>
@@ -4834,7 +5502,7 @@
                                       <w:spacing w:val="-4"/>
                                       <w:sz w:val="24"/>
                                     </w:rPr>
-                                    <w:t> </w:t>
+                                    <w:t xml:space="preserve"> </w:t>
                                   </w:r>
                                   <w:r>
                                     <w:rPr>
@@ -4847,7 +5515,7 @@
                                       <w:spacing w:val="-4"/>
                                       <w:sz w:val="24"/>
                                     </w:rPr>
-                                    <w:t> </w:t>
+                                    <w:t xml:space="preserve"> </w:t>
                                   </w:r>
                                   <w:r>
                                     <w:rPr>
@@ -4860,7 +5528,7 @@
                                       <w:spacing w:val="-2"/>
                                       <w:sz w:val="24"/>
                                     </w:rPr>
-                                    <w:t> </w:t>
+                                    <w:t xml:space="preserve"> </w:t>
                                   </w:r>
                                   <w:r>
                                     <w:rPr>
@@ -4873,7 +5541,7 @@
                                       <w:spacing w:val="-5"/>
                                       <w:sz w:val="24"/>
                                     </w:rPr>
-                                    <w:t> </w:t>
+                                    <w:t xml:space="preserve"> </w:t>
                                   </w:r>
                                   <w:r>
                                     <w:rPr>
@@ -4884,15 +5552,15 @@
                                 </w:p>
                                 <w:p>
                                   <w:pPr>
-                                    <w:pStyle w:val="TableParagraph"/>
+                                    <w:pStyle w:val="9"/>
                                     <w:numPr>
                                       <w:ilvl w:val="0"/>
                                       <w:numId w:val="2"/>
                                     </w:numPr>
                                     <w:tabs>
-                                      <w:tab w:pos="616" w:val="left" w:leader="none"/>
+                                      <w:tab w:val="left" w:pos="616"/>
                                     </w:tabs>
-                                    <w:spacing w:line="240" w:lineRule="auto" w:before="110" w:after="0"/>
+                                    <w:spacing w:before="110" w:after="0" w:line="240" w:lineRule="auto"/>
                                     <w:ind w:left="616" w:right="0" w:hanging="566"/>
                                     <w:jc w:val="left"/>
                                     <w:rPr>
@@ -4909,15 +5577,15 @@
                                 </w:p>
                                 <w:p>
                                   <w:pPr>
-                                    <w:pStyle w:val="TableParagraph"/>
+                                    <w:pStyle w:val="9"/>
                                     <w:numPr>
                                       <w:ilvl w:val="0"/>
                                       <w:numId w:val="2"/>
                                     </w:numPr>
                                     <w:tabs>
-                                      <w:tab w:pos="616" w:val="left" w:leader="none"/>
+                                      <w:tab w:val="left" w:pos="616"/>
                                     </w:tabs>
-                                    <w:spacing w:line="240" w:lineRule="auto" w:before="120" w:after="0"/>
+                                    <w:spacing w:before="120" w:after="0" w:line="240" w:lineRule="auto"/>
                                     <w:ind w:left="616" w:right="0" w:hanging="566"/>
                                     <w:jc w:val="left"/>
                                     <w:rPr>
@@ -4934,15 +5602,15 @@
                                 </w:p>
                                 <w:p>
                                   <w:pPr>
-                                    <w:pStyle w:val="TableParagraph"/>
+                                    <w:pStyle w:val="9"/>
                                     <w:numPr>
                                       <w:ilvl w:val="0"/>
                                       <w:numId w:val="2"/>
                                     </w:numPr>
                                     <w:tabs>
-                                      <w:tab w:pos="616" w:val="left" w:leader="none"/>
+                                      <w:tab w:val="left" w:pos="616"/>
                                     </w:tabs>
-                                    <w:spacing w:line="240" w:lineRule="auto" w:before="120" w:after="0"/>
+                                    <w:spacing w:before="120" w:after="0" w:line="240" w:lineRule="auto"/>
                                     <w:ind w:left="616" w:right="0" w:hanging="566"/>
                                     <w:jc w:val="left"/>
                                     <w:rPr>
@@ -4964,7 +5632,7 @@
                                 </w:tcPr>
                                 <w:p>
                                   <w:pPr>
-                                    <w:pStyle w:val="TableParagraph"/>
+                                    <w:pStyle w:val="9"/>
                                     <w:spacing w:line="268" w:lineRule="exact"/>
                                     <w:ind w:right="48"/>
                                     <w:jc w:val="right"/>
@@ -4983,7 +5651,7 @@
                                       <w:spacing w:val="-1"/>
                                       <w:sz w:val="24"/>
                                     </w:rPr>
-                                    <w:t> </w:t>
+                                    <w:t xml:space="preserve"> </w:t>
                                   </w:r>
                                   <w:r>
                                     <w:rPr>
@@ -4996,6 +5664,22 @@
                               </w:tc>
                             </w:tr>
                             <w:tr>
+                              <w:tblPrEx>
+                                <w:tblBorders>
+                                  <w:top w:val="none" w:color="auto" w:sz="0" w:space="0"/>
+                                  <w:left w:val="none" w:color="auto" w:sz="0" w:space="0"/>
+                                  <w:bottom w:val="none" w:color="auto" w:sz="0" w:space="0"/>
+                                  <w:right w:val="none" w:color="auto" w:sz="0" w:space="0"/>
+                                  <w:insideH w:val="none" w:color="auto" w:sz="0" w:space="0"/>
+                                  <w:insideV w:val="none" w:color="auto" w:sz="0" w:space="0"/>
+                                </w:tblBorders>
+                                <w:tblCellMar>
+                                  <w:top w:w="0" w:type="dxa"/>
+                                  <w:left w:w="0" w:type="dxa"/>
+                                  <w:bottom w:w="0" w:type="dxa"/>
+                                  <w:right w:w="0" w:type="dxa"/>
+                                </w:tblCellMar>
+                              </w:tblPrEx>
                               <w:trPr>
                                 <w:trHeight w:val="1583" w:hRule="atLeast"/>
                               </w:trPr>
@@ -5005,15 +5689,15 @@
                                 </w:tcPr>
                                 <w:p>
                                   <w:pPr>
-                                    <w:pStyle w:val="TableParagraph"/>
+                                    <w:pStyle w:val="9"/>
                                     <w:numPr>
                                       <w:ilvl w:val="0"/>
                                       <w:numId w:val="3"/>
                                     </w:numPr>
                                     <w:tabs>
-                                      <w:tab w:pos="616" w:val="left" w:leader="none"/>
+                                      <w:tab w:val="left" w:pos="616"/>
                                     </w:tabs>
-                                    <w:spacing w:line="240" w:lineRule="auto" w:before="54" w:after="0"/>
+                                    <w:spacing w:before="54" w:after="0" w:line="240" w:lineRule="auto"/>
                                     <w:ind w:left="616" w:right="0" w:hanging="566"/>
                                     <w:jc w:val="left"/>
                                     <w:rPr>
@@ -5030,15 +5714,15 @@
                                 </w:p>
                                 <w:p>
                                   <w:pPr>
-                                    <w:pStyle w:val="TableParagraph"/>
+                                    <w:pStyle w:val="9"/>
                                     <w:numPr>
                                       <w:ilvl w:val="0"/>
                                       <w:numId w:val="3"/>
                                     </w:numPr>
                                     <w:tabs>
-                                      <w:tab w:pos="616" w:val="left" w:leader="none"/>
+                                      <w:tab w:val="left" w:pos="616"/>
                                     </w:tabs>
-                                    <w:spacing w:line="240" w:lineRule="auto" w:before="121" w:after="0"/>
+                                    <w:spacing w:before="121" w:after="0" w:line="240" w:lineRule="auto"/>
                                     <w:ind w:left="616" w:right="0" w:hanging="566"/>
                                     <w:jc w:val="left"/>
                                     <w:rPr>
@@ -5055,15 +5739,15 @@
                                 </w:p>
                                 <w:p>
                                   <w:pPr>
-                                    <w:pStyle w:val="TableParagraph"/>
+                                    <w:pStyle w:val="9"/>
                                     <w:numPr>
                                       <w:ilvl w:val="0"/>
                                       <w:numId w:val="3"/>
                                     </w:numPr>
                                     <w:tabs>
-                                      <w:tab w:pos="616" w:val="left" w:leader="none"/>
+                                      <w:tab w:val="left" w:pos="616"/>
                                     </w:tabs>
-                                    <w:spacing w:line="240" w:lineRule="auto" w:before="120" w:after="0"/>
+                                    <w:spacing w:before="120" w:after="0" w:line="240" w:lineRule="auto"/>
                                     <w:ind w:left="616" w:right="0" w:hanging="566"/>
                                     <w:jc w:val="left"/>
                                     <w:rPr>
@@ -5080,7 +5764,7 @@
                                 </w:p>
                                 <w:p>
                                   <w:pPr>
-                                    <w:pStyle w:val="TableParagraph"/>
+                                    <w:pStyle w:val="9"/>
                                     <w:spacing w:before="120"/>
                                     <w:ind w:left="50"/>
                                     <w:rPr>
@@ -5098,7 +5782,7 @@
                                       <w:spacing w:val="-3"/>
                                       <w:sz w:val="24"/>
                                     </w:rPr>
-                                    <w:t> </w:t>
+                                    <w:t xml:space="preserve"> </w:t>
                                   </w:r>
                                   <w:r>
                                     <w:rPr>
@@ -5111,13 +5795,13 @@
                                       <w:spacing w:val="-1"/>
                                       <w:sz w:val="24"/>
                                     </w:rPr>
-                                    <w:t> </w:t>
-                                  </w:r>
-                                  <w:r>
-                                    <w:rPr>
-                                      <w:sz w:val="24"/>
-                                    </w:rPr>
-                                    <w:t>is in </w:t>
+                                    <w:t xml:space="preserve"> </w:t>
+                                  </w:r>
+                                  <w:r>
+                                    <w:rPr>
+                                      <w:sz w:val="24"/>
+                                    </w:rPr>
+                                    <w:t xml:space="preserve">is in </w:t>
                                   </w:r>
                                   <w:r>
                                     <w:rPr>
@@ -5134,7 +5818,7 @@
                                 </w:tcPr>
                                 <w:p>
                                   <w:pPr>
-                                    <w:pStyle w:val="TableParagraph"/>
+                                    <w:pStyle w:val="9"/>
                                     <w:rPr>
                                       <w:sz w:val="24"/>
                                     </w:rPr>
@@ -5142,7 +5826,7 @@
                                 </w:p>
                                 <w:p>
                                   <w:pPr>
-                                    <w:pStyle w:val="TableParagraph"/>
+                                    <w:pStyle w:val="9"/>
                                     <w:rPr>
                                       <w:sz w:val="24"/>
                                     </w:rPr>
@@ -5150,7 +5834,7 @@
                                 </w:p>
                                 <w:p>
                                   <w:pPr>
-                                    <w:pStyle w:val="TableParagraph"/>
+                                    <w:pStyle w:val="9"/>
                                     <w:rPr>
                                       <w:sz w:val="24"/>
                                     </w:rPr>
@@ -5158,7 +5842,7 @@
                                 </w:p>
                                 <w:p>
                                   <w:pPr>
-                                    <w:pStyle w:val="TableParagraph"/>
+                                    <w:pStyle w:val="9"/>
                                     <w:spacing w:before="139"/>
                                     <w:rPr>
                                       <w:sz w:val="24"/>
@@ -5167,7 +5851,7 @@
                                 </w:p>
                                 <w:p>
                                   <w:pPr>
-                                    <w:pStyle w:val="TableParagraph"/>
+                                    <w:pStyle w:val="9"/>
                                     <w:ind w:right="48"/>
                                     <w:jc w:val="right"/>
                                     <w:rPr>
@@ -5185,12 +5869,28 @@
                                       <w:spacing w:val="-2"/>
                                       <w:sz w:val="24"/>
                                     </w:rPr>
-                                    <w:t> marks)</w:t>
+                                    <w:t xml:space="preserve"> marks)</w:t>
                                   </w:r>
                                 </w:p>
                               </w:tc>
                             </w:tr>
                             <w:tr>
+                              <w:tblPrEx>
+                                <w:tblBorders>
+                                  <w:top w:val="none" w:color="auto" w:sz="0" w:space="0"/>
+                                  <w:left w:val="none" w:color="auto" w:sz="0" w:space="0"/>
+                                  <w:bottom w:val="none" w:color="auto" w:sz="0" w:space="0"/>
+                                  <w:right w:val="none" w:color="auto" w:sz="0" w:space="0"/>
+                                  <w:insideH w:val="none" w:color="auto" w:sz="0" w:space="0"/>
+                                  <w:insideV w:val="none" w:color="auto" w:sz="0" w:space="0"/>
+                                </w:tblBorders>
+                                <w:tblCellMar>
+                                  <w:top w:w="0" w:type="dxa"/>
+                                  <w:left w:w="0" w:type="dxa"/>
+                                  <w:bottom w:w="0" w:type="dxa"/>
+                                  <w:right w:w="0" w:type="dxa"/>
+                                </w:tblCellMar>
+                              </w:tblPrEx>
                               <w:trPr>
                                 <w:trHeight w:val="1591" w:hRule="atLeast"/>
                               </w:trPr>
@@ -5200,7 +5900,7 @@
                                 </w:tcPr>
                                 <w:p>
                                   <w:pPr>
-                                    <w:pStyle w:val="TableParagraph"/>
+                                    <w:pStyle w:val="9"/>
                                     <w:spacing w:before="53"/>
                                     <w:ind w:left="50"/>
                                     <w:rPr>
@@ -5221,7 +5921,7 @@
                                       <w:sz w:val="24"/>
                                       <w:szCs w:val="24"/>
                                     </w:rPr>
-                                    <w:t> </w:t>
+                                    <w:t xml:space="preserve"> </w:t>
                                   </w:r>
                                   <w:r>
                                     <w:rPr>
@@ -5236,7 +5936,7 @@
                                       <w:sz w:val="24"/>
                                       <w:szCs w:val="24"/>
                                     </w:rPr>
-                                    <w:t> </w:t>
+                                    <w:t xml:space="preserve"> </w:t>
                                   </w:r>
                                   <w:r>
                                     <w:rPr>
@@ -5251,7 +5951,7 @@
                                       <w:sz w:val="24"/>
                                       <w:szCs w:val="24"/>
                                     </w:rPr>
-                                    <w:t> </w:t>
+                                    <w:t xml:space="preserve"> </w:t>
                                   </w:r>
                                   <w:r>
                                     <w:rPr>
@@ -5266,7 +5966,7 @@
                                       <w:sz w:val="24"/>
                                       <w:szCs w:val="24"/>
                                     </w:rPr>
-                                    <w:t> </w:t>
+                                    <w:t xml:space="preserve"> </w:t>
                                   </w:r>
                                   <w:r>
                                     <w:rPr>
@@ -5281,7 +5981,7 @@
                                       <w:sz w:val="24"/>
                                       <w:szCs w:val="24"/>
                                     </w:rPr>
-                                    <w:t> </w:t>
+                                    <w:t xml:space="preserve"> </w:t>
                                   </w:r>
                                   <w:r>
                                     <w:rPr>
@@ -5296,7 +5996,7 @@
                                       <w:sz w:val="24"/>
                                       <w:szCs w:val="24"/>
                                     </w:rPr>
-                                    <w:t> </w:t>
+                                    <w:t xml:space="preserve"> </w:t>
                                   </w:r>
                                   <w:r>
                                     <w:rPr>
@@ -5311,7 +6011,7 @@
                                       <w:sz w:val="24"/>
                                       <w:szCs w:val="24"/>
                                     </w:rPr>
-                                    <w:t> </w:t>
+                                    <w:t xml:space="preserve"> </w:t>
                                   </w:r>
                                   <w:r>
                                     <w:rPr>
@@ -5326,7 +6026,7 @@
                                       <w:sz w:val="24"/>
                                       <w:szCs w:val="24"/>
                                     </w:rPr>
-                                    <w:t> </w:t>
+                                    <w:t xml:space="preserve"> </w:t>
                                   </w:r>
                                   <w:r>
                                     <w:rPr>
@@ -5341,7 +6041,7 @@
                                       <w:sz w:val="24"/>
                                       <w:szCs w:val="24"/>
                                     </w:rPr>
-                                    <w:t> </w:t>
+                                    <w:t xml:space="preserve"> </w:t>
                                   </w:r>
                                   <w:r>
                                     <w:rPr>
@@ -5356,14 +6056,14 @@
                                       <w:sz w:val="24"/>
                                       <w:szCs w:val="24"/>
                                     </w:rPr>
-                                    <w:t> </w:t>
+                                    <w:t xml:space="preserve"> </w:t>
                                   </w:r>
                                   <w:r>
                                     <w:rPr>
                                       <w:sz w:val="24"/>
                                       <w:szCs w:val="24"/>
                                     </w:rPr>
-                                    <w:t>VERTEX- </w:t>
+                                    <w:t xml:space="preserve">VERTEX- </w:t>
                                   </w:r>
                                   <w:r>
                                     <w:rPr>
@@ -5380,7 +6080,7 @@
                                       <w:sz w:val="24"/>
                                       <w:szCs w:val="24"/>
                                     </w:rPr>
-                                    <w:t> </w:t>
+                                    <w:t xml:space="preserve"> </w:t>
                                   </w:r>
                                   <w:r>
                                     <w:rPr>
@@ -5403,7 +6103,7 @@
                                       <w:sz w:val="16"/>
                                       <w:szCs w:val="16"/>
                                     </w:rPr>
-                                    <w:t> </w:t>
+                                    <w:t xml:space="preserve"> </w:t>
                                   </w:r>
                                   <w:r>
                                     <w:rPr>
@@ -5420,7 +6120,7 @@
                                       <w:sz w:val="24"/>
                                       <w:szCs w:val="24"/>
                                     </w:rPr>
-                                    <w:t> </w:t>
+                                    <w:t xml:space="preserve"> </w:t>
                                   </w:r>
                                   <w:r>
                                     <w:rPr>
@@ -5437,7 +6137,7 @@
                                       <w:sz w:val="24"/>
                                       <w:szCs w:val="24"/>
                                     </w:rPr>
-                                    <w:t> </w:t>
+                                    <w:t xml:space="preserve"> </w:t>
                                   </w:r>
                                   <w:r>
                                     <w:rPr>
@@ -5454,7 +6154,7 @@
                                       <w:sz w:val="24"/>
                                       <w:szCs w:val="24"/>
                                     </w:rPr>
-                                    <w:t> </w:t>
+                                    <w:t xml:space="preserve"> </w:t>
                                   </w:r>
                                   <w:r>
                                     <w:rPr>
@@ -5471,7 +6171,7 @@
                                       <w:sz w:val="24"/>
                                       <w:szCs w:val="24"/>
                                     </w:rPr>
-                                    <w:t> </w:t>
+                                    <w:t xml:space="preserve"> </w:t>
                                   </w:r>
                                   <w:r>
                                     <w:rPr>
@@ -5488,7 +6188,7 @@
                                       <w:sz w:val="24"/>
                                       <w:szCs w:val="24"/>
                                     </w:rPr>
-                                    <w:t> </w:t>
+                                    <w:t xml:space="preserve"> </w:t>
                                   </w:r>
                                   <w:r>
                                     <w:rPr>
@@ -5505,7 +6205,7 @@
                                       <w:sz w:val="24"/>
                                       <w:szCs w:val="24"/>
                                     </w:rPr>
-                                    <w:t> </w:t>
+                                    <w:t xml:space="preserve"> </w:t>
                                   </w:r>
                                   <w:r>
                                     <w:rPr>
@@ -5513,7 +6213,7 @@
                                       <w:sz w:val="24"/>
                                       <w:szCs w:val="24"/>
                                     </w:rPr>
-                                    <w:t>the </w:t>
+                                    <w:t xml:space="preserve">the </w:t>
                                   </w:r>
                                   <w:r>
                                     <w:rPr>
@@ -5525,7 +6225,7 @@
                                 </w:p>
                                 <w:p>
                                   <w:pPr>
-                                    <w:pStyle w:val="TableParagraph"/>
+                                    <w:pStyle w:val="9"/>
                                     <w:rPr>
                                       <w:sz w:val="14"/>
                                     </w:rPr>
@@ -5533,7 +6233,7 @@
                                 </w:p>
                                 <w:p>
                                   <w:pPr>
-                                    <w:pStyle w:val="TableParagraph"/>
+                                    <w:pStyle w:val="9"/>
                                     <w:ind w:left="50"/>
                                     <w:rPr>
                                       <w:sz w:val="20"/>
@@ -5545,21 +6245,19 @@
                                     </w:rPr>
                                     <w:drawing>
                                       <wp:inline distT="0" distB="0" distL="0" distR="0">
-                                        <wp:extent cx="3408683" cy="171450"/>
+                                        <wp:extent cx="3408680" cy="171450"/>
                                         <wp:effectExtent l="0" t="0" r="0" b="0"/>
                                         <wp:docPr id="12" name="Image 12"/>
-                                        <wp:cNvGraphicFramePr>
-                                          <a:graphicFrameLocks/>
-                                        </wp:cNvGraphicFramePr>
-                                        <a:graphic>
+                                        <wp:cNvGraphicFramePr/>
+                                        <a:graphic xmlns:a="http://schemas.openxmlformats.org/drawingml/2006/main">
                                           <a:graphicData uri="http://schemas.openxmlformats.org/drawingml/2006/picture">
-                                            <pic:pic>
+                                            <pic:pic xmlns:pic="http://schemas.openxmlformats.org/drawingml/2006/picture">
                                               <pic:nvPicPr>
                                                 <pic:cNvPr id="12" name="Image 12"/>
                                                 <pic:cNvPicPr/>
                                               </pic:nvPicPr>
                                               <pic:blipFill>
-                                                <a:blip r:embed="rId9" cstate="print"/>
+                                                <a:blip r:embed="rId13" cstate="print"/>
                                                 <a:stretch>
                                                   <a:fillRect/>
                                                 </a:stretch>
@@ -5579,11 +6277,6 @@
                                       </wp:inline>
                                     </w:drawing>
                                   </w:r>
-                                  <w:r>
-                                    <w:rPr>
-                                      <w:sz w:val="20"/>
-                                    </w:rPr>
-                                  </w:r>
                                 </w:p>
                               </w:tc>
                               <w:tc>
@@ -5592,7 +6285,7 @@
                                 </w:tcPr>
                                 <w:p>
                                   <w:pPr>
-                                    <w:pStyle w:val="TableParagraph"/>
+                                    <w:pStyle w:val="9"/>
                                     <w:spacing w:before="56"/>
                                     <w:ind w:right="48"/>
                                     <w:jc w:val="right"/>
@@ -5611,7 +6304,7 @@
                                       <w:spacing w:val="-2"/>
                                       <w:sz w:val="24"/>
                                     </w:rPr>
-                                    <w:t> marks)</w:t>
+                                    <w:t xml:space="preserve"> marks)</w:t>
                                   </w:r>
                                 </w:p>
                               </w:tc>
@@ -5619,7 +6312,7 @@
                           </w:tbl>
                           <w:p>
                             <w:pPr>
-                              <w:pStyle w:val="BodyText"/>
+                              <w:pStyle w:val="3"/>
                             </w:pPr>
                           </w:p>
                         </w:txbxContent>
@@ -5635,21 +6328,25 @@
           </mc:Choice>
           <mc:Fallback>
             <w:pict>
-              <v:shape style="position:absolute;margin-left:97.449997pt;margin-top:12.476523pt;width:443.3pt;height:262.25pt;mso-position-horizontal-relative:page;mso-position-vertical-relative:paragraph;z-index:15730176" type="#_x0000_t202" id="docshape4" filled="false" stroked="false">
-                <v:textbox inset="0,0,0,0">
+              <v:shape id="Textbox 11" o:spid="_x0000_s1026" o:spt="202" type="#_x0000_t202" style="position:absolute;left:0pt;margin-left:97.4pt;margin-top:12.45pt;height:262.25pt;width:443.3pt;mso-position-horizontal-relative:page;z-index:251660288;mso-width-relative:page;mso-height-relative:page;" filled="f" stroked="f" coordsize="21600,21600" o:gfxdata="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">
+                <v:fill on="f" focussize="0,0"/>
+                <v:stroke on="f"/>
+                <v:imagedata o:title=""/>
+                <o:lock v:ext="edit" aspectratio="f"/>
+                <v:textbox inset="0mm,0mm,0mm,0mm">
                   <w:txbxContent>
                     <w:tbl>
                       <w:tblPr>
+                        <w:tblStyle w:val="5"/>
                         <w:tblW w:w="0" w:type="auto"/>
-                        <w:jc w:val="left"/>
                         <w:tblInd w:w="67" w:type="dxa"/>
                         <w:tblBorders>
-                          <w:top w:val="none" w:sz="0" w:space="0" w:color="auto"/>
-                          <w:left w:val="none" w:sz="0" w:space="0" w:color="auto"/>
-                          <w:bottom w:val="none" w:sz="0" w:space="0" w:color="auto"/>
-                          <w:right w:val="none" w:sz="0" w:space="0" w:color="auto"/>
-                          <w:insideH w:val="none" w:sz="0" w:space="0" w:color="auto"/>
-                          <w:insideV w:val="none" w:sz="0" w:space="0" w:color="auto"/>
+                          <w:top w:val="none" w:color="auto" w:sz="0" w:space="0"/>
+                          <w:left w:val="none" w:color="auto" w:sz="0" w:space="0"/>
+                          <w:bottom w:val="none" w:color="auto" w:sz="0" w:space="0"/>
+                          <w:right w:val="none" w:color="auto" w:sz="0" w:space="0"/>
+                          <w:insideH w:val="none" w:color="auto" w:sz="0" w:space="0"/>
+                          <w:insideV w:val="none" w:color="auto" w:sz="0" w:space="0"/>
                         </w:tblBorders>
                         <w:tblLayout w:type="fixed"/>
                         <w:tblCellMar>
@@ -5658,13 +6355,28 @@
                           <w:bottom w:w="0" w:type="dxa"/>
                           <w:right w:w="0" w:type="dxa"/>
                         </w:tblCellMar>
-                        <w:tblLook w:val="01E0"/>
                       </w:tblPr>
                       <w:tblGrid>
                         <w:gridCol w:w="7464"/>
                         <w:gridCol w:w="1282"/>
                       </w:tblGrid>
                       <w:tr>
+                        <w:tblPrEx>
+                          <w:tblBorders>
+                            <w:top w:val="none" w:color="auto" w:sz="0" w:space="0"/>
+                            <w:left w:val="none" w:color="auto" w:sz="0" w:space="0"/>
+                            <w:bottom w:val="none" w:color="auto" w:sz="0" w:space="0"/>
+                            <w:right w:val="none" w:color="auto" w:sz="0" w:space="0"/>
+                            <w:insideH w:val="none" w:color="auto" w:sz="0" w:space="0"/>
+                            <w:insideV w:val="none" w:color="auto" w:sz="0" w:space="0"/>
+                          </w:tblBorders>
+                          <w:tblCellMar>
+                            <w:top w:w="0" w:type="dxa"/>
+                            <w:left w:w="0" w:type="dxa"/>
+                            <w:bottom w:w="0" w:type="dxa"/>
+                            <w:right w:w="0" w:type="dxa"/>
+                          </w:tblCellMar>
+                        </w:tblPrEx>
                         <w:trPr>
                           <w:trHeight w:val="2071" w:hRule="atLeast"/>
                         </w:trPr>
@@ -5674,7 +6386,7 @@
                           </w:tcPr>
                           <w:p>
                             <w:pPr>
-                              <w:pStyle w:val="TableParagraph"/>
+                              <w:pStyle w:val="9"/>
                               <w:ind w:left="50" w:right="525"/>
                               <w:jc w:val="both"/>
                               <w:rPr>
@@ -5692,7 +6404,7 @@
                                 <w:spacing w:val="-2"/>
                                 <w:sz w:val="24"/>
                               </w:rPr>
-                              <w:t> </w:t>
+                              <w:t xml:space="preserve"> </w:t>
                             </w:r>
                             <w:r>
                               <w:rPr>
@@ -5707,7 +6419,7 @@
                                 <w:spacing w:val="-3"/>
                                 <w:sz w:val="24"/>
                               </w:rPr>
-                              <w:t> </w:t>
+                              <w:t xml:space="preserve"> </w:t>
                             </w:r>
                             <w:r>
                               <w:rPr>
@@ -5720,7 +6432,7 @@
                                 <w:spacing w:val="-1"/>
                                 <w:sz w:val="24"/>
                               </w:rPr>
-                              <w:t> </w:t>
+                              <w:t xml:space="preserve"> </w:t>
                             </w:r>
                             <w:r>
                               <w:rPr>
@@ -5733,7 +6445,7 @@
                                 <w:spacing w:val="-1"/>
                                 <w:sz w:val="24"/>
                               </w:rPr>
-                              <w:t> </w:t>
+                              <w:t xml:space="preserve"> </w:t>
                             </w:r>
                             <w:r>
                               <w:rPr>
@@ -5746,7 +6458,7 @@
                                 <w:spacing w:val="-1"/>
                                 <w:sz w:val="24"/>
                               </w:rPr>
-                              <w:t> </w:t>
+                              <w:t xml:space="preserve"> </w:t>
                             </w:r>
                             <w:r>
                               <w:rPr>
@@ -5759,7 +6471,7 @@
                                 <w:spacing w:val="-1"/>
                                 <w:sz w:val="24"/>
                               </w:rPr>
-                              <w:t> </w:t>
+                              <w:t xml:space="preserve"> </w:t>
                             </w:r>
                             <w:r>
                               <w:rPr>
@@ -5772,7 +6484,7 @@
                                 <w:spacing w:val="-1"/>
                                 <w:sz w:val="24"/>
                               </w:rPr>
-                              <w:t> </w:t>
+                              <w:t xml:space="preserve"> </w:t>
                             </w:r>
                             <w:r>
                               <w:rPr>
@@ -5785,7 +6497,7 @@
                                 <w:spacing w:val="-2"/>
                                 <w:sz w:val="24"/>
                               </w:rPr>
-                              <w:t> </w:t>
+                              <w:t xml:space="preserve"> </w:t>
                             </w:r>
                             <w:r>
                               <w:rPr>
@@ -5798,7 +6510,7 @@
                                 <w:spacing w:val="-2"/>
                                 <w:sz w:val="24"/>
                               </w:rPr>
-                              <w:t> </w:t>
+                              <w:t xml:space="preserve"> </w:t>
                             </w:r>
                             <w:r>
                               <w:rPr>
@@ -5811,7 +6523,7 @@
                                 <w:spacing w:val="-4"/>
                                 <w:sz w:val="24"/>
                               </w:rPr>
-                              <w:t> </w:t>
+                              <w:t xml:space="preserve"> </w:t>
                             </w:r>
                             <w:r>
                               <w:rPr>
@@ -5824,7 +6536,7 @@
                                 <w:spacing w:val="-4"/>
                                 <w:sz w:val="24"/>
                               </w:rPr>
-                              <w:t> </w:t>
+                              <w:t xml:space="preserve"> </w:t>
                             </w:r>
                             <w:r>
                               <w:rPr>
@@ -5837,7 +6549,7 @@
                                 <w:spacing w:val="-5"/>
                                 <w:sz w:val="24"/>
                               </w:rPr>
-                              <w:t> </w:t>
+                              <w:t xml:space="preserve"> </w:t>
                             </w:r>
                             <w:r>
                               <w:rPr>
@@ -5850,7 +6562,7 @@
                                 <w:spacing w:val="-4"/>
                                 <w:sz w:val="24"/>
                               </w:rPr>
-                              <w:t> </w:t>
+                              <w:t xml:space="preserve"> </w:t>
                             </w:r>
                             <w:r>
                               <w:rPr>
@@ -5863,7 +6575,7 @@
                                 <w:spacing w:val="-4"/>
                                 <w:sz w:val="24"/>
                               </w:rPr>
-                              <w:t> </w:t>
+                              <w:t xml:space="preserve"> </w:t>
                             </w:r>
                             <w:r>
                               <w:rPr>
@@ -5876,7 +6588,7 @@
                                 <w:spacing w:val="-4"/>
                                 <w:sz w:val="24"/>
                               </w:rPr>
-                              <w:t> </w:t>
+                              <w:t xml:space="preserve"> </w:t>
                             </w:r>
                             <w:r>
                               <w:rPr>
@@ -5889,7 +6601,7 @@
                                 <w:spacing w:val="-4"/>
                                 <w:sz w:val="24"/>
                               </w:rPr>
-                              <w:t> </w:t>
+                              <w:t xml:space="preserve"> </w:t>
                             </w:r>
                             <w:r>
                               <w:rPr>
@@ -5902,7 +6614,7 @@
                                 <w:spacing w:val="-4"/>
                                 <w:sz w:val="24"/>
                               </w:rPr>
-                              <w:t> </w:t>
+                              <w:t xml:space="preserve"> </w:t>
                             </w:r>
                             <w:r>
                               <w:rPr>
@@ -5915,7 +6627,7 @@
                                 <w:spacing w:val="-2"/>
                                 <w:sz w:val="24"/>
                               </w:rPr>
-                              <w:t> </w:t>
+                              <w:t xml:space="preserve"> </w:t>
                             </w:r>
                             <w:r>
                               <w:rPr>
@@ -5928,7 +6640,7 @@
                                 <w:spacing w:val="-5"/>
                                 <w:sz w:val="24"/>
                               </w:rPr>
-                              <w:t> </w:t>
+                              <w:t xml:space="preserve"> </w:t>
                             </w:r>
                             <w:r>
                               <w:rPr>
@@ -5939,15 +6651,15 @@
                           </w:p>
                           <w:p>
                             <w:pPr>
-                              <w:pStyle w:val="TableParagraph"/>
+                              <w:pStyle w:val="9"/>
                               <w:numPr>
                                 <w:ilvl w:val="0"/>
                                 <w:numId w:val="2"/>
                               </w:numPr>
                               <w:tabs>
-                                <w:tab w:pos="616" w:val="left" w:leader="none"/>
+                                <w:tab w:val="left" w:pos="616"/>
                               </w:tabs>
-                              <w:spacing w:line="240" w:lineRule="auto" w:before="110" w:after="0"/>
+                              <w:spacing w:before="110" w:after="0" w:line="240" w:lineRule="auto"/>
                               <w:ind w:left="616" w:right="0" w:hanging="566"/>
                               <w:jc w:val="left"/>
                               <w:rPr>
@@ -5964,15 +6676,15 @@
                           </w:p>
                           <w:p>
                             <w:pPr>
-                              <w:pStyle w:val="TableParagraph"/>
+                              <w:pStyle w:val="9"/>
                               <w:numPr>
                                 <w:ilvl w:val="0"/>
                                 <w:numId w:val="2"/>
                               </w:numPr>
                               <w:tabs>
-                                <w:tab w:pos="616" w:val="left" w:leader="none"/>
+                                <w:tab w:val="left" w:pos="616"/>
                               </w:tabs>
-                              <w:spacing w:line="240" w:lineRule="auto" w:before="120" w:after="0"/>
+                              <w:spacing w:before="120" w:after="0" w:line="240" w:lineRule="auto"/>
                               <w:ind w:left="616" w:right="0" w:hanging="566"/>
                               <w:jc w:val="left"/>
                               <w:rPr>
@@ -5989,15 +6701,15 @@
                           </w:p>
                           <w:p>
                             <w:pPr>
-                              <w:pStyle w:val="TableParagraph"/>
+                              <w:pStyle w:val="9"/>
                               <w:numPr>
                                 <w:ilvl w:val="0"/>
                                 <w:numId w:val="2"/>
                               </w:numPr>
                               <w:tabs>
-                                <w:tab w:pos="616" w:val="left" w:leader="none"/>
+                                <w:tab w:val="left" w:pos="616"/>
                               </w:tabs>
-                              <w:spacing w:line="240" w:lineRule="auto" w:before="120" w:after="0"/>
+                              <w:spacing w:before="120" w:after="0" w:line="240" w:lineRule="auto"/>
                               <w:ind w:left="616" w:right="0" w:hanging="566"/>
                               <w:jc w:val="left"/>
                               <w:rPr>
@@ -6019,7 +6731,7 @@
                           </w:tcPr>
                           <w:p>
                             <w:pPr>
-                              <w:pStyle w:val="TableParagraph"/>
+                              <w:pStyle w:val="9"/>
                               <w:spacing w:line="268" w:lineRule="exact"/>
                               <w:ind w:right="48"/>
                               <w:jc w:val="right"/>
@@ -6038,7 +6750,7 @@
                                 <w:spacing w:val="-1"/>
                                 <w:sz w:val="24"/>
                               </w:rPr>
-                              <w:t> </w:t>
+                              <w:t xml:space="preserve"> </w:t>
                             </w:r>
                             <w:r>
                               <w:rPr>
@@ -6051,6 +6763,22 @@
                         </w:tc>
                       </w:tr>
                       <w:tr>
+                        <w:tblPrEx>
+                          <w:tblBorders>
+                            <w:top w:val="none" w:color="auto" w:sz="0" w:space="0"/>
+                            <w:left w:val="none" w:color="auto" w:sz="0" w:space="0"/>
+                            <w:bottom w:val="none" w:color="auto" w:sz="0" w:space="0"/>
+                            <w:right w:val="none" w:color="auto" w:sz="0" w:space="0"/>
+                            <w:insideH w:val="none" w:color="auto" w:sz="0" w:space="0"/>
+                            <w:insideV w:val="none" w:color="auto" w:sz="0" w:space="0"/>
+                          </w:tblBorders>
+                          <w:tblCellMar>
+                            <w:top w:w="0" w:type="dxa"/>
+                            <w:left w:w="0" w:type="dxa"/>
+                            <w:bottom w:w="0" w:type="dxa"/>
+                            <w:right w:w="0" w:type="dxa"/>
+                          </w:tblCellMar>
+                        </w:tblPrEx>
                         <w:trPr>
                           <w:trHeight w:val="1583" w:hRule="atLeast"/>
                         </w:trPr>
@@ -6060,15 +6788,15 @@
                           </w:tcPr>
                           <w:p>
                             <w:pPr>
-                              <w:pStyle w:val="TableParagraph"/>
+                              <w:pStyle w:val="9"/>
                               <w:numPr>
                                 <w:ilvl w:val="0"/>
                                 <w:numId w:val="3"/>
                               </w:numPr>
                               <w:tabs>
-                                <w:tab w:pos="616" w:val="left" w:leader="none"/>
+                                <w:tab w:val="left" w:pos="616"/>
                               </w:tabs>
-                              <w:spacing w:line="240" w:lineRule="auto" w:before="54" w:after="0"/>
+                              <w:spacing w:before="54" w:after="0" w:line="240" w:lineRule="auto"/>
                               <w:ind w:left="616" w:right="0" w:hanging="566"/>
                               <w:jc w:val="left"/>
                               <w:rPr>
@@ -6085,15 +6813,15 @@
                           </w:p>
                           <w:p>
                             <w:pPr>
-                              <w:pStyle w:val="TableParagraph"/>
+                              <w:pStyle w:val="9"/>
                               <w:numPr>
                                 <w:ilvl w:val="0"/>
                                 <w:numId w:val="3"/>
                               </w:numPr>
                               <w:tabs>
-                                <w:tab w:pos="616" w:val="left" w:leader="none"/>
+                                <w:tab w:val="left" w:pos="616"/>
                               </w:tabs>
-                              <w:spacing w:line="240" w:lineRule="auto" w:before="121" w:after="0"/>
+                              <w:spacing w:before="121" w:after="0" w:line="240" w:lineRule="auto"/>
                               <w:ind w:left="616" w:right="0" w:hanging="566"/>
                               <w:jc w:val="left"/>
                               <w:rPr>
@@ -6110,15 +6838,15 @@
                           </w:p>
                           <w:p>
                             <w:pPr>
-                              <w:pStyle w:val="TableParagraph"/>
+                              <w:pStyle w:val="9"/>
                               <w:numPr>
                                 <w:ilvl w:val="0"/>
                                 <w:numId w:val="3"/>
                               </w:numPr>
                               <w:tabs>
-                                <w:tab w:pos="616" w:val="left" w:leader="none"/>
+                                <w:tab w:val="left" w:pos="616"/>
                               </w:tabs>
-                              <w:spacing w:line="240" w:lineRule="auto" w:before="120" w:after="0"/>
+                              <w:spacing w:before="120" w:after="0" w:line="240" w:lineRule="auto"/>
                               <w:ind w:left="616" w:right="0" w:hanging="566"/>
                               <w:jc w:val="left"/>
                               <w:rPr>
@@ -6135,7 +6863,7 @@
                           </w:p>
                           <w:p>
                             <w:pPr>
-                              <w:pStyle w:val="TableParagraph"/>
+                              <w:pStyle w:val="9"/>
                               <w:spacing w:before="120"/>
                               <w:ind w:left="50"/>
                               <w:rPr>
@@ -6153,7 +6881,7 @@
                                 <w:spacing w:val="-3"/>
                                 <w:sz w:val="24"/>
                               </w:rPr>
-                              <w:t> </w:t>
+                              <w:t xml:space="preserve"> </w:t>
                             </w:r>
                             <w:r>
                               <w:rPr>
@@ -6166,13 +6894,13 @@
                                 <w:spacing w:val="-1"/>
                                 <w:sz w:val="24"/>
                               </w:rPr>
-                              <w:t> </w:t>
-                            </w:r>
-                            <w:r>
-                              <w:rPr>
-                                <w:sz w:val="24"/>
-                              </w:rPr>
-                              <w:t>is in </w:t>
+                              <w:t xml:space="preserve"> </w:t>
+                            </w:r>
+                            <w:r>
+                              <w:rPr>
+                                <w:sz w:val="24"/>
+                              </w:rPr>
+                              <w:t xml:space="preserve">is in </w:t>
                             </w:r>
                             <w:r>
                               <w:rPr>
@@ -6189,7 +6917,7 @@
                           </w:tcPr>
                           <w:p>
                             <w:pPr>
-                              <w:pStyle w:val="TableParagraph"/>
+                              <w:pStyle w:val="9"/>
                               <w:rPr>
                                 <w:sz w:val="24"/>
                               </w:rPr>
@@ -6197,7 +6925,7 @@
                           </w:p>
                           <w:p>
                             <w:pPr>
-                              <w:pStyle w:val="TableParagraph"/>
+                              <w:pStyle w:val="9"/>
                               <w:rPr>
                                 <w:sz w:val="24"/>
                               </w:rPr>
@@ -6205,7 +6933,7 @@
                           </w:p>
                           <w:p>
                             <w:pPr>
-                              <w:pStyle w:val="TableParagraph"/>
+                              <w:pStyle w:val="9"/>
                               <w:rPr>
                                 <w:sz w:val="24"/>
                               </w:rPr>
@@ -6213,7 +6941,7 @@
                           </w:p>
                           <w:p>
                             <w:pPr>
-                              <w:pStyle w:val="TableParagraph"/>
+                              <w:pStyle w:val="9"/>
                               <w:spacing w:before="139"/>
                               <w:rPr>
                                 <w:sz w:val="24"/>
@@ -6222,7 +6950,7 @@
                           </w:p>
                           <w:p>
                             <w:pPr>
-                              <w:pStyle w:val="TableParagraph"/>
+                              <w:pStyle w:val="9"/>
                               <w:ind w:right="48"/>
                               <w:jc w:val="right"/>
                               <w:rPr>
@@ -6240,12 +6968,28 @@
                                 <w:spacing w:val="-2"/>
                                 <w:sz w:val="24"/>
                               </w:rPr>
-                              <w:t> marks)</w:t>
+                              <w:t xml:space="preserve"> marks)</w:t>
                             </w:r>
                           </w:p>
                         </w:tc>
                       </w:tr>
                       <w:tr>
+                        <w:tblPrEx>
+                          <w:tblBorders>
+                            <w:top w:val="none" w:color="auto" w:sz="0" w:space="0"/>
+                            <w:left w:val="none" w:color="auto" w:sz="0" w:space="0"/>
+                            <w:bottom w:val="none" w:color="auto" w:sz="0" w:space="0"/>
+                            <w:right w:val="none" w:color="auto" w:sz="0" w:space="0"/>
+                            <w:insideH w:val="none" w:color="auto" w:sz="0" w:space="0"/>
+                            <w:insideV w:val="none" w:color="auto" w:sz="0" w:space="0"/>
+                          </w:tblBorders>
+                          <w:tblCellMar>
+                            <w:top w:w="0" w:type="dxa"/>
+                            <w:left w:w="0" w:type="dxa"/>
+                            <w:bottom w:w="0" w:type="dxa"/>
+                            <w:right w:w="0" w:type="dxa"/>
+                          </w:tblCellMar>
+                        </w:tblPrEx>
                         <w:trPr>
                           <w:trHeight w:val="1591" w:hRule="atLeast"/>
                         </w:trPr>
@@ -6255,7 +6999,7 @@
                           </w:tcPr>
                           <w:p>
                             <w:pPr>
-                              <w:pStyle w:val="TableParagraph"/>
+                              <w:pStyle w:val="9"/>
                               <w:spacing w:before="53"/>
                               <w:ind w:left="50"/>
                               <w:rPr>
@@ -6276,7 +7020,7 @@
                                 <w:sz w:val="24"/>
                                 <w:szCs w:val="24"/>
                               </w:rPr>
-                              <w:t> </w:t>
+                              <w:t xml:space="preserve"> </w:t>
                             </w:r>
                             <w:r>
                               <w:rPr>
@@ -6291,7 +7035,7 @@
                                 <w:sz w:val="24"/>
                                 <w:szCs w:val="24"/>
                               </w:rPr>
-                              <w:t> </w:t>
+                              <w:t xml:space="preserve"> </w:t>
                             </w:r>
                             <w:r>
                               <w:rPr>
@@ -6306,7 +7050,7 @@
                                 <w:sz w:val="24"/>
                                 <w:szCs w:val="24"/>
                               </w:rPr>
-                              <w:t> </w:t>
+                              <w:t xml:space="preserve"> </w:t>
                             </w:r>
                             <w:r>
                               <w:rPr>
@@ -6321,7 +7065,7 @@
                                 <w:sz w:val="24"/>
                                 <w:szCs w:val="24"/>
                               </w:rPr>
-                              <w:t> </w:t>
+                              <w:t xml:space="preserve"> </w:t>
                             </w:r>
                             <w:r>
                               <w:rPr>
@@ -6336,7 +7080,7 @@
                                 <w:sz w:val="24"/>
                                 <w:szCs w:val="24"/>
                               </w:rPr>
-                              <w:t> </w:t>
+                              <w:t xml:space="preserve"> </w:t>
                             </w:r>
                             <w:r>
                               <w:rPr>
@@ -6351,7 +7095,7 @@
                                 <w:sz w:val="24"/>
                                 <w:szCs w:val="24"/>
                               </w:rPr>
-                              <w:t> </w:t>
+                              <w:t xml:space="preserve"> </w:t>
                             </w:r>
                             <w:r>
                               <w:rPr>
@@ -6366,7 +7110,7 @@
                                 <w:sz w:val="24"/>
                                 <w:szCs w:val="24"/>
                               </w:rPr>
-                              <w:t> </w:t>
+                              <w:t xml:space="preserve"> </w:t>
                             </w:r>
                             <w:r>
                               <w:rPr>
@@ -6381,7 +7125,7 @@
                                 <w:sz w:val="24"/>
                                 <w:szCs w:val="24"/>
                               </w:rPr>
-                              <w:t> </w:t>
+                              <w:t xml:space="preserve"> </w:t>
                             </w:r>
                             <w:r>
                               <w:rPr>
@@ -6396,7 +7140,7 @@
                                 <w:sz w:val="24"/>
                                 <w:szCs w:val="24"/>
                               </w:rPr>
-                              <w:t> </w:t>
+                              <w:t xml:space="preserve"> </w:t>
                             </w:r>
                             <w:r>
                               <w:rPr>
@@ -6411,14 +7155,14 @@
                                 <w:sz w:val="24"/>
                                 <w:szCs w:val="24"/>
                               </w:rPr>
-                              <w:t> </w:t>
+                              <w:t xml:space="preserve"> </w:t>
                             </w:r>
                             <w:r>
                               <w:rPr>
                                 <w:sz w:val="24"/>
                                 <w:szCs w:val="24"/>
                               </w:rPr>
-                              <w:t>VERTEX- </w:t>
+                              <w:t xml:space="preserve">VERTEX- </w:t>
                             </w:r>
                             <w:r>
                               <w:rPr>
@@ -6435,7 +7179,7 @@
                                 <w:sz w:val="24"/>
                                 <w:szCs w:val="24"/>
                               </w:rPr>
-                              <w:t> </w:t>
+                              <w:t xml:space="preserve"> </w:t>
                             </w:r>
                             <w:r>
                               <w:rPr>
@@ -6458,7 +7202,7 @@
                                 <w:sz w:val="16"/>
                                 <w:szCs w:val="16"/>
                               </w:rPr>
-                              <w:t> </w:t>
+                              <w:t xml:space="preserve"> </w:t>
                             </w:r>
                             <w:r>
                               <w:rPr>
@@ -6475,7 +7219,7 @@
                                 <w:sz w:val="24"/>
                                 <w:szCs w:val="24"/>
                               </w:rPr>
-                              <w:t> </w:t>
+                              <w:t xml:space="preserve"> </w:t>
                             </w:r>
                             <w:r>
                               <w:rPr>
@@ -6492,7 +7236,7 @@
                                 <w:sz w:val="24"/>
                                 <w:szCs w:val="24"/>
                               </w:rPr>
-                              <w:t> </w:t>
+                              <w:t xml:space="preserve"> </w:t>
                             </w:r>
                             <w:r>
                               <w:rPr>
@@ -6509,7 +7253,7 @@
                                 <w:sz w:val="24"/>
                                 <w:szCs w:val="24"/>
                               </w:rPr>
-                              <w:t> </w:t>
+                              <w:t xml:space="preserve"> </w:t>
                             </w:r>
                             <w:r>
                               <w:rPr>
@@ -6526,7 +7270,7 @@
                                 <w:sz w:val="24"/>
                                 <w:szCs w:val="24"/>
                               </w:rPr>
-                              <w:t> </w:t>
+                              <w:t xml:space="preserve"> </w:t>
                             </w:r>
                             <w:r>
                               <w:rPr>
@@ -6543,7 +7287,7 @@
                                 <w:sz w:val="24"/>
                                 <w:szCs w:val="24"/>
                               </w:rPr>
-                              <w:t> </w:t>
+                              <w:t xml:space="preserve"> </w:t>
                             </w:r>
                             <w:r>
                               <w:rPr>
@@ -6560,7 +7304,7 @@
                                 <w:sz w:val="24"/>
                                 <w:szCs w:val="24"/>
                               </w:rPr>
-                              <w:t> </w:t>
+                              <w:t xml:space="preserve"> </w:t>
                             </w:r>
                             <w:r>
                               <w:rPr>
@@ -6568,7 +7312,7 @@
                                 <w:sz w:val="24"/>
                                 <w:szCs w:val="24"/>
                               </w:rPr>
-                              <w:t>the </w:t>
+                              <w:t xml:space="preserve">the </w:t>
                             </w:r>
                             <w:r>
                               <w:rPr>
@@ -6580,7 +7324,7 @@
                           </w:p>
                           <w:p>
                             <w:pPr>
-                              <w:pStyle w:val="TableParagraph"/>
+                              <w:pStyle w:val="9"/>
                               <w:rPr>
                                 <w:sz w:val="14"/>
                               </w:rPr>
@@ -6588,7 +7332,7 @@
                           </w:p>
                           <w:p>
                             <w:pPr>
-                              <w:pStyle w:val="TableParagraph"/>
+                              <w:pStyle w:val="9"/>
                               <w:ind w:left="50"/>
                               <w:rPr>
                                 <w:sz w:val="20"/>
@@ -6600,21 +7344,19 @@
                               </w:rPr>
                               <w:drawing>
                                 <wp:inline distT="0" distB="0" distL="0" distR="0">
-                                  <wp:extent cx="3408683" cy="171450"/>
+                                  <wp:extent cx="3408680" cy="171450"/>
                                   <wp:effectExtent l="0" t="0" r="0" b="0"/>
-                                  <wp:docPr id="13" name="Image 13"/>
-                                  <wp:cNvGraphicFramePr>
-                                    <a:graphicFrameLocks/>
-                                  </wp:cNvGraphicFramePr>
-                                  <a:graphic>
+                                  <wp:docPr id="12" name="Image 12"/>
+                                  <wp:cNvGraphicFramePr/>
+                                  <a:graphic xmlns:a="http://schemas.openxmlformats.org/drawingml/2006/main">
                                     <a:graphicData uri="http://schemas.openxmlformats.org/drawingml/2006/picture">
-                                      <pic:pic>
+                                      <pic:pic xmlns:pic="http://schemas.openxmlformats.org/drawingml/2006/picture">
                                         <pic:nvPicPr>
-                                          <pic:cNvPr id="13" name="Image 13"/>
+                                          <pic:cNvPr id="12" name="Image 12"/>
                                           <pic:cNvPicPr/>
                                         </pic:nvPicPr>
                                         <pic:blipFill>
-                                          <a:blip r:embed="rId9" cstate="print"/>
+                                          <a:blip r:embed="rId13" cstate="print"/>
                                           <a:stretch>
                                             <a:fillRect/>
                                           </a:stretch>
@@ -6634,11 +7376,6 @@
                                 </wp:inline>
                               </w:drawing>
                             </w:r>
-                            <w:r>
-                              <w:rPr>
-                                <w:sz w:val="20"/>
-                              </w:rPr>
-                            </w:r>
                           </w:p>
                         </w:tc>
                         <w:tc>
@@ -6647,7 +7384,7 @@
                           </w:tcPr>
                           <w:p>
                             <w:pPr>
-                              <w:pStyle w:val="TableParagraph"/>
+                              <w:pStyle w:val="9"/>
                               <w:spacing w:before="56"/>
                               <w:ind w:right="48"/>
                               <w:jc w:val="right"/>
@@ -6666,7 +7403,7 @@
                                 <w:spacing w:val="-2"/>
                                 <w:sz w:val="24"/>
                               </w:rPr>
-                              <w:t> marks)</w:t>
+                              <w:t xml:space="preserve"> marks)</w:t>
                             </w:r>
                           </w:p>
                         </w:tc>
@@ -6674,12 +7411,11 @@
                     </w:tbl>
                     <w:p>
                       <w:pPr>
-                        <w:pStyle w:val="BodyText"/>
+                        <w:pStyle w:val="3"/>
                       </w:pPr>
                     </w:p>
                   </w:txbxContent>
                 </v:textbox>
-                <w10:wrap type="none"/>
               </v:shape>
             </w:pict>
           </mc:Fallback>
@@ -6694,63 +7430,63 @@
     </w:p>
     <w:p>
       <w:pPr>
-        <w:pStyle w:val="BodyText"/>
-      </w:pPr>
-    </w:p>
-    <w:p>
-      <w:pPr>
-        <w:pStyle w:val="BodyText"/>
-      </w:pPr>
-    </w:p>
-    <w:p>
-      <w:pPr>
-        <w:pStyle w:val="BodyText"/>
-      </w:pPr>
-    </w:p>
-    <w:p>
-      <w:pPr>
-        <w:pStyle w:val="BodyText"/>
-      </w:pPr>
-    </w:p>
-    <w:p>
-      <w:pPr>
-        <w:pStyle w:val="BodyText"/>
-      </w:pPr>
-    </w:p>
-    <w:p>
-      <w:pPr>
-        <w:pStyle w:val="BodyText"/>
-      </w:pPr>
-    </w:p>
-    <w:p>
-      <w:pPr>
-        <w:pStyle w:val="BodyText"/>
-      </w:pPr>
-    </w:p>
-    <w:p>
-      <w:pPr>
-        <w:pStyle w:val="BodyText"/>
-      </w:pPr>
-    </w:p>
-    <w:p>
-      <w:pPr>
-        <w:pStyle w:val="BodyText"/>
-      </w:pPr>
-    </w:p>
-    <w:p>
-      <w:pPr>
-        <w:pStyle w:val="BodyText"/>
-      </w:pPr>
-    </w:p>
-    <w:p>
-      <w:pPr>
-        <w:pStyle w:val="BodyText"/>
+        <w:pStyle w:val="3"/>
+      </w:pPr>
+    </w:p>
+    <w:p>
+      <w:pPr>
+        <w:pStyle w:val="3"/>
+      </w:pPr>
+    </w:p>
+    <w:p>
+      <w:pPr>
+        <w:pStyle w:val="3"/>
+      </w:pPr>
+    </w:p>
+    <w:p>
+      <w:pPr>
+        <w:pStyle w:val="3"/>
+      </w:pPr>
+    </w:p>
+    <w:p>
+      <w:pPr>
+        <w:pStyle w:val="3"/>
+      </w:pPr>
+    </w:p>
+    <w:p>
+      <w:pPr>
+        <w:pStyle w:val="3"/>
+      </w:pPr>
+    </w:p>
+    <w:p>
+      <w:pPr>
+        <w:pStyle w:val="3"/>
+      </w:pPr>
+    </w:p>
+    <w:p>
+      <w:pPr>
+        <w:pStyle w:val="3"/>
+      </w:pPr>
+    </w:p>
+    <w:p>
+      <w:pPr>
+        <w:pStyle w:val="3"/>
+      </w:pPr>
+    </w:p>
+    <w:p>
+      <w:pPr>
+        <w:pStyle w:val="3"/>
+      </w:pPr>
+    </w:p>
+    <w:p>
+      <w:pPr>
+        <w:pStyle w:val="3"/>
         <w:spacing w:before="11"/>
       </w:pPr>
     </w:p>
     <w:p>
       <w:pPr>
-        <w:pStyle w:val="BodyText"/>
+        <w:pStyle w:val="3"/>
         <w:ind w:left="251"/>
       </w:pPr>
       <w:r>
@@ -6762,7 +7498,7 @@
     </w:p>
     <w:p>
       <w:pPr>
-        <w:pStyle w:val="BodyText"/>
+        <w:pStyle w:val="3"/>
         <w:spacing w:before="120"/>
         <w:ind w:left="251"/>
       </w:pPr>
@@ -6775,32 +7511,32 @@
     </w:p>
     <w:p>
       <w:pPr>
-        <w:pStyle w:val="BodyText"/>
-      </w:pPr>
-    </w:p>
-    <w:p>
-      <w:pPr>
-        <w:pStyle w:val="BodyText"/>
-      </w:pPr>
-    </w:p>
-    <w:p>
-      <w:pPr>
-        <w:pStyle w:val="BodyText"/>
-      </w:pPr>
-    </w:p>
-    <w:p>
-      <w:pPr>
-        <w:pStyle w:val="BodyText"/>
-      </w:pPr>
-    </w:p>
-    <w:p>
-      <w:pPr>
-        <w:pStyle w:val="BodyText"/>
-      </w:pPr>
-    </w:p>
-    <w:p>
-      <w:pPr>
-        <w:pStyle w:val="BodyText"/>
+        <w:pStyle w:val="3"/>
+      </w:pPr>
+    </w:p>
+    <w:p>
+      <w:pPr>
+        <w:pStyle w:val="3"/>
+      </w:pPr>
+    </w:p>
+    <w:p>
+      <w:pPr>
+        <w:pStyle w:val="3"/>
+      </w:pPr>
+    </w:p>
+    <w:p>
+      <w:pPr>
+        <w:pStyle w:val="3"/>
+      </w:pPr>
+    </w:p>
+    <w:p>
+      <w:pPr>
+        <w:pStyle w:val="3"/>
+      </w:pPr>
+    </w:p>
+    <w:p>
+      <w:pPr>
+        <w:pStyle w:val="3"/>
         <w:spacing w:before="220"/>
       </w:pPr>
     </w:p>
@@ -6824,7 +7560,7 @@
           <w:spacing w:val="-1"/>
           <w:sz w:val="20"/>
         </w:rPr>
-        <w:t> </w:t>
+        <w:t xml:space="preserve"> </w:t>
       </w:r>
       <w:r>
         <w:rPr>
@@ -6837,7 +7573,7 @@
           <w:spacing w:val="-1"/>
           <w:sz w:val="20"/>
         </w:rPr>
-        <w:t> </w:t>
+        <w:t xml:space="preserve"> </w:t>
       </w:r>
       <w:r>
         <w:rPr>
@@ -6850,7 +7586,7 @@
           <w:spacing w:val="-2"/>
           <w:sz w:val="20"/>
         </w:rPr>
-        <w:t> </w:t>
+        <w:t xml:space="preserve"> </w:t>
       </w:r>
       <w:r>
         <w:rPr>
@@ -6862,18 +7598,71 @@
     </w:p>
     <w:sectPr>
       <w:pgSz w:w="11910" w:h="16840"/>
-      <w:pgMar w:top="1300" w:bottom="280" w:left="1275" w:right="850"/>
+      <w:pgMar w:top="1300" w:right="850" w:bottom="280" w:left="1275" w:header="720" w:footer="720" w:gutter="0"/>
+      <w:cols w:space="720" w:num="1"/>
     </w:sectPr>
   </w:body>
 </w:document>
 </file>
 
+<file path=word/endnotes.xml><?xml version="1.0" encoding="utf-8"?>
+<w:endnotes xmlns:wpc="http://schemas.microsoft.com/office/word/2010/wordprocessingCanvas" xmlns:mc="http://schemas.openxmlformats.org/markup-compatibility/2006" xmlns:o="urn:schemas-microsoft-com:office:office" xmlns:r="http://schemas.openxmlformats.org/officeDocument/2006/relationships" xmlns:m="http://schemas.openxmlformats.org/officeDocument/2006/math" xmlns:v="urn:schemas-microsoft-com:vml" xmlns:wp14="http://schemas.microsoft.com/office/word/2010/wordprocessingDrawing" xmlns:wp="http://schemas.openxmlformats.org/drawingml/2006/wordprocessingDrawing" xmlns:w="http://schemas.openxmlformats.org/wordprocessingml/2006/main" xmlns:w14="http://schemas.microsoft.com/office/word/2010/wordml" xmlns:w15="http://schemas.microsoft.com/office/word/2012/wordml" xmlns:w10="urn:schemas-microsoft-com:office:word" xmlns:wpg="http://schemas.microsoft.com/office/word/2010/wordprocessingGroup" xmlns:wpi="http://schemas.microsoft.com/office/word/2010/wordprocessingInk" xmlns:wne="http://schemas.microsoft.com/office/word/2006/wordml" xmlns:wps="http://schemas.microsoft.com/office/word/2010/wordprocessingShape" xmlns:wpsCustomData="http://www.wps.cn/officeDocument/2013/wpsCustomData" mc:Ignorable="w14 w15 wp14">
+  <w:endnote w:type="separator" w:id="0">
+    <w:p>
+      <w:pPr>
+        <w:spacing w:line="240" w:lineRule="auto"/>
+      </w:pPr>
+      <w:r>
+        <w:separator/>
+      </w:r>
+    </w:p>
+  </w:endnote>
+  <w:endnote w:type="continuationSeparator" w:id="1">
+    <w:p>
+      <w:pPr>
+        <w:spacing w:line="240" w:lineRule="auto"/>
+      </w:pPr>
+      <w:r>
+        <w:continuationSeparator/>
+      </w:r>
+    </w:p>
+  </w:endnote>
+</w:endnotes>
+</file>
+
+<file path=word/footnotes.xml><?xml version="1.0" encoding="utf-8"?>
+<w:footnotes xmlns:wpc="http://schemas.microsoft.com/office/word/2010/wordprocessingCanvas" xmlns:mc="http://schemas.openxmlformats.org/markup-compatibility/2006" xmlns:o="urn:schemas-microsoft-com:office:office" xmlns:r="http://schemas.openxmlformats.org/officeDocument/2006/relationships" xmlns:m="http://schemas.openxmlformats.org/officeDocument/2006/math" xmlns:v="urn:schemas-microsoft-com:vml" xmlns:wp14="http://schemas.microsoft.com/office/word/2010/wordprocessingDrawing" xmlns:wp="http://schemas.openxmlformats.org/drawingml/2006/wordprocessingDrawing" xmlns:w="http://schemas.openxmlformats.org/wordprocessingml/2006/main" xmlns:w14="http://schemas.microsoft.com/office/word/2010/wordml" xmlns:w15="http://schemas.microsoft.com/office/word/2012/wordml" xmlns:w10="urn:schemas-microsoft-com:office:word" xmlns:wpg="http://schemas.microsoft.com/office/word/2010/wordprocessingGroup" xmlns:wpi="http://schemas.microsoft.com/office/word/2010/wordprocessingInk" xmlns:wne="http://schemas.microsoft.com/office/word/2006/wordml" xmlns:wps="http://schemas.microsoft.com/office/word/2010/wordprocessingShape" xmlns:wpsCustomData="http://www.wps.cn/officeDocument/2013/wpsCustomData" mc:Ignorable="w14 w15 wp14">
+  <w:footnote w:type="separator" w:id="0">
+    <w:p>
+      <w:pPr>
+        <w:spacing w:before="0" w:after="0" w:line="240" w:lineRule="auto"/>
+      </w:pPr>
+      <w:r>
+        <w:separator/>
+      </w:r>
+    </w:p>
+  </w:footnote>
+  <w:footnote w:type="continuationSeparator" w:id="1">
+    <w:p>
+      <w:pPr>
+        <w:spacing w:before="0" w:after="0" w:line="240" w:lineRule="auto"/>
+      </w:pPr>
+      <w:r>
+        <w:continuationSeparator/>
+      </w:r>
+    </w:p>
+  </w:footnote>
+</w:footnotes>
+</file>
+
 <file path=word/numbering.xml><?xml version="1.0" encoding="utf-8"?>
-<w:numbering xmlns:ve="http://schemas.openxmlformats.org/markup-compatibility/2006" xmlns:o="urn:schemas-microsoft-com:office:office" xmlns:r="http://schemas.openxmlformats.org/officeDocument/2006/relationships" xmlns:m="http://schemas.openxmlformats.org/officeDocument/2006/math" xmlns:v="urn:schemas-microsoft-com:vml" xmlns:wp="http://schemas.openxmlformats.org/drawingml/2006/wordprocessingDrawing" xmlns:w10="urn:schemas-microsoft-com:office:word" xmlns:w="http://schemas.openxmlformats.org/wordprocessingml/2006/main" xmlns:wne="http://schemas.microsoft.com/office/word/2006/wordml">
-  <w:abstractNum w:abstractNumId="2">
-    <w:multiLevelType w:val="hybridMultilevel"/>
-    <w:lvl w:ilvl="0">
-      <w:start w:val="4"/>
+<w:numbering xmlns:wpc="http://schemas.microsoft.com/office/word/2010/wordprocessingCanvas" xmlns:mc="http://schemas.openxmlformats.org/markup-compatibility/2006" xmlns:o="urn:schemas-microsoft-com:office:office" xmlns:r="http://schemas.openxmlformats.org/officeDocument/2006/relationships" xmlns:m="http://schemas.openxmlformats.org/officeDocument/2006/math" xmlns:v="urn:schemas-microsoft-com:vml" xmlns:wp14="http://schemas.microsoft.com/office/word/2010/wordprocessingDrawing" xmlns:wp="http://schemas.openxmlformats.org/drawingml/2006/wordprocessingDrawing" xmlns:w10="urn:schemas-microsoft-com:office:word" xmlns:w="http://schemas.openxmlformats.org/wordprocessingml/2006/main" xmlns:w14="http://schemas.microsoft.com/office/word/2010/wordml" xmlns:wpg="http://schemas.microsoft.com/office/word/2010/wordprocessingGroup" xmlns:wpi="http://schemas.microsoft.com/office/word/2010/wordprocessingInk" xmlns:wne="http://schemas.microsoft.com/office/word/2006/wordml" xmlns:wps="http://schemas.microsoft.com/office/word/2010/wordprocessingShape" xmlns:wpsCustomData="http://www.wps.cn/officeDocument/2013/wpsCustomData" mc:Ignorable="w14 wp14">
+  <w:abstractNum w:abstractNumId="0">
+    <w:nsid w:val="CF092B84"/>
+    <w:multiLevelType w:val="multilevel"/>
+    <w:tmpl w:val="CF092B84"/>
+    <w:lvl w:ilvl="0" w:tentative="0">
+      <w:start w:val="1"/>
       <w:numFmt w:val="lowerRoman"/>
       <w:lvlText w:val="(%1)"/>
       <w:lvlJc w:val="left"/>
@@ -6894,7 +7683,7 @@
         <w:lang w:val="en-US" w:eastAsia="en-US" w:bidi="ar-SA"/>
       </w:rPr>
     </w:lvl>
-    <w:lvl w:ilvl="1">
+    <w:lvl w:ilvl="1" w:tentative="0">
       <w:start w:val="0"/>
       <w:numFmt w:val="bullet"/>
       <w:lvlText w:val="•"/>
@@ -6907,7 +7696,7 @@
         <w:lang w:val="en-US" w:eastAsia="en-US" w:bidi="ar-SA"/>
       </w:rPr>
     </w:lvl>
-    <w:lvl w:ilvl="2">
+    <w:lvl w:ilvl="2" w:tentative="0">
       <w:start w:val="0"/>
       <w:numFmt w:val="bullet"/>
       <w:lvlText w:val="•"/>
@@ -6920,7 +7709,7 @@
         <w:lang w:val="en-US" w:eastAsia="en-US" w:bidi="ar-SA"/>
       </w:rPr>
     </w:lvl>
-    <w:lvl w:ilvl="3">
+    <w:lvl w:ilvl="3" w:tentative="0">
       <w:start w:val="0"/>
       <w:numFmt w:val="bullet"/>
       <w:lvlText w:val="•"/>
@@ -6933,7 +7722,7 @@
         <w:lang w:val="en-US" w:eastAsia="en-US" w:bidi="ar-SA"/>
       </w:rPr>
     </w:lvl>
-    <w:lvl w:ilvl="4">
+    <w:lvl w:ilvl="4" w:tentative="0">
       <w:start w:val="0"/>
       <w:numFmt w:val="bullet"/>
       <w:lvlText w:val="•"/>
@@ -6946,7 +7735,7 @@
         <w:lang w:val="en-US" w:eastAsia="en-US" w:bidi="ar-SA"/>
       </w:rPr>
     </w:lvl>
-    <w:lvl w:ilvl="5">
+    <w:lvl w:ilvl="5" w:tentative="0">
       <w:start w:val="0"/>
       <w:numFmt w:val="bullet"/>
       <w:lvlText w:val="•"/>
@@ -6959,7 +7748,7 @@
         <w:lang w:val="en-US" w:eastAsia="en-US" w:bidi="ar-SA"/>
       </w:rPr>
     </w:lvl>
-    <w:lvl w:ilvl="6">
+    <w:lvl w:ilvl="6" w:tentative="0">
       <w:start w:val="0"/>
       <w:numFmt w:val="bullet"/>
       <w:lvlText w:val="•"/>
@@ -6972,7 +7761,7 @@
         <w:lang w:val="en-US" w:eastAsia="en-US" w:bidi="ar-SA"/>
       </w:rPr>
     </w:lvl>
-    <w:lvl w:ilvl="7">
+    <w:lvl w:ilvl="7" w:tentative="0">
       <w:start w:val="0"/>
       <w:numFmt w:val="bullet"/>
       <w:lvlText w:val="•"/>
@@ -6985,7 +7774,7 @@
         <w:lang w:val="en-US" w:eastAsia="en-US" w:bidi="ar-SA"/>
       </w:rPr>
     </w:lvl>
-    <w:lvl w:ilvl="8">
+    <w:lvl w:ilvl="8" w:tentative="0">
       <w:start w:val="0"/>
       <w:numFmt w:val="bullet"/>
       <w:lvlText w:val="•"/>
@@ -7000,9 +7789,136 @@
     </w:lvl>
   </w:abstractNum>
   <w:abstractNum w:abstractNumId="1">
-    <w:multiLevelType w:val="hybridMultilevel"/>
-    <w:lvl w:ilvl="0">
-      <w:start w:val="1"/>
+    <w:nsid w:val="0053208E"/>
+    <w:multiLevelType w:val="multilevel"/>
+    <w:tmpl w:val="0053208E"/>
+    <w:lvl w:ilvl="0" w:tentative="0">
+      <w:start w:val="2"/>
+      <w:numFmt w:val="lowerRoman"/>
+      <w:lvlText w:val="(%1)"/>
+      <w:lvlJc w:val="left"/>
+      <w:pPr>
+        <w:ind w:left="617" w:hanging="567"/>
+        <w:jc w:val="left"/>
+      </w:pPr>
+      <w:rPr>
+        <w:rFonts w:hint="default"/>
+        <w:spacing w:val="0"/>
+        <w:w w:val="100"/>
+        <w:lang w:val="en-US" w:eastAsia="en-US" w:bidi="ar-SA"/>
+      </w:rPr>
+    </w:lvl>
+    <w:lvl w:ilvl="1" w:tentative="0">
+      <w:start w:val="0"/>
+      <w:numFmt w:val="bullet"/>
+      <w:lvlText w:val="•"/>
+      <w:lvlJc w:val="left"/>
+      <w:pPr>
+        <w:ind w:left="1308" w:hanging="567"/>
+      </w:pPr>
+      <w:rPr>
+        <w:rFonts w:hint="default"/>
+        <w:lang w:val="en-US" w:eastAsia="en-US" w:bidi="ar-SA"/>
+      </w:rPr>
+    </w:lvl>
+    <w:lvl w:ilvl="2" w:tentative="0">
+      <w:start w:val="0"/>
+      <w:numFmt w:val="bullet"/>
+      <w:lvlText w:val="•"/>
+      <w:lvlJc w:val="left"/>
+      <w:pPr>
+        <w:ind w:left="1996" w:hanging="567"/>
+      </w:pPr>
+      <w:rPr>
+        <w:rFonts w:hint="default"/>
+        <w:lang w:val="en-US" w:eastAsia="en-US" w:bidi="ar-SA"/>
+      </w:rPr>
+    </w:lvl>
+    <w:lvl w:ilvl="3" w:tentative="0">
+      <w:start w:val="0"/>
+      <w:numFmt w:val="bullet"/>
+      <w:lvlText w:val="•"/>
+      <w:lvlJc w:val="left"/>
+      <w:pPr>
+        <w:ind w:left="2684" w:hanging="567"/>
+      </w:pPr>
+      <w:rPr>
+        <w:rFonts w:hint="default"/>
+        <w:lang w:val="en-US" w:eastAsia="en-US" w:bidi="ar-SA"/>
+      </w:rPr>
+    </w:lvl>
+    <w:lvl w:ilvl="4" w:tentative="0">
+      <w:start w:val="0"/>
+      <w:numFmt w:val="bullet"/>
+      <w:lvlText w:val="•"/>
+      <w:lvlJc w:val="left"/>
+      <w:pPr>
+        <w:ind w:left="3372" w:hanging="567"/>
+      </w:pPr>
+      <w:rPr>
+        <w:rFonts w:hint="default"/>
+        <w:lang w:val="en-US" w:eastAsia="en-US" w:bidi="ar-SA"/>
+      </w:rPr>
+    </w:lvl>
+    <w:lvl w:ilvl="5" w:tentative="0">
+      <w:start w:val="0"/>
+      <w:numFmt w:val="bullet"/>
+      <w:lvlText w:val="•"/>
+      <w:lvlJc w:val="left"/>
+      <w:pPr>
+        <w:ind w:left="4060" w:hanging="567"/>
+      </w:pPr>
+      <w:rPr>
+        <w:rFonts w:hint="default"/>
+        <w:lang w:val="en-US" w:eastAsia="en-US" w:bidi="ar-SA"/>
+      </w:rPr>
+    </w:lvl>
+    <w:lvl w:ilvl="6" w:tentative="0">
+      <w:start w:val="0"/>
+      <w:numFmt w:val="bullet"/>
+      <w:lvlText w:val="•"/>
+      <w:lvlJc w:val="left"/>
+      <w:pPr>
+        <w:ind w:left="4748" w:hanging="567"/>
+      </w:pPr>
+      <w:rPr>
+        <w:rFonts w:hint="default"/>
+        <w:lang w:val="en-US" w:eastAsia="en-US" w:bidi="ar-SA"/>
+      </w:rPr>
+    </w:lvl>
+    <w:lvl w:ilvl="7" w:tentative="0">
+      <w:start w:val="0"/>
+      <w:numFmt w:val="bullet"/>
+      <w:lvlText w:val="•"/>
+      <w:lvlJc w:val="left"/>
+      <w:pPr>
+        <w:ind w:left="5436" w:hanging="567"/>
+      </w:pPr>
+      <w:rPr>
+        <w:rFonts w:hint="default"/>
+        <w:lang w:val="en-US" w:eastAsia="en-US" w:bidi="ar-SA"/>
+      </w:rPr>
+    </w:lvl>
+    <w:lvl w:ilvl="8" w:tentative="0">
+      <w:start w:val="0"/>
+      <w:numFmt w:val="bullet"/>
+      <w:lvlText w:val="•"/>
+      <w:lvlJc w:val="left"/>
+      <w:pPr>
+        <w:ind w:left="6124" w:hanging="567"/>
+      </w:pPr>
+      <w:rPr>
+        <w:rFonts w:hint="default"/>
+        <w:lang w:val="en-US" w:eastAsia="en-US" w:bidi="ar-SA"/>
+      </w:rPr>
+    </w:lvl>
+  </w:abstractNum>
+  <w:abstractNum w:abstractNumId="2">
+    <w:nsid w:val="59ADCABA"/>
+    <w:multiLevelType w:val="multilevel"/>
+    <w:tmpl w:val="59ADCABA"/>
+    <w:lvl w:ilvl="0" w:tentative="0">
+      <w:start w:val="4"/>
       <w:numFmt w:val="lowerRoman"/>
       <w:lvlText w:val="(%1)"/>
       <w:lvlJc w:val="left"/>
@@ -7023,7 +7939,7 @@
         <w:lang w:val="en-US" w:eastAsia="en-US" w:bidi="ar-SA"/>
       </w:rPr>
     </w:lvl>
-    <w:lvl w:ilvl="1">
+    <w:lvl w:ilvl="1" w:tentative="0">
       <w:start w:val="0"/>
       <w:numFmt w:val="bullet"/>
       <w:lvlText w:val="•"/>
@@ -7036,7 +7952,7 @@
         <w:lang w:val="en-US" w:eastAsia="en-US" w:bidi="ar-SA"/>
       </w:rPr>
     </w:lvl>
-    <w:lvl w:ilvl="2">
+    <w:lvl w:ilvl="2" w:tentative="0">
       <w:start w:val="0"/>
       <w:numFmt w:val="bullet"/>
       <w:lvlText w:val="•"/>
@@ -7049,7 +7965,7 @@
         <w:lang w:val="en-US" w:eastAsia="en-US" w:bidi="ar-SA"/>
       </w:rPr>
     </w:lvl>
-    <w:lvl w:ilvl="3">
+    <w:lvl w:ilvl="3" w:tentative="0">
       <w:start w:val="0"/>
       <w:numFmt w:val="bullet"/>
       <w:lvlText w:val="•"/>
@@ -7062,7 +7978,7 @@
         <w:lang w:val="en-US" w:eastAsia="en-US" w:bidi="ar-SA"/>
       </w:rPr>
     </w:lvl>
-    <w:lvl w:ilvl="4">
+    <w:lvl w:ilvl="4" w:tentative="0">
       <w:start w:val="0"/>
       <w:numFmt w:val="bullet"/>
       <w:lvlText w:val="•"/>
@@ -7075,7 +7991,7 @@
         <w:lang w:val="en-US" w:eastAsia="en-US" w:bidi="ar-SA"/>
       </w:rPr>
     </w:lvl>
-    <w:lvl w:ilvl="5">
+    <w:lvl w:ilvl="5" w:tentative="0">
       <w:start w:val="0"/>
       <w:numFmt w:val="bullet"/>
       <w:lvlText w:val="•"/>
@@ -7088,7 +8004,7 @@
         <w:lang w:val="en-US" w:eastAsia="en-US" w:bidi="ar-SA"/>
       </w:rPr>
     </w:lvl>
-    <w:lvl w:ilvl="6">
+    <w:lvl w:ilvl="6" w:tentative="0">
       <w:start w:val="0"/>
       <w:numFmt w:val="bullet"/>
       <w:lvlText w:val="•"/>
@@ -7101,7 +8017,7 @@
         <w:lang w:val="en-US" w:eastAsia="en-US" w:bidi="ar-SA"/>
       </w:rPr>
     </w:lvl>
-    <w:lvl w:ilvl="7">
+    <w:lvl w:ilvl="7" w:tentative="0">
       <w:start w:val="0"/>
       <w:numFmt w:val="bullet"/>
       <w:lvlText w:val="•"/>
@@ -7114,7 +8030,7 @@
         <w:lang w:val="en-US" w:eastAsia="en-US" w:bidi="ar-SA"/>
       </w:rPr>
     </w:lvl>
-    <w:lvl w:ilvl="8">
+    <w:lvl w:ilvl="8" w:tentative="0">
       <w:start w:val="0"/>
       <w:numFmt w:val="bullet"/>
       <w:lvlText w:val="•"/>
@@ -7128,219 +8044,303 @@
       </w:rPr>
     </w:lvl>
   </w:abstractNum>
-  <w:abstractNum w:abstractNumId="0">
-    <w:multiLevelType w:val="hybridMultilevel"/>
-    <w:lvl w:ilvl="0">
-      <w:start w:val="2"/>
-      <w:numFmt w:val="lowerRoman"/>
-      <w:lvlText w:val="(%1)"/>
-      <w:lvlJc w:val="left"/>
-      <w:pPr>
-        <w:ind w:left="617" w:hanging="567"/>
-        <w:jc w:val="left"/>
-      </w:pPr>
-      <w:rPr>
-        <w:rFonts w:hint="default"/>
-        <w:spacing w:val="0"/>
-        <w:w w:val="100"/>
-        <w:lang w:val="en-US" w:eastAsia="en-US" w:bidi="ar-SA"/>
-      </w:rPr>
-    </w:lvl>
-    <w:lvl w:ilvl="1">
-      <w:start w:val="0"/>
-      <w:numFmt w:val="bullet"/>
-      <w:lvlText w:val="•"/>
-      <w:lvlJc w:val="left"/>
-      <w:pPr>
-        <w:ind w:left="1308" w:hanging="567"/>
-      </w:pPr>
-      <w:rPr>
-        <w:rFonts w:hint="default"/>
-        <w:lang w:val="en-US" w:eastAsia="en-US" w:bidi="ar-SA"/>
-      </w:rPr>
-    </w:lvl>
-    <w:lvl w:ilvl="2">
-      <w:start w:val="0"/>
-      <w:numFmt w:val="bullet"/>
-      <w:lvlText w:val="•"/>
-      <w:lvlJc w:val="left"/>
-      <w:pPr>
-        <w:ind w:left="1996" w:hanging="567"/>
-      </w:pPr>
-      <w:rPr>
-        <w:rFonts w:hint="default"/>
-        <w:lang w:val="en-US" w:eastAsia="en-US" w:bidi="ar-SA"/>
-      </w:rPr>
-    </w:lvl>
-    <w:lvl w:ilvl="3">
-      <w:start w:val="0"/>
-      <w:numFmt w:val="bullet"/>
-      <w:lvlText w:val="•"/>
-      <w:lvlJc w:val="left"/>
-      <w:pPr>
-        <w:ind w:left="2684" w:hanging="567"/>
-      </w:pPr>
-      <w:rPr>
-        <w:rFonts w:hint="default"/>
-        <w:lang w:val="en-US" w:eastAsia="en-US" w:bidi="ar-SA"/>
-      </w:rPr>
-    </w:lvl>
-    <w:lvl w:ilvl="4">
-      <w:start w:val="0"/>
-      <w:numFmt w:val="bullet"/>
-      <w:lvlText w:val="•"/>
-      <w:lvlJc w:val="left"/>
-      <w:pPr>
-        <w:ind w:left="3372" w:hanging="567"/>
-      </w:pPr>
-      <w:rPr>
-        <w:rFonts w:hint="default"/>
-        <w:lang w:val="en-US" w:eastAsia="en-US" w:bidi="ar-SA"/>
-      </w:rPr>
-    </w:lvl>
-    <w:lvl w:ilvl="5">
-      <w:start w:val="0"/>
-      <w:numFmt w:val="bullet"/>
-      <w:lvlText w:val="•"/>
-      <w:lvlJc w:val="left"/>
-      <w:pPr>
-        <w:ind w:left="4060" w:hanging="567"/>
-      </w:pPr>
-      <w:rPr>
-        <w:rFonts w:hint="default"/>
-        <w:lang w:val="en-US" w:eastAsia="en-US" w:bidi="ar-SA"/>
-      </w:rPr>
-    </w:lvl>
-    <w:lvl w:ilvl="6">
-      <w:start w:val="0"/>
-      <w:numFmt w:val="bullet"/>
-      <w:lvlText w:val="•"/>
-      <w:lvlJc w:val="left"/>
-      <w:pPr>
-        <w:ind w:left="4748" w:hanging="567"/>
-      </w:pPr>
-      <w:rPr>
-        <w:rFonts w:hint="default"/>
-        <w:lang w:val="en-US" w:eastAsia="en-US" w:bidi="ar-SA"/>
-      </w:rPr>
-    </w:lvl>
-    <w:lvl w:ilvl="7">
-      <w:start w:val="0"/>
-      <w:numFmt w:val="bullet"/>
-      <w:lvlText w:val="•"/>
-      <w:lvlJc w:val="left"/>
-      <w:pPr>
-        <w:ind w:left="5436" w:hanging="567"/>
-      </w:pPr>
-      <w:rPr>
-        <w:rFonts w:hint="default"/>
-        <w:lang w:val="en-US" w:eastAsia="en-US" w:bidi="ar-SA"/>
-      </w:rPr>
-    </w:lvl>
-    <w:lvl w:ilvl="8">
-      <w:start w:val="0"/>
-      <w:numFmt w:val="bullet"/>
-      <w:lvlText w:val="•"/>
-      <w:lvlJc w:val="left"/>
-      <w:pPr>
-        <w:ind w:left="6124" w:hanging="567"/>
-      </w:pPr>
-      <w:rPr>
-        <w:rFonts w:hint="default"/>
-        <w:lang w:val="en-US" w:eastAsia="en-US" w:bidi="ar-SA"/>
-      </w:rPr>
-    </w:lvl>
-  </w:abstractNum>
+  <w:num w:numId="1">
+    <w:abstractNumId w:val="1"/>
+  </w:num>
+  <w:num w:numId="2">
+    <w:abstractNumId w:val="0"/>
+  </w:num>
   <w:num w:numId="3">
     <w:abstractNumId w:val="2"/>
-  </w:num>
-  <w:num w:numId="2">
-    <w:abstractNumId w:val="1"/>
-  </w:num>
-  <w:num w:numId="1">
-    <w:abstractNumId w:val="0"/>
   </w:num>
 </w:numbering>
 </file>
 
 <file path=word/styles.xml><?xml version="1.0" encoding="utf-8"?>
-<w:styles xmlns:r="http://schemas.openxmlformats.org/officeDocument/2006/relationships" xmlns:w="http://schemas.openxmlformats.org/wordprocessingml/2006/main">
+<w:styles xmlns:mc="http://schemas.openxmlformats.org/markup-compatibility/2006" xmlns:o="urn:schemas-microsoft-com:office:office" xmlns:r="http://schemas.openxmlformats.org/officeDocument/2006/relationships" xmlns:m="http://schemas.openxmlformats.org/officeDocument/2006/math" xmlns:v="urn:schemas-microsoft-com:vml" xmlns:w="http://schemas.openxmlformats.org/wordprocessingml/2006/main" xmlns:w14="http://schemas.microsoft.com/office/word/2010/wordml" xmlns:w10="urn:schemas-microsoft-com:office:word" xmlns:sl="http://schemas.openxmlformats.org/schemaLibrary/2006/main" xmlns:wpsCustomData="http://www.wps.cn/officeDocument/2013/wpsCustomData" mc:Ignorable="w14">
   <w:docDefaults>
     <w:rPrDefault>
       <w:rPr>
-        <w:rFonts w:cstheme="minorBidi" w:hAnsiTheme="minorHAnsi" w:eastAsiaTheme="minorHAnsi" w:asciiTheme="minorHAnsi"/>
-        <w:sz w:val="22"/>
-        <w:szCs w:val="22"/>
-        <w:lang w:val="en-US" w:bidi="ar-SA" w:eastAsia="en-US"/>
+        <w:rFonts w:asciiTheme="minorHAnsi" w:hAnsiTheme="minorHAnsi" w:eastAsiaTheme="minorHAnsi" w:cstheme="minorBidi"/>
       </w:rPr>
     </w:rPrDefault>
-    <w:pPrDefault>
-      <w:pPr>
-        <w:widowControl w:val="0"/>
-        <w:autoSpaceDE w:val="0"/>
-        <w:autoSpaceDN w:val="0"/>
-        <w:spacing w:lineRule="auto" w:line="240" w:before="0" w:after="0"/>
-        <w:ind w:left="0" w:right="0"/>
-        <w:jc w:val="left"/>
-      </w:pPr>
-    </w:pPrDefault>
+    <w:pPrDefault/>
   </w:docDefaults>
-  <w:style w:styleId="DefaultParagraphFont" w:default="1" w:type="character">
-    <w:name w:val="Default Paragraph Font"/>
+  <w:latentStyles w:count="260" w:defQFormat="0" w:defUnhideWhenUsed="1" w:defSemiHidden="1" w:defUIPriority="99" w:defLockedState="0">
+    <w:lsdException w:qFormat="1" w:unhideWhenUsed="0" w:uiPriority="1" w:semiHidden="0" w:name="Normal"/>
+    <w:lsdException w:qFormat="1" w:unhideWhenUsed="0" w:uiPriority="1" w:semiHidden="0" w:name="heading 1"/>
+    <w:lsdException w:qFormat="1" w:uiPriority="0" w:name="heading 2"/>
+    <w:lsdException w:qFormat="1" w:uiPriority="0" w:name="heading 3"/>
+    <w:lsdException w:qFormat="1" w:uiPriority="0" w:name="heading 4"/>
+    <w:lsdException w:qFormat="1" w:uiPriority="0" w:name="heading 5"/>
+    <w:lsdException w:qFormat="1" w:uiPriority="0" w:name="heading 6"/>
+    <w:lsdException w:qFormat="1" w:uiPriority="0" w:name="heading 7"/>
+    <w:lsdException w:qFormat="1" w:uiPriority="0" w:name="heading 8"/>
+    <w:lsdException w:qFormat="1" w:uiPriority="0" w:name="heading 9"/>
+    <w:lsdException w:unhideWhenUsed="0" w:uiPriority="0" w:semiHidden="0" w:name="index 1"/>
+    <w:lsdException w:unhideWhenUsed="0" w:uiPriority="0" w:semiHidden="0" w:name="index 2"/>
+    <w:lsdException w:unhideWhenUsed="0" w:uiPriority="0" w:semiHidden="0" w:name="index 3"/>
+    <w:lsdException w:unhideWhenUsed="0" w:uiPriority="0" w:semiHidden="0" w:name="index 4"/>
+    <w:lsdException w:unhideWhenUsed="0" w:uiPriority="0" w:semiHidden="0" w:name="index 5"/>
+    <w:lsdException w:unhideWhenUsed="0" w:uiPriority="0" w:semiHidden="0" w:name="index 6"/>
+    <w:lsdException w:unhideWhenUsed="0" w:uiPriority="0" w:semiHidden="0" w:name="index 7"/>
+    <w:lsdException w:unhideWhenUsed="0" w:uiPriority="0" w:semiHidden="0" w:name="index 8"/>
+    <w:lsdException w:unhideWhenUsed="0" w:uiPriority="0" w:semiHidden="0" w:name="index 9"/>
+    <w:lsdException w:unhideWhenUsed="0" w:uiPriority="0" w:semiHidden="0" w:name="toc 1"/>
+    <w:lsdException w:unhideWhenUsed="0" w:uiPriority="0" w:semiHidden="0" w:name="toc 2"/>
+    <w:lsdException w:unhideWhenUsed="0" w:uiPriority="0" w:semiHidden="0" w:name="toc 3"/>
+    <w:lsdException w:unhideWhenUsed="0" w:uiPriority="0" w:semiHidden="0" w:name="toc 4"/>
+    <w:lsdException w:unhideWhenUsed="0" w:uiPriority="0" w:semiHidden="0" w:name="toc 5"/>
+    <w:lsdException w:unhideWhenUsed="0" w:uiPriority="0" w:semiHidden="0" w:name="toc 6"/>
+    <w:lsdException w:unhideWhenUsed="0" w:uiPriority="0" w:semiHidden="0" w:name="toc 7"/>
+    <w:lsdException w:unhideWhenUsed="0" w:uiPriority="0" w:semiHidden="0" w:name="toc 8"/>
+    <w:lsdException w:unhideWhenUsed="0" w:uiPriority="0" w:semiHidden="0" w:name="toc 9"/>
+    <w:lsdException w:unhideWhenUsed="0" w:uiPriority="0" w:semiHidden="0" w:name="Normal Indent"/>
+    <w:lsdException w:unhideWhenUsed="0" w:uiPriority="0" w:semiHidden="0" w:name="footnote text"/>
+    <w:lsdException w:unhideWhenUsed="0" w:uiPriority="0" w:semiHidden="0" w:name="annotation text"/>
+    <w:lsdException w:unhideWhenUsed="0" w:uiPriority="0" w:semiHidden="0" w:name="header"/>
+    <w:lsdException w:unhideWhenUsed="0" w:uiPriority="0" w:semiHidden="0" w:name="footer"/>
+    <w:lsdException w:unhideWhenUsed="0" w:uiPriority="0" w:semiHidden="0" w:name="index heading"/>
+    <w:lsdException w:qFormat="1" w:uiPriority="0" w:name="caption"/>
+    <w:lsdException w:unhideWhenUsed="0" w:uiPriority="0" w:semiHidden="0" w:name="table of figures"/>
+    <w:lsdException w:unhideWhenUsed="0" w:uiPriority="0" w:semiHidden="0" w:name="envelope address"/>
+    <w:lsdException w:unhideWhenUsed="0" w:uiPriority="0" w:semiHidden="0" w:name="envelope return"/>
+    <w:lsdException w:unhideWhenUsed="0" w:uiPriority="0" w:semiHidden="0" w:name="footnote reference"/>
+    <w:lsdException w:unhideWhenUsed="0" w:uiPriority="0" w:semiHidden="0" w:name="annotation reference"/>
+    <w:lsdException w:unhideWhenUsed="0" w:uiPriority="0" w:semiHidden="0" w:name="line number"/>
+    <w:lsdException w:unhideWhenUsed="0" w:uiPriority="0" w:semiHidden="0" w:name="page number"/>
+    <w:lsdException w:unhideWhenUsed="0" w:uiPriority="0" w:semiHidden="0" w:name="endnote reference"/>
+    <w:lsdException w:unhideWhenUsed="0" w:uiPriority="0" w:semiHidden="0" w:name="endnote text"/>
+    <w:lsdException w:unhideWhenUsed="0" w:uiPriority="0" w:semiHidden="0" w:name="table of authorities"/>
+    <w:lsdException w:unhideWhenUsed="0" w:uiPriority="0" w:semiHidden="0" w:name="macro"/>
+    <w:lsdException w:unhideWhenUsed="0" w:uiPriority="0" w:semiHidden="0" w:name="toa heading"/>
+    <w:lsdException w:unhideWhenUsed="0" w:uiPriority="0" w:semiHidden="0" w:name="List"/>
+    <w:lsdException w:unhideWhenUsed="0" w:uiPriority="0" w:semiHidden="0" w:name="List Bullet"/>
+    <w:lsdException w:unhideWhenUsed="0" w:uiPriority="0" w:semiHidden="0" w:name="List Number"/>
+    <w:lsdException w:unhideWhenUsed="0" w:uiPriority="0" w:semiHidden="0" w:name="List 2"/>
+    <w:lsdException w:unhideWhenUsed="0" w:uiPriority="0" w:semiHidden="0" w:name="List 3"/>
+    <w:lsdException w:unhideWhenUsed="0" w:uiPriority="0" w:semiHidden="0" w:name="List 4"/>
+    <w:lsdException w:unhideWhenUsed="0" w:uiPriority="0" w:semiHidden="0" w:name="List 5"/>
+    <w:lsdException w:unhideWhenUsed="0" w:uiPriority="0" w:semiHidden="0" w:name="List Bullet 2"/>
+    <w:lsdException w:unhideWhenUsed="0" w:uiPriority="0" w:semiHidden="0" w:name="List Bullet 3"/>
+    <w:lsdException w:unhideWhenUsed="0" w:uiPriority="0" w:semiHidden="0" w:name="List Bullet 4"/>
+    <w:lsdException w:unhideWhenUsed="0" w:uiPriority="0" w:semiHidden="0" w:name="List Bullet 5"/>
+    <w:lsdException w:unhideWhenUsed="0" w:uiPriority="0" w:semiHidden="0" w:name="List Number 2"/>
+    <w:lsdException w:unhideWhenUsed="0" w:uiPriority="0" w:semiHidden="0" w:name="List Number 3"/>
+    <w:lsdException w:unhideWhenUsed="0" w:uiPriority="0" w:semiHidden="0" w:name="List Number 4"/>
+    <w:lsdException w:unhideWhenUsed="0" w:uiPriority="0" w:semiHidden="0" w:name="List Number 5"/>
+    <w:lsdException w:qFormat="1" w:unhideWhenUsed="0" w:uiPriority="1" w:semiHidden="0" w:name="Title"/>
+    <w:lsdException w:unhideWhenUsed="0" w:uiPriority="0" w:semiHidden="0" w:name="Closing"/>
+    <w:lsdException w:unhideWhenUsed="0" w:uiPriority="0" w:semiHidden="0" w:name="Signature"/>
+    <w:lsdException w:qFormat="1" w:uiPriority="1" w:name="Default Paragraph Font"/>
+    <w:lsdException w:qFormat="1" w:unhideWhenUsed="0" w:uiPriority="1" w:semiHidden="0" w:name="Body Text"/>
+    <w:lsdException w:unhideWhenUsed="0" w:uiPriority="0" w:semiHidden="0" w:name="Body Text Indent"/>
+    <w:lsdException w:unhideWhenUsed="0" w:uiPriority="0" w:semiHidden="0" w:name="List Continue"/>
+    <w:lsdException w:unhideWhenUsed="0" w:uiPriority="0" w:semiHidden="0" w:name="List Continue 2"/>
+    <w:lsdException w:unhideWhenUsed="0" w:uiPriority="0" w:semiHidden="0" w:name="List Continue 3"/>
+    <w:lsdException w:unhideWhenUsed="0" w:uiPriority="0" w:semiHidden="0" w:name="List Continue 4"/>
+    <w:lsdException w:unhideWhenUsed="0" w:uiPriority="0" w:semiHidden="0" w:name="List Continue 5"/>
+    <w:lsdException w:unhideWhenUsed="0" w:uiPriority="0" w:semiHidden="0" w:name="Message Header"/>
+    <w:lsdException w:qFormat="1" w:unhideWhenUsed="0" w:uiPriority="0" w:semiHidden="0" w:name="Subtitle"/>
+    <w:lsdException w:unhideWhenUsed="0" w:uiPriority="0" w:semiHidden="0" w:name="Salutation"/>
+    <w:lsdException w:unhideWhenUsed="0" w:uiPriority="0" w:semiHidden="0" w:name="Date"/>
+    <w:lsdException w:unhideWhenUsed="0" w:uiPriority="0" w:semiHidden="0" w:name="Body Text First Indent"/>
+    <w:lsdException w:unhideWhenUsed="0" w:uiPriority="0" w:semiHidden="0" w:name="Body Text First Indent 2"/>
+    <w:lsdException w:unhideWhenUsed="0" w:uiPriority="0" w:semiHidden="0" w:name="Note Heading"/>
+    <w:lsdException w:unhideWhenUsed="0" w:uiPriority="0" w:semiHidden="0" w:name="Body Text 2"/>
+    <w:lsdException w:unhideWhenUsed="0" w:uiPriority="0" w:semiHidden="0" w:name="Body Text 3"/>
+    <w:lsdException w:unhideWhenUsed="0" w:uiPriority="0" w:semiHidden="0" w:name="Body Text Indent 2"/>
+    <w:lsdException w:unhideWhenUsed="0" w:uiPriority="0" w:semiHidden="0" w:name="Body Text Indent 3"/>
+    <w:lsdException w:unhideWhenUsed="0" w:uiPriority="0" w:semiHidden="0" w:name="Block Text"/>
+    <w:lsdException w:unhideWhenUsed="0" w:uiPriority="0" w:semiHidden="0" w:name="Hyperlink"/>
+    <w:lsdException w:unhideWhenUsed="0" w:uiPriority="0" w:semiHidden="0" w:name="FollowedHyperlink"/>
+    <w:lsdException w:qFormat="1" w:unhideWhenUsed="0" w:uiPriority="0" w:semiHidden="0" w:name="Strong"/>
+    <w:lsdException w:qFormat="1" w:unhideWhenUsed="0" w:uiPriority="0" w:semiHidden="0" w:name="Emphasis"/>
+    <w:lsdException w:unhideWhenUsed="0" w:uiPriority="0" w:semiHidden="0" w:name="Document Map"/>
+    <w:lsdException w:unhideWhenUsed="0" w:uiPriority="0" w:semiHidden="0" w:name="Plain Text"/>
+    <w:lsdException w:unhideWhenUsed="0" w:uiPriority="0" w:semiHidden="0" w:name="E-mail Signature"/>
+    <w:lsdException w:unhideWhenUsed="0" w:uiPriority="0" w:semiHidden="0" w:name="Normal (Web)"/>
+    <w:lsdException w:unhideWhenUsed="0" w:uiPriority="0" w:semiHidden="0" w:name="HTML Acronym"/>
+    <w:lsdException w:unhideWhenUsed="0" w:uiPriority="0" w:semiHidden="0" w:name="HTML Address"/>
+    <w:lsdException w:unhideWhenUsed="0" w:uiPriority="0" w:semiHidden="0" w:name="HTML Cite"/>
+    <w:lsdException w:unhideWhenUsed="0" w:uiPriority="0" w:semiHidden="0" w:name="HTML Code"/>
+    <w:lsdException w:unhideWhenUsed="0" w:uiPriority="0" w:semiHidden="0" w:name="HTML Definition"/>
+    <w:lsdException w:unhideWhenUsed="0" w:uiPriority="0" w:semiHidden="0" w:name="HTML Keyboard"/>
+    <w:lsdException w:unhideWhenUsed="0" w:uiPriority="0" w:semiHidden="0" w:name="HTML Preformatted"/>
+    <w:lsdException w:unhideWhenUsed="0" w:uiPriority="0" w:semiHidden="0" w:name="HTML Sample"/>
+    <w:lsdException w:unhideWhenUsed="0" w:uiPriority="0" w:semiHidden="0" w:name="HTML Typewriter"/>
+    <w:lsdException w:unhideWhenUsed="0" w:uiPriority="0" w:semiHidden="0" w:name="HTML Variable"/>
+    <w:lsdException w:unhideWhenUsed="0" w:uiPriority="0" w:name="Normal Table"/>
+    <w:lsdException w:unhideWhenUsed="0" w:uiPriority="0" w:semiHidden="0" w:name="annotation subject"/>
+    <w:lsdException w:unhideWhenUsed="0" w:uiPriority="0" w:semiHidden="0" w:name="Table Simple 1"/>
+    <w:lsdException w:unhideWhenUsed="0" w:uiPriority="0" w:semiHidden="0" w:name="Table Simple 2"/>
+    <w:lsdException w:unhideWhenUsed="0" w:uiPriority="0" w:semiHidden="0" w:name="Table Simple 3"/>
+    <w:lsdException w:unhideWhenUsed="0" w:uiPriority="0" w:semiHidden="0" w:name="Table Classic 1"/>
+    <w:lsdException w:unhideWhenUsed="0" w:uiPriority="0" w:semiHidden="0" w:name="Table Classic 2"/>
+    <w:lsdException w:unhideWhenUsed="0" w:uiPriority="0" w:semiHidden="0" w:name="Table Classic 3"/>
+    <w:lsdException w:unhideWhenUsed="0" w:uiPriority="0" w:semiHidden="0" w:name="Table Classic 4"/>
+    <w:lsdException w:unhideWhenUsed="0" w:uiPriority="0" w:semiHidden="0" w:name="Table Colorful 1"/>
+    <w:lsdException w:unhideWhenUsed="0" w:uiPriority="0" w:semiHidden="0" w:name="Table Colorful 2"/>
+    <w:lsdException w:unhideWhenUsed="0" w:uiPriority="0" w:semiHidden="0" w:name="Table Colorful 3"/>
+    <w:lsdException w:unhideWhenUsed="0" w:uiPriority="0" w:semiHidden="0" w:name="Table Columns 1"/>
+    <w:lsdException w:unhideWhenUsed="0" w:uiPriority="0" w:semiHidden="0" w:name="Table Columns 2"/>
+    <w:lsdException w:unhideWhenUsed="0" w:uiPriority="0" w:semiHidden="0" w:name="Table Columns 3"/>
+    <w:lsdException w:unhideWhenUsed="0" w:uiPriority="0" w:semiHidden="0" w:name="Table Columns 4"/>
+    <w:lsdException w:unhideWhenUsed="0" w:uiPriority="0" w:semiHidden="0" w:name="Table Columns 5"/>
+    <w:lsdException w:unhideWhenUsed="0" w:uiPriority="0" w:semiHidden="0" w:name="Table Grid 1"/>
+    <w:lsdException w:unhideWhenUsed="0" w:uiPriority="0" w:semiHidden="0" w:name="Table Grid 2"/>
+    <w:lsdException w:unhideWhenUsed="0" w:uiPriority="0" w:semiHidden="0" w:name="Table Grid 3"/>
+    <w:lsdException w:unhideWhenUsed="0" w:uiPriority="0" w:semiHidden="0" w:name="Table Grid 4"/>
+    <w:lsdException w:unhideWhenUsed="0" w:uiPriority="0" w:semiHidden="0" w:name="Table Grid 5"/>
+    <w:lsdException w:unhideWhenUsed="0" w:uiPriority="0" w:semiHidden="0" w:name="Table Grid 6"/>
+    <w:lsdException w:unhideWhenUsed="0" w:uiPriority="0" w:semiHidden="0" w:name="Table Grid 7"/>
+    <w:lsdException w:unhideWhenUsed="0" w:uiPriority="0" w:semiHidden="0" w:name="Table Grid 8"/>
+    <w:lsdException w:unhideWhenUsed="0" w:uiPriority="0" w:semiHidden="0" w:name="Table List 1"/>
+    <w:lsdException w:unhideWhenUsed="0" w:uiPriority="0" w:semiHidden="0" w:name="Table List 2"/>
+    <w:lsdException w:unhideWhenUsed="0" w:uiPriority="0" w:semiHidden="0" w:name="Table List 3"/>
+    <w:lsdException w:unhideWhenUsed="0" w:uiPriority="0" w:semiHidden="0" w:name="Table List 4"/>
+    <w:lsdException w:unhideWhenUsed="0" w:uiPriority="0" w:semiHidden="0" w:name="Table List 5"/>
+    <w:lsdException w:unhideWhenUsed="0" w:uiPriority="0" w:semiHidden="0" w:name="Table List 6"/>
+    <w:lsdException w:unhideWhenUsed="0" w:uiPriority="0" w:semiHidden="0" w:name="Table List 7"/>
+    <w:lsdException w:unhideWhenUsed="0" w:uiPriority="0" w:semiHidden="0" w:name="Table List 8"/>
+    <w:lsdException w:unhideWhenUsed="0" w:uiPriority="0" w:semiHidden="0" w:name="Table 3D effects 1"/>
+    <w:lsdException w:unhideWhenUsed="0" w:uiPriority="0" w:semiHidden="0" w:name="Table 3D effects 2"/>
+    <w:lsdException w:unhideWhenUsed="0" w:uiPriority="0" w:semiHidden="0" w:name="Table 3D effects 3"/>
+    <w:lsdException w:unhideWhenUsed="0" w:uiPriority="0" w:semiHidden="0" w:name="Table Contemporary"/>
+    <w:lsdException w:unhideWhenUsed="0" w:uiPriority="0" w:semiHidden="0" w:name="Table Elegant"/>
+    <w:lsdException w:unhideWhenUsed="0" w:uiPriority="0" w:semiHidden="0" w:name="Table Professional"/>
+    <w:lsdException w:unhideWhenUsed="0" w:uiPriority="0" w:semiHidden="0" w:name="Table Subtle 1"/>
+    <w:lsdException w:unhideWhenUsed="0" w:uiPriority="0" w:semiHidden="0" w:name="Table Subtle 2"/>
+    <w:lsdException w:unhideWhenUsed="0" w:uiPriority="0" w:semiHidden="0" w:name="Table Web 1"/>
+    <w:lsdException w:unhideWhenUsed="0" w:uiPriority="0" w:semiHidden="0" w:name="Table Web 2"/>
+    <w:lsdException w:unhideWhenUsed="0" w:uiPriority="0" w:semiHidden="0" w:name="Table Web 3"/>
+    <w:lsdException w:unhideWhenUsed="0" w:uiPriority="0" w:semiHidden="0" w:name="Balloon Text"/>
+    <w:lsdException w:unhideWhenUsed="0" w:uiPriority="0" w:semiHidden="0" w:name="Table Grid"/>
+    <w:lsdException w:unhideWhenUsed="0" w:uiPriority="0" w:semiHidden="0" w:name="Table Theme"/>
+    <w:lsdException w:unhideWhenUsed="0" w:uiPriority="60" w:semiHidden="0" w:name="Light Shading"/>
+    <w:lsdException w:unhideWhenUsed="0" w:uiPriority="61" w:semiHidden="0" w:name="Light List"/>
+    <w:lsdException w:unhideWhenUsed="0" w:uiPriority="62" w:semiHidden="0" w:name="Light Grid"/>
+    <w:lsdException w:unhideWhenUsed="0" w:uiPriority="63" w:semiHidden="0" w:name="Medium Shading 1"/>
+    <w:lsdException w:unhideWhenUsed="0" w:uiPriority="64" w:semiHidden="0" w:name="Medium Shading 2"/>
+    <w:lsdException w:unhideWhenUsed="0" w:uiPriority="65" w:semiHidden="0" w:name="Medium List 1"/>
+    <w:lsdException w:unhideWhenUsed="0" w:uiPriority="66" w:semiHidden="0" w:name="Medium List 2"/>
+    <w:lsdException w:unhideWhenUsed="0" w:uiPriority="67" w:semiHidden="0" w:name="Medium Grid 1"/>
+    <w:lsdException w:unhideWhenUsed="0" w:uiPriority="68" w:semiHidden="0" w:name="Medium Grid 2"/>
+    <w:lsdException w:unhideWhenUsed="0" w:uiPriority="69" w:semiHidden="0" w:name="Medium Grid 3"/>
+    <w:lsdException w:unhideWhenUsed="0" w:uiPriority="70" w:semiHidden="0" w:name="Dark List"/>
+    <w:lsdException w:unhideWhenUsed="0" w:uiPriority="71" w:semiHidden="0" w:name="Colorful Shading"/>
+    <w:lsdException w:unhideWhenUsed="0" w:uiPriority="72" w:semiHidden="0" w:name="Colorful List"/>
+    <w:lsdException w:unhideWhenUsed="0" w:uiPriority="73" w:semiHidden="0" w:name="Colorful Grid"/>
+    <w:lsdException w:unhideWhenUsed="0" w:uiPriority="60" w:semiHidden="0" w:name="Light Shading Accent 1"/>
+    <w:lsdException w:unhideWhenUsed="0" w:uiPriority="61" w:semiHidden="0" w:name="Light List Accent 1"/>
+    <w:lsdException w:unhideWhenUsed="0" w:uiPriority="62" w:semiHidden="0" w:name="Light Grid Accent 1"/>
+    <w:lsdException w:unhideWhenUsed="0" w:uiPriority="63" w:semiHidden="0" w:name="Medium Shading 1 Accent 1"/>
+    <w:lsdException w:unhideWhenUsed="0" w:uiPriority="64" w:semiHidden="0" w:name="Medium Shading 2 Accent 1"/>
+    <w:lsdException w:unhideWhenUsed="0" w:uiPriority="65" w:semiHidden="0" w:name="Medium List 1 Accent 1"/>
+    <w:lsdException w:qFormat="1" w:unhideWhenUsed="0" w:uiPriority="1" w:semiHidden="0" w:name="List Paragraph"/>
+    <w:lsdException w:unhideWhenUsed="0" w:uiPriority="66" w:semiHidden="0" w:name="Medium List 2 Accent 1"/>
+    <w:lsdException w:unhideWhenUsed="0" w:uiPriority="67" w:semiHidden="0" w:name="Medium Grid 1 Accent 1"/>
+    <w:lsdException w:unhideWhenUsed="0" w:uiPriority="68" w:semiHidden="0" w:name="Medium Grid 2 Accent 1"/>
+    <w:lsdException w:unhideWhenUsed="0" w:uiPriority="69" w:semiHidden="0" w:name="Medium Grid 3 Accent 1"/>
+    <w:lsdException w:unhideWhenUsed="0" w:uiPriority="70" w:semiHidden="0" w:name="Dark List Accent 1"/>
+    <w:lsdException w:unhideWhenUsed="0" w:uiPriority="71" w:semiHidden="0" w:name="Colorful Shading Accent 1"/>
+    <w:lsdException w:unhideWhenUsed="0" w:uiPriority="72" w:semiHidden="0" w:name="Colorful List Accent 1"/>
+    <w:lsdException w:unhideWhenUsed="0" w:uiPriority="73" w:semiHidden="0" w:name="Colorful Grid Accent 1"/>
+    <w:lsdException w:unhideWhenUsed="0" w:uiPriority="60" w:semiHidden="0" w:name="Light Shading Accent 2"/>
+    <w:lsdException w:unhideWhenUsed="0" w:uiPriority="61" w:semiHidden="0" w:name="Light List Accent 2"/>
+    <w:lsdException w:unhideWhenUsed="0" w:uiPriority="62" w:semiHidden="0" w:name="Light Grid Accent 2"/>
+    <w:lsdException w:unhideWhenUsed="0" w:uiPriority="63" w:semiHidden="0" w:name="Medium Shading 1 Accent 2"/>
+    <w:lsdException w:unhideWhenUsed="0" w:uiPriority="64" w:semiHidden="0" w:name="Medium Shading 2 Accent 2"/>
+    <w:lsdException w:unhideWhenUsed="0" w:uiPriority="65" w:semiHidden="0" w:name="Medium List 1 Accent 2"/>
+    <w:lsdException w:unhideWhenUsed="0" w:uiPriority="66" w:semiHidden="0" w:name="Medium List 2 Accent 2"/>
+    <w:lsdException w:unhideWhenUsed="0" w:uiPriority="67" w:semiHidden="0" w:name="Medium Grid 1 Accent 2"/>
+    <w:lsdException w:unhideWhenUsed="0" w:uiPriority="68" w:semiHidden="0" w:name="Medium Grid 2 Accent 2"/>
+    <w:lsdException w:unhideWhenUsed="0" w:uiPriority="69" w:semiHidden="0" w:name="Medium Grid 3 Accent 2"/>
+    <w:lsdException w:unhideWhenUsed="0" w:uiPriority="70" w:semiHidden="0" w:name="Dark List Accent 2"/>
+    <w:lsdException w:unhideWhenUsed="0" w:uiPriority="71" w:semiHidden="0" w:name="Colorful Shading Accent 2"/>
+    <w:lsdException w:unhideWhenUsed="0" w:uiPriority="72" w:semiHidden="0" w:name="Colorful List Accent 2"/>
+    <w:lsdException w:unhideWhenUsed="0" w:uiPriority="73" w:semiHidden="0" w:name="Colorful Grid Accent 2"/>
+    <w:lsdException w:unhideWhenUsed="0" w:uiPriority="60" w:semiHidden="0" w:name="Light Shading Accent 3"/>
+    <w:lsdException w:unhideWhenUsed="0" w:uiPriority="61" w:semiHidden="0" w:name="Light List Accent 3"/>
+    <w:lsdException w:unhideWhenUsed="0" w:uiPriority="62" w:semiHidden="0" w:name="Light Grid Accent 3"/>
+    <w:lsdException w:unhideWhenUsed="0" w:uiPriority="63" w:semiHidden="0" w:name="Medium Shading 1 Accent 3"/>
+    <w:lsdException w:unhideWhenUsed="0" w:uiPriority="64" w:semiHidden="0" w:name="Medium Shading 2 Accent 3"/>
+    <w:lsdException w:unhideWhenUsed="0" w:uiPriority="65" w:semiHidden="0" w:name="Medium List 1 Accent 3"/>
+    <w:lsdException w:unhideWhenUsed="0" w:uiPriority="66" w:semiHidden="0" w:name="Medium List 2 Accent 3"/>
+    <w:lsdException w:unhideWhenUsed="0" w:uiPriority="67" w:semiHidden="0" w:name="Medium Grid 1 Accent 3"/>
+    <w:lsdException w:unhideWhenUsed="0" w:uiPriority="68" w:semiHidden="0" w:name="Medium Grid 2 Accent 3"/>
+    <w:lsdException w:unhideWhenUsed="0" w:uiPriority="69" w:semiHidden="0" w:name="Medium Grid 3 Accent 3"/>
+    <w:lsdException w:unhideWhenUsed="0" w:uiPriority="70" w:semiHidden="0" w:name="Dark List Accent 3"/>
+    <w:lsdException w:unhideWhenUsed="0" w:uiPriority="71" w:semiHidden="0" w:name="Colorful Shading Accent 3"/>
+    <w:lsdException w:unhideWhenUsed="0" w:uiPriority="72" w:semiHidden="0" w:name="Colorful List Accent 3"/>
+    <w:lsdException w:unhideWhenUsed="0" w:uiPriority="73" w:semiHidden="0" w:name="Colorful Grid Accent 3"/>
+    <w:lsdException w:unhideWhenUsed="0" w:uiPriority="60" w:semiHidden="0" w:name="Light Shading Accent 4"/>
+    <w:lsdException w:unhideWhenUsed="0" w:uiPriority="61" w:semiHidden="0" w:name="Light List Accent 4"/>
+    <w:lsdException w:unhideWhenUsed="0" w:uiPriority="62" w:semiHidden="0" w:name="Light Grid Accent 4"/>
+    <w:lsdException w:unhideWhenUsed="0" w:uiPriority="63" w:semiHidden="0" w:name="Medium Shading 1 Accent 4"/>
+    <w:lsdException w:unhideWhenUsed="0" w:uiPriority="64" w:semiHidden="0" w:name="Medium Shading 2 Accent 4"/>
+    <w:lsdException w:unhideWhenUsed="0" w:uiPriority="65" w:semiHidden="0" w:name="Medium List 1 Accent 4"/>
+    <w:lsdException w:unhideWhenUsed="0" w:uiPriority="66" w:semiHidden="0" w:name="Medium List 2 Accent 4"/>
+    <w:lsdException w:unhideWhenUsed="0" w:uiPriority="67" w:semiHidden="0" w:name="Medium Grid 1 Accent 4"/>
+    <w:lsdException w:unhideWhenUsed="0" w:uiPriority="68" w:semiHidden="0" w:name="Medium Grid 2 Accent 4"/>
+    <w:lsdException w:unhideWhenUsed="0" w:uiPriority="69" w:semiHidden="0" w:name="Medium Grid 3 Accent 4"/>
+    <w:lsdException w:unhideWhenUsed="0" w:uiPriority="70" w:semiHidden="0" w:name="Dark List Accent 4"/>
+    <w:lsdException w:unhideWhenUsed="0" w:uiPriority="71" w:semiHidden="0" w:name="Colorful Shading Accent 4"/>
+    <w:lsdException w:unhideWhenUsed="0" w:uiPriority="72" w:semiHidden="0" w:name="Colorful List Accent 4"/>
+    <w:lsdException w:unhideWhenUsed="0" w:uiPriority="73" w:semiHidden="0" w:name="Colorful Grid Accent 4"/>
+    <w:lsdException w:unhideWhenUsed="0" w:uiPriority="60" w:semiHidden="0" w:name="Light Shading Accent 5"/>
+    <w:lsdException w:unhideWhenUsed="0" w:uiPriority="61" w:semiHidden="0" w:name="Light List Accent 5"/>
+    <w:lsdException w:unhideWhenUsed="0" w:uiPriority="62" w:semiHidden="0" w:name="Light Grid Accent 5"/>
+    <w:lsdException w:unhideWhenUsed="0" w:uiPriority="63" w:semiHidden="0" w:name="Medium Shading 1 Accent 5"/>
+    <w:lsdException w:unhideWhenUsed="0" w:uiPriority="64" w:semiHidden="0" w:name="Medium Shading 2 Accent 5"/>
+    <w:lsdException w:unhideWhenUsed="0" w:uiPriority="65" w:semiHidden="0" w:name="Medium List 1 Accent 5"/>
+    <w:lsdException w:unhideWhenUsed="0" w:uiPriority="66" w:semiHidden="0" w:name="Medium List 2 Accent 5"/>
+    <w:lsdException w:unhideWhenUsed="0" w:uiPriority="67" w:semiHidden="0" w:name="Medium Grid 1 Accent 5"/>
+    <w:lsdException w:unhideWhenUsed="0" w:uiPriority="68" w:semiHidden="0" w:name="Medium Grid 2 Accent 5"/>
+    <w:lsdException w:unhideWhenUsed="0" w:uiPriority="69" w:semiHidden="0" w:name="Medium Grid 3 Accent 5"/>
+    <w:lsdException w:unhideWhenUsed="0" w:uiPriority="70" w:semiHidden="0" w:name="Dark List Accent 5"/>
+    <w:lsdException w:unhideWhenUsed="0" w:uiPriority="71" w:semiHidden="0" w:name="Colorful Shading Accent 5"/>
+    <w:lsdException w:unhideWhenUsed="0" w:uiPriority="72" w:semiHidden="0" w:name="Colorful List Accent 5"/>
+    <w:lsdException w:unhideWhenUsed="0" w:uiPriority="73" w:semiHidden="0" w:name="Colorful Grid Accent 5"/>
+    <w:lsdException w:unhideWhenUsed="0" w:uiPriority="60" w:semiHidden="0" w:name="Light Shading Accent 6"/>
+    <w:lsdException w:unhideWhenUsed="0" w:uiPriority="61" w:semiHidden="0" w:name="Light List Accent 6"/>
+    <w:lsdException w:unhideWhenUsed="0" w:uiPriority="62" w:semiHidden="0" w:name="Light Grid Accent 6"/>
+    <w:lsdException w:unhideWhenUsed="0" w:uiPriority="63" w:semiHidden="0" w:name="Medium Shading 1 Accent 6"/>
+    <w:lsdException w:unhideWhenUsed="0" w:uiPriority="64" w:semiHidden="0" w:name="Medium Shading 2 Accent 6"/>
+    <w:lsdException w:unhideWhenUsed="0" w:uiPriority="65" w:semiHidden="0" w:name="Medium List 1 Accent 6"/>
+    <w:lsdException w:unhideWhenUsed="0" w:uiPriority="66" w:semiHidden="0" w:name="Medium List 2 Accent 6"/>
+    <w:lsdException w:unhideWhenUsed="0" w:uiPriority="67" w:semiHidden="0" w:name="Medium Grid 1 Accent 6"/>
+    <w:lsdException w:unhideWhenUsed="0" w:uiPriority="68" w:semiHidden="0" w:name="Medium Grid 2 Accent 6"/>
+    <w:lsdException w:unhideWhenUsed="0" w:uiPriority="69" w:semiHidden="0" w:name="Medium Grid 3 Accent 6"/>
+    <w:lsdException w:unhideWhenUsed="0" w:uiPriority="70" w:semiHidden="0" w:name="Dark List Accent 6"/>
+    <w:lsdException w:unhideWhenUsed="0" w:uiPriority="71" w:semiHidden="0" w:name="Colorful Shading Accent 6"/>
+    <w:lsdException w:unhideWhenUsed="0" w:uiPriority="72" w:semiHidden="0" w:name="Colorful List Accent 6"/>
+    <w:lsdException w:unhideWhenUsed="0" w:uiPriority="73" w:semiHidden="0" w:name="Colorful Grid Accent 6"/>
+  </w:latentStyles>
+  <w:style w:type="paragraph" w:default="1" w:styleId="1">
+    <w:name w:val="Normal"/>
+    <w:qFormat/>
     <w:uiPriority w:val="1"/>
-    <w:semiHidden/>
-    <w:unhideWhenUsed/>
-  </w:style>
-  <w:style w:styleId="TableNormal" w:default="1" w:type="table">
-    <w:name w:val="Table Normal"/>
-    <w:uiPriority w:val="2"/>
-    <w:semiHidden/>
-    <w:unhideWhenUsed/>
-    <w:qFormat/>
-    <w:tblPr>
-      <w:tblInd w:w="0" w:type="dxa"/>
-      <w:tblCellMar>
-        <w:top w:w="0" w:type="dxa"/>
-        <w:left w:w="0" w:type="dxa"/>
-        <w:bottom w:w="0" w:type="dxa"/>
-        <w:right w:w="0" w:type="dxa"/>
-      </w:tblCellMar>
-    </w:tblPr>
-  </w:style>
-  <w:style w:styleId="NoList" w:default="1" w:type="numbering">
-    <w:name w:val="No List"/>
-    <w:uiPriority w:val="99"/>
-    <w:semiHidden/>
-    <w:unhideWhenUsed/>
-  </w:style>
-  <w:style w:default="1" w:styleId="Normal" w:type="paragraph">
-    <w:name w:val="Normal"/>
-    <w:uiPriority w:val="1"/>
-    <w:qFormat/>
-    <w:pPr/>
+    <w:pPr>
+      <w:widowControl w:val="0"/>
+      <w:autoSpaceDE w:val="0"/>
+      <w:autoSpaceDN w:val="0"/>
+      <w:spacing w:before="0" w:after="0" w:line="240" w:lineRule="auto"/>
+      <w:ind w:left="0" w:right="0"/>
+      <w:jc w:val="left"/>
+    </w:pPr>
     <w:rPr>
       <w:rFonts w:ascii="Times New Roman" w:hAnsi="Times New Roman" w:eastAsia="Times New Roman" w:cs="Times New Roman"/>
+      <w:sz w:val="22"/>
+      <w:szCs w:val="22"/>
       <w:lang w:val="en-US" w:eastAsia="en-US" w:bidi="ar-SA"/>
     </w:rPr>
   </w:style>
-  <w:style w:styleId="BodyText" w:type="paragraph">
-    <w:name w:val="Body Text"/>
-    <w:basedOn w:val="Normal"/>
+  <w:style w:type="paragraph" w:styleId="2">
+    <w:name w:val="heading 1"/>
+    <w:basedOn w:val="1"/>
+    <w:qFormat/>
     <w:uiPriority w:val="1"/>
-    <w:qFormat/>
-    <w:pPr/>
-    <w:rPr>
-      <w:rFonts w:ascii="Times New Roman" w:hAnsi="Times New Roman" w:eastAsia="Times New Roman" w:cs="Times New Roman"/>
-      <w:sz w:val="24"/>
-      <w:szCs w:val="24"/>
-      <w:lang w:val="en-US" w:eastAsia="en-US" w:bidi="ar-SA"/>
-    </w:rPr>
-  </w:style>
-  <w:style w:styleId="Heading1" w:type="paragraph">
-    <w:name w:val="Heading 1"/>
-    <w:basedOn w:val="Normal"/>
-    <w:uiPriority w:val="1"/>
-    <w:qFormat/>
     <w:pPr>
       <w:ind w:left="251"/>
       <w:outlineLvl w:val="1"/>
@@ -7354,11 +8354,43 @@
       <w:lang w:val="en-US" w:eastAsia="en-US" w:bidi="ar-SA"/>
     </w:rPr>
   </w:style>
-  <w:style w:styleId="Title" w:type="paragraph">
+  <w:style w:type="character" w:default="1" w:styleId="6">
+    <w:name w:val="Default Paragraph Font"/>
+    <w:semiHidden/>
+    <w:unhideWhenUsed/>
+    <w:qFormat/>
+    <w:uiPriority w:val="1"/>
+  </w:style>
+  <w:style w:type="table" w:default="1" w:styleId="5">
+    <w:name w:val="Normal Table"/>
+    <w:semiHidden/>
+    <w:uiPriority w:val="0"/>
+    <w:tblPr>
+      <w:tblCellMar>
+        <w:top w:w="0" w:type="dxa"/>
+        <w:left w:w="108" w:type="dxa"/>
+        <w:bottom w:w="0" w:type="dxa"/>
+        <w:right w:w="108" w:type="dxa"/>
+      </w:tblCellMar>
+    </w:tblPr>
+  </w:style>
+  <w:style w:type="paragraph" w:styleId="3">
+    <w:name w:val="Body Text"/>
+    <w:basedOn w:val="1"/>
+    <w:qFormat/>
+    <w:uiPriority w:val="1"/>
+    <w:rPr>
+      <w:rFonts w:ascii="Times New Roman" w:hAnsi="Times New Roman" w:eastAsia="Times New Roman" w:cs="Times New Roman"/>
+      <w:sz w:val="24"/>
+      <w:szCs w:val="24"/>
+      <w:lang w:val="en-US" w:eastAsia="en-US" w:bidi="ar-SA"/>
+    </w:rPr>
+  </w:style>
+  <w:style w:type="paragraph" w:styleId="4">
     <w:name w:val="Title"/>
-    <w:basedOn w:val="Normal"/>
+    <w:basedOn w:val="1"/>
+    <w:qFormat/>
     <w:uiPriority w:val="1"/>
-    <w:qFormat/>
     <w:pPr>
       <w:spacing w:line="413" w:lineRule="exact"/>
       <w:ind w:left="1791" w:right="2214"/>
@@ -7373,22 +8405,35 @@
       <w:lang w:val="en-US" w:eastAsia="en-US" w:bidi="ar-SA"/>
     </w:rPr>
   </w:style>
-  <w:style w:styleId="ListParagraph" w:type="paragraph">
+  <w:style w:type="table" w:customStyle="1" w:styleId="7">
+    <w:name w:val="Table Normal"/>
+    <w:semiHidden/>
+    <w:unhideWhenUsed/>
+    <w:qFormat/>
+    <w:uiPriority w:val="2"/>
+    <w:tblPr>
+      <w:tblCellMar>
+        <w:top w:w="0" w:type="dxa"/>
+        <w:left w:w="0" w:type="dxa"/>
+        <w:bottom w:w="0" w:type="dxa"/>
+        <w:right w:w="0" w:type="dxa"/>
+      </w:tblCellMar>
+    </w:tblPr>
+  </w:style>
+  <w:style w:type="paragraph" w:styleId="8">
     <w:name w:val="List Paragraph"/>
-    <w:basedOn w:val="Normal"/>
+    <w:basedOn w:val="1"/>
+    <w:qFormat/>
     <w:uiPriority w:val="1"/>
-    <w:qFormat/>
-    <w:pPr/>
     <w:rPr>
       <w:lang w:val="en-US" w:eastAsia="en-US" w:bidi="ar-SA"/>
     </w:rPr>
   </w:style>
-  <w:style w:styleId="TableParagraph" w:type="paragraph">
+  <w:style w:type="paragraph" w:customStyle="1" w:styleId="9">
     <w:name w:val="Table Paragraph"/>
-    <w:basedOn w:val="Normal"/>
+    <w:basedOn w:val="1"/>
+    <w:qFormat/>
     <w:uiPriority w:val="1"/>
-    <w:qFormat/>
-    <w:pPr/>
     <w:rPr>
       <w:rFonts w:ascii="Times New Roman" w:hAnsi="Times New Roman" w:eastAsia="Times New Roman" w:cs="Times New Roman"/>
       <w:lang w:val="en-US" w:eastAsia="en-US" w:bidi="ar-SA"/>
@@ -7676,6 +8721,24 @@
     </a:fmtScheme>
   </a:themeElements>
   <a:objectDefaults/>
-  <a:extraClrSchemeLst/>
 </a:theme>
+</file>
+
+<file path=customXml/item1.xml><?xml version="1.0" encoding="utf-8"?>
+<s:customData xmlns="http://www.wps.cn/officeDocument/2013/wpsCustomData" xmlns:s="http://www.wps.cn/officeDocument/2013/wpsCustomData">
+  <customSectProps>
+    <customSectPr/>
+  </customSectProps>
+  <customShpExts>
+    <customShpInfo spid="_x0000_s1026" textRotate="1"/>
+  </customShpExts>
+</s:customData>
+</file>
+
+<file path=customXml/itemProps1.xml><?xml version="1.0" encoding="utf-8"?>
+<ds:datastoreItem xmlns:ds="http://schemas.openxmlformats.org/officeDocument/2006/customXml" ds:itemID="{B1977F7D-205B-4081-913C-38D41E755F92}">
+  <ds:schemaRefs>
+    <ds:schemaRef ds:uri="http://www.wps.cn/officeDocument/2013/wpsCustomData"/>
+  </ds:schemaRefs>
+</ds:datastoreItem>
 </file>
--- a/大三上学期/计算与复杂度/历年卷/2024-CS370FZ-January.docx
+++ b/大三上学期/计算与复杂度/历年卷/2024-CS370FZ-January.docx
@@ -10,8 +10,6 @@
           <w:sz w:val="20"/>
         </w:rPr>
       </w:pPr>
-      <w:bookmarkStart w:id="0" w:name="_GoBack"/>
-      <w:bookmarkEnd w:id="0"/>
       <w:r>
         <w:rPr>
           <w:sz w:val="20"/>
@@ -1233,7 +1231,7 @@
                                 </w:tblCellMar>
                               </w:tblPrEx>
                               <w:trPr>
-                                <w:trHeight w:val="664" w:hRule="atLeast"/>
+                                <w:trHeight w:val="849" w:hRule="atLeast"/>
                               </w:trPr>
                               <w:tc>
                                 <w:tcPr>
@@ -1342,28 +1340,20 @@
                                 <w:p>
                                   <w:pPr>
                                     <w:pStyle w:val="9"/>
+                                    <w:numPr>
+                                      <w:ilvl w:val="0"/>
+                                      <w:numId w:val="1"/>
+                                    </w:numPr>
                                     <w:tabs>
                                       <w:tab w:val="left" w:pos="616"/>
                                     </w:tabs>
                                     <w:spacing w:before="110"/>
                                     <w:ind w:left="50"/>
                                     <w:rPr>
+                                      <w:spacing w:val="-10"/>
                                       <w:sz w:val="24"/>
                                     </w:rPr>
                                   </w:pPr>
-                                  <w:r>
-                                    <w:rPr>
-                                      <w:spacing w:val="-5"/>
-                                      <w:sz w:val="24"/>
-                                    </w:rPr>
-                                    <w:t>(i)</w:t>
-                                  </w:r>
-                                  <w:r>
-                                    <w:rPr>
-                                      <w:sz w:val="24"/>
-                                    </w:rPr>
-                                    <w:tab/>
-                                  </w:r>
                                   <w:r>
                                     <w:rPr>
                                       <w:sz w:val="24"/>
@@ -1477,6 +1467,7 @@
                                   <w:pPr>
                                     <w:pStyle w:val="9"/>
                                     <w:numPr>
+                                      <w:ilvl w:val="0"/>
                                       <w:numId w:val="0"/>
                                     </w:numPr>
                                     <w:tabs>
@@ -1497,7 +1488,7 @@
                                     <w:pStyle w:val="9"/>
                                     <w:numPr>
                                       <w:ilvl w:val="0"/>
-                                      <w:numId w:val="1"/>
+                                      <w:numId w:val="2"/>
                                     </w:numPr>
                                     <w:tabs>
                                       <w:tab w:val="left" w:pos="616"/>
@@ -1574,7 +1565,7 @@
                                     <w:pStyle w:val="9"/>
                                     <w:numPr>
                                       <w:ilvl w:val="0"/>
-                                      <w:numId w:val="1"/>
+                                      <w:numId w:val="2"/>
                                     </w:numPr>
                                     <w:tabs>
                                       <w:tab w:val="left" w:pos="616"/>
@@ -2212,7 +2203,7 @@
                           </w:tblCellMar>
                         </w:tblPrEx>
                         <w:trPr>
-                          <w:trHeight w:val="664" w:hRule="atLeast"/>
+                          <w:trHeight w:val="849" w:hRule="atLeast"/>
                         </w:trPr>
                         <w:tc>
                           <w:tcPr>
@@ -2321,28 +2312,20 @@
                           <w:p>
                             <w:pPr>
                               <w:pStyle w:val="9"/>
+                              <w:numPr>
+                                <w:ilvl w:val="0"/>
+                                <w:numId w:val="1"/>
+                              </w:numPr>
                               <w:tabs>
                                 <w:tab w:val="left" w:pos="616"/>
                               </w:tabs>
                               <w:spacing w:before="110"/>
                               <w:ind w:left="50"/>
                               <w:rPr>
+                                <w:spacing w:val="-10"/>
                                 <w:sz w:val="24"/>
                               </w:rPr>
                             </w:pPr>
-                            <w:r>
-                              <w:rPr>
-                                <w:spacing w:val="-5"/>
-                                <w:sz w:val="24"/>
-                              </w:rPr>
-                              <w:t>(i)</w:t>
-                            </w:r>
-                            <w:r>
-                              <w:rPr>
-                                <w:sz w:val="24"/>
-                              </w:rPr>
-                              <w:tab/>
-                            </w:r>
                             <w:r>
                               <w:rPr>
                                 <w:sz w:val="24"/>
@@ -2456,6 +2439,7 @@
                             <w:pPr>
                               <w:pStyle w:val="9"/>
                               <w:numPr>
+                                <w:ilvl w:val="0"/>
                                 <w:numId w:val="0"/>
                               </w:numPr>
                               <w:tabs>
@@ -2476,7 +2460,7 @@
                               <w:pStyle w:val="9"/>
                               <w:numPr>
                                 <w:ilvl w:val="0"/>
-                                <w:numId w:val="1"/>
+                                <w:numId w:val="2"/>
                               </w:numPr>
                               <w:tabs>
                                 <w:tab w:val="left" w:pos="616"/>
@@ -2553,7 +2537,7 @@
                               <w:pStyle w:val="9"/>
                               <w:numPr>
                                 <w:ilvl w:val="0"/>
-                                <w:numId w:val="1"/>
+                                <w:numId w:val="2"/>
                               </w:numPr>
                               <w:tabs>
                                 <w:tab w:val="left" w:pos="616"/>
@@ -5555,7 +5539,7 @@
                                     <w:pStyle w:val="9"/>
                                     <w:numPr>
                                       <w:ilvl w:val="0"/>
-                                      <w:numId w:val="2"/>
+                                      <w:numId w:val="3"/>
                                     </w:numPr>
                                     <w:tabs>
                                       <w:tab w:val="left" w:pos="616"/>
@@ -5580,7 +5564,7 @@
                                     <w:pStyle w:val="9"/>
                                     <w:numPr>
                                       <w:ilvl w:val="0"/>
-                                      <w:numId w:val="2"/>
+                                      <w:numId w:val="3"/>
                                     </w:numPr>
                                     <w:tabs>
                                       <w:tab w:val="left" w:pos="616"/>
@@ -5605,7 +5589,7 @@
                                     <w:pStyle w:val="9"/>
                                     <w:numPr>
                                       <w:ilvl w:val="0"/>
-                                      <w:numId w:val="2"/>
+                                      <w:numId w:val="3"/>
                                     </w:numPr>
                                     <w:tabs>
                                       <w:tab w:val="left" w:pos="616"/>
@@ -5692,7 +5676,7 @@
                                     <w:pStyle w:val="9"/>
                                     <w:numPr>
                                       <w:ilvl w:val="0"/>
-                                      <w:numId w:val="3"/>
+                                      <w:numId w:val="4"/>
                                     </w:numPr>
                                     <w:tabs>
                                       <w:tab w:val="left" w:pos="616"/>
@@ -5717,7 +5701,7 @@
                                     <w:pStyle w:val="9"/>
                                     <w:numPr>
                                       <w:ilvl w:val="0"/>
-                                      <w:numId w:val="3"/>
+                                      <w:numId w:val="4"/>
                                     </w:numPr>
                                     <w:tabs>
                                       <w:tab w:val="left" w:pos="616"/>
@@ -5742,7 +5726,7 @@
                                     <w:pStyle w:val="9"/>
                                     <w:numPr>
                                       <w:ilvl w:val="0"/>
-                                      <w:numId w:val="3"/>
+                                      <w:numId w:val="4"/>
                                     </w:numPr>
                                     <w:tabs>
                                       <w:tab w:val="left" w:pos="616"/>
@@ -6654,7 +6638,7 @@
                               <w:pStyle w:val="9"/>
                               <w:numPr>
                                 <w:ilvl w:val="0"/>
-                                <w:numId w:val="2"/>
+                                <w:numId w:val="3"/>
                               </w:numPr>
                               <w:tabs>
                                 <w:tab w:val="left" w:pos="616"/>
@@ -6679,7 +6663,7 @@
                               <w:pStyle w:val="9"/>
                               <w:numPr>
                                 <w:ilvl w:val="0"/>
-                                <w:numId w:val="2"/>
+                                <w:numId w:val="3"/>
                               </w:numPr>
                               <w:tabs>
                                 <w:tab w:val="left" w:pos="616"/>
@@ -6704,7 +6688,7 @@
                               <w:pStyle w:val="9"/>
                               <w:numPr>
                                 <w:ilvl w:val="0"/>
-                                <w:numId w:val="2"/>
+                                <w:numId w:val="3"/>
                               </w:numPr>
                               <w:tabs>
                                 <w:tab w:val="left" w:pos="616"/>
@@ -6772,12 +6756,6 @@
                             <w:insideH w:val="none" w:color="auto" w:sz="0" w:space="0"/>
                             <w:insideV w:val="none" w:color="auto" w:sz="0" w:space="0"/>
                           </w:tblBorders>
-                          <w:tblCellMar>
-                            <w:top w:w="0" w:type="dxa"/>
-                            <w:left w:w="0" w:type="dxa"/>
-                            <w:bottom w:w="0" w:type="dxa"/>
-                            <w:right w:w="0" w:type="dxa"/>
-                          </w:tblCellMar>
                         </w:tblPrEx>
                         <w:trPr>
                           <w:trHeight w:val="1583" w:hRule="atLeast"/>
@@ -6791,7 +6769,7 @@
                               <w:pStyle w:val="9"/>
                               <w:numPr>
                                 <w:ilvl w:val="0"/>
-                                <w:numId w:val="3"/>
+                                <w:numId w:val="4"/>
                               </w:numPr>
                               <w:tabs>
                                 <w:tab w:val="left" w:pos="616"/>
@@ -6816,7 +6794,7 @@
                               <w:pStyle w:val="9"/>
                               <w:numPr>
                                 <w:ilvl w:val="0"/>
-                                <w:numId w:val="3"/>
+                                <w:numId w:val="4"/>
                               </w:numPr>
                               <w:tabs>
                                 <w:tab w:val="left" w:pos="616"/>
@@ -6841,7 +6819,7 @@
                               <w:pStyle w:val="9"/>
                               <w:numPr>
                                 <w:ilvl w:val="0"/>
-                                <w:numId w:val="3"/>
+                                <w:numId w:val="4"/>
                               </w:numPr>
                               <w:tabs>
                                 <w:tab w:val="left" w:pos="616"/>
@@ -7538,6 +7516,81 @@
       <w:pPr>
         <w:pStyle w:val="3"/>
         <w:spacing w:before="220"/>
+      </w:pPr>
+    </w:p>
+    <w:p>
+      <w:pPr>
+        <w:spacing w:before="0"/>
+        <w:ind w:left="150" w:right="423" w:firstLine="0"/>
+        <w:jc w:val="center"/>
+        <w:rPr>
+          <w:sz w:val="20"/>
+        </w:rPr>
+      </w:pPr>
+    </w:p>
+    <w:p>
+      <w:pPr>
+        <w:spacing w:before="0"/>
+        <w:ind w:left="150" w:right="423" w:firstLine="0"/>
+        <w:jc w:val="center"/>
+        <w:rPr>
+          <w:sz w:val="20"/>
+        </w:rPr>
+      </w:pPr>
+      <w:r>
+        <w:rPr>
+          <w:rFonts w:hint="default"/>
+          <w:lang w:val="en-US" w:eastAsia="zh-CN"/>
+        </w:rPr>
+        <w:drawing>
+          <wp:inline distT="0" distB="0" distL="114300" distR="114300">
+            <wp:extent cx="5270500" cy="2165350"/>
+            <wp:effectExtent l="0" t="0" r="6350" b="6350"/>
+            <wp:docPr id="7" name="图片 7" descr="2af9b24e61895a95143373c6456dad81"/>
+            <wp:cNvGraphicFramePr>
+              <a:graphicFrameLocks xmlns:a="http://schemas.openxmlformats.org/drawingml/2006/main" noChangeAspect="1"/>
+            </wp:cNvGraphicFramePr>
+            <a:graphic xmlns:a="http://schemas.openxmlformats.org/drawingml/2006/main">
+              <a:graphicData uri="http://schemas.openxmlformats.org/drawingml/2006/picture">
+                <pic:pic xmlns:pic="http://schemas.openxmlformats.org/drawingml/2006/picture">
+                  <pic:nvPicPr>
+                    <pic:cNvPr id="7" name="图片 7" descr="2af9b24e61895a95143373c6456dad81"/>
+                    <pic:cNvPicPr>
+                      <a:picLocks noChangeAspect="1"/>
+                    </pic:cNvPicPr>
+                  </pic:nvPicPr>
+                  <pic:blipFill>
+                    <a:blip r:embed="rId14"/>
+                    <a:stretch>
+                      <a:fillRect/>
+                    </a:stretch>
+                  </pic:blipFill>
+                  <pic:spPr>
+                    <a:xfrm>
+                      <a:off x="0" y="0"/>
+                      <a:ext cx="5270500" cy="2165350"/>
+                    </a:xfrm>
+                    <a:prstGeom prst="rect">
+                      <a:avLst/>
+                    </a:prstGeom>
+                  </pic:spPr>
+                </pic:pic>
+              </a:graphicData>
+            </a:graphic>
+          </wp:inline>
+        </w:drawing>
+      </w:r>
+      <w:bookmarkStart w:id="0" w:name="_GoBack"/>
+      <w:bookmarkEnd w:id="0"/>
+    </w:p>
+    <w:p>
+      <w:pPr>
+        <w:spacing w:before="0"/>
+        <w:ind w:left="150" w:right="423" w:firstLine="0"/>
+        <w:jc w:val="center"/>
+        <w:rPr>
+          <w:sz w:val="20"/>
+        </w:rPr>
       </w:pPr>
     </w:p>
     <w:p>
@@ -7914,6 +7967,17 @@
     </w:lvl>
   </w:abstractNum>
   <w:abstractNum w:abstractNumId="2">
+    <w:nsid w:val="018B70B1"/>
+    <w:multiLevelType w:val="singleLevel"/>
+    <w:tmpl w:val="018B70B1"/>
+    <w:lvl w:ilvl="0" w:tentative="0">
+      <w:start w:val="1"/>
+      <w:numFmt w:val="lowerRoman"/>
+      <w:lvlText w:val="(%1)"/>
+      <w:lvlJc w:val="left"/>
+    </w:lvl>
+  </w:abstractNum>
+  <w:abstractNum w:abstractNumId="3">
     <w:nsid w:val="59ADCABA"/>
     <w:multiLevelType w:val="multilevel"/>
     <w:tmpl w:val="59ADCABA"/>
@@ -8045,13 +8109,16 @@
     </w:lvl>
   </w:abstractNum>
   <w:num w:numId="1">
+    <w:abstractNumId w:val="2"/>
+  </w:num>
+  <w:num w:numId="2">
     <w:abstractNumId w:val="1"/>
   </w:num>
-  <w:num w:numId="2">
+  <w:num w:numId="3">
     <w:abstractNumId w:val="0"/>
   </w:num>
-  <w:num w:numId="3">
-    <w:abstractNumId w:val="2"/>
+  <w:num w:numId="4">
+    <w:abstractNumId w:val="3"/>
   </w:num>
 </w:numbering>
 </file>
